--- a/docs/openshift-gpu-rdma-setup.docx
+++ b/docs/openshift-gpu-rdma-setup.docx
@@ -10357,7 +10357,7 @@
         <w:t xml:space="preserve"> </w:t>
       </w:r>
       <w:r>
-        <w:t xml:space="preserve">This triggers a rolling reboot of all GPU nodes (one at a time). Wait for the MachineConfigPool to show</w:t>
+        <w:t xml:space="preserve">This triggers a rolling reboot of all GPU nodes. Wait for the MachineConfigPool to show</w:t>
       </w:r>
       <w:r>
         <w:t xml:space="preserve"> </w:t>
@@ -10373,6 +10373,61 @@
       </w:r>
       <w:r>
         <w:t xml:space="preserve">before proceeding.</w:t>
+      </w:r>
+    </w:p>
+    <w:p>
+      <w:pPr>
+        <w:pStyle w:val="FirstParagraph"/>
+      </w:pPr>
+      <w:r>
+        <w:t xml:space="preserve">To speed up the rollout, increase parallel updates (default is 1 node at a time):</w:t>
+      </w:r>
+    </w:p>
+    <w:p>
+      <w:pPr>
+        <w:pStyle w:val="SourceCode"/>
+      </w:pPr>
+      <w:r>
+        <w:rPr>
+          <w:rStyle w:val="ExtensionTok"/>
+        </w:rPr>
+        <w:t xml:space="preserve">oc</w:t>
+      </w:r>
+      <w:r>
+        <w:rPr>
+          <w:rStyle w:val="NormalTok"/>
+        </w:rPr>
+        <w:t xml:space="preserve"> patch mcp gdr </w:t>
+      </w:r>
+      <w:r>
+        <w:rPr>
+          <w:rStyle w:val="AttributeTok"/>
+        </w:rPr>
+        <w:t xml:space="preserve">--type</w:t>
+      </w:r>
+      <w:r>
+        <w:rPr>
+          <w:rStyle w:val="NormalTok"/>
+        </w:rPr>
+        <w:t xml:space="preserve"> merge </w:t>
+      </w:r>
+      <w:r>
+        <w:rPr>
+          <w:rStyle w:val="AttributeTok"/>
+        </w:rPr>
+        <w:t xml:space="preserve">-p</w:t>
+      </w:r>
+      <w:r>
+        <w:rPr>
+          <w:rStyle w:val="NormalTok"/>
+        </w:rPr>
+        <w:t xml:space="preserve"> </w:t>
+      </w:r>
+      <w:r>
+        <w:rPr>
+          <w:rStyle w:val="StringTok"/>
+        </w:rPr>
+        <w:t xml:space="preserve">'{"spec":{"maxUnavailable":4}}'</w:t>
       </w:r>
     </w:p>
     <w:p>

--- a/docs/openshift-gpu-rdma-setup.docx
+++ b/docs/openshift-gpu-rdma-setup.docx
@@ -7508,7 +7508,7 @@
         <w:rPr>
           <w:rStyle w:val="CharTok"/>
         </w:rPr>
-        <w:t xml:space="preserve">false</w:t>
+        <w:t xml:space="preserve">true</w:t>
       </w:r>
       <w:r>
         <w:br/>
@@ -7713,6 +7713,27 @@
       </w:r>
       <w:r>
         <w:t xml:space="preserve">— enables Container Device Interface for GPU passthrough</w:t>
+      </w:r>
+      <w:r>
+        <w:t xml:space="preserve"> </w:t>
+      </w:r>
+      <w:r>
+        <w:t xml:space="preserve">-</w:t>
+      </w:r>
+      <w:r>
+        <w:t xml:space="preserve"> </w:t>
+      </w:r>
+      <w:r>
+        <w:rPr>
+          <w:rStyle w:val="VerbatimChar"/>
+        </w:rPr>
+        <w:t xml:space="preserve">gdrcopy.enabled: true</w:t>
+      </w:r>
+      <w:r>
+        <w:t xml:space="preserve"> </w:t>
+      </w:r>
+      <w:r>
+        <w:t xml:space="preserve">— enables GPU Direct Copy for low-latency GPU memory transfers (required for optimal RDMA performance)</w:t>
       </w:r>
     </w:p>
     <w:bookmarkEnd w:id="19"/>
@@ -32100,7 +32121,7 @@
               <w:pStyle w:val="Compact"/>
             </w:pPr>
             <w:r>
-              <w:t xml:space="preserve">25.10.1</w:t>
+              <w:t xml:space="preserve">26.3.0</w:t>
             </w:r>
           </w:p>
         </w:tc>

--- a/docs/openshift-gpu-rdma-setup.docx
+++ b/docs/openshift-gpu-rdma-setup.docx
@@ -2,7 +2,7 @@
 <file path=word/document.xml><?xml version="1.0" encoding="utf-8"?>
 <w:document xmlns:w="http://schemas.openxmlformats.org/wordprocessingml/2006/main" xmlns:m="http://schemas.openxmlformats.org/officeDocument/2006/math" xmlns:r="http://schemas.openxmlformats.org/officeDocument/2006/relationships" xmlns:o="urn:schemas-microsoft-com:office:office" xmlns:v="urn:schemas-microsoft-com:vml" xmlns:w10="urn:schemas-microsoft-com:office:word" xmlns:a="http://schemas.openxmlformats.org/drawingml/2006/main" xmlns:pic="http://schemas.openxmlformats.org/drawingml/2006/picture" xmlns:wp="http://schemas.openxmlformats.org/drawingml/2006/wordprocessingDrawing">
   <w:body>
-    <w:bookmarkStart w:id="69" w:name="openshift-gpu-rdma-deployment-guide"/>
+    <w:bookmarkStart w:id="71" w:name="openshift-gpu-rdma-deployment-guide"/>
     <w:p>
       <w:pPr>
         <w:pStyle w:val="Heading1"/>
@@ -8744,7 +8744,7 @@
       </w:r>
     </w:p>
     <w:bookmarkEnd w:id="24"/>
-    <w:bookmarkStart w:id="44" w:name="option-a-dra-cloud-vms"/>
+    <w:bookmarkStart w:id="46" w:name="option-a-dra-cloud-vms"/>
     <w:p>
       <w:pPr>
         <w:pStyle w:val="Heading2"/>
@@ -15481,7 +15481,7 @@
       </w:r>
     </w:p>
     <w:bookmarkEnd w:id="34"/>
-    <w:bookmarkStart w:id="41" w:name="a3.-dra-gpu-nic-admission-webhook"/>
+    <w:bookmarkStart w:id="42" w:name="a3.-dra-gpu-nic-admission-webhook"/>
     <w:p>
       <w:pPr>
         <w:pStyle w:val="Heading3"/>
@@ -15532,13 +15532,13 @@
         </w:r>
       </w:hyperlink>
     </w:p>
-    <w:bookmarkStart w:id="36" w:name="clone-and-generate-tls-certificates"/>
+    <w:bookmarkStart w:id="36" w:name="build-the-webhook-image-optional"/>
     <w:p>
       <w:pPr>
         <w:pStyle w:val="Heading4"/>
       </w:pPr>
       <w:r>
-        <w:t xml:space="preserve">Clone and generate TLS certificates</w:t>
+        <w:t xml:space="preserve">Build the webhook image (optional)</w:t>
       </w:r>
     </w:p>
     <w:p>
@@ -15546,7 +15546,7 @@
         <w:pStyle w:val="FirstParagraph"/>
       </w:pPr>
       <w:r>
-        <w:t xml:space="preserve">The webhook requires a valid TLS certificate. The certificate’s CN and SAN must match the webhook service name exactly:</w:t>
+        <w:t xml:space="preserve">If you need to build a custom image, the repo includes a multi-stage Dockerfile:</w:t>
       </w:r>
     </w:p>
     <w:p>
@@ -15555,42 +15555,120 @@
       </w:pPr>
       <w:r>
         <w:rPr>
-          <w:rStyle w:val="FunctionTok"/>
-        </w:rPr>
-        <w:t xml:space="preserve">git</w:t>
-      </w:r>
-      <w:r>
-        <w:rPr>
-          <w:rStyle w:val="NormalTok"/>
-        </w:rPr>
-        <w:t xml:space="preserve"> clone https://github.com/openshift-psap/dra-rail-admission-webhook.git</w:t>
-      </w:r>
-      <w:r>
-        <w:br/>
-      </w:r>
-      <w:r>
-        <w:rPr>
-          <w:rStyle w:val="BuiltInTok"/>
-        </w:rPr>
-        <w:t xml:space="preserve">cd</w:t>
-      </w:r>
-      <w:r>
-        <w:rPr>
-          <w:rStyle w:val="NormalTok"/>
-        </w:rPr>
-        <w:t xml:space="preserve"> dra-rail-admission-webhook</w:t>
-      </w:r>
-      <w:r>
-        <w:br/>
-      </w:r>
-      <w:r>
-        <w:br/>
+          <w:rStyle w:val="KeywordTok"/>
+        </w:rPr>
+        <w:t xml:space="preserve">FROM</w:t>
+      </w:r>
+      <w:r>
+        <w:rPr>
+          <w:rStyle w:val="NormalTok"/>
+        </w:rPr>
+        <w:t xml:space="preserve"> golang:1.25 </w:t>
+      </w:r>
+      <w:r>
+        <w:rPr>
+          <w:rStyle w:val="KeywordTok"/>
+        </w:rPr>
+        <w:t xml:space="preserve">AS</w:t>
+      </w:r>
+      <w:r>
+        <w:rPr>
+          <w:rStyle w:val="NormalTok"/>
+        </w:rPr>
+        <w:t xml:space="preserve"> builder</w:t>
+      </w:r>
+      <w:r>
+        <w:br/>
+      </w:r>
+      <w:r>
+        <w:rPr>
+          <w:rStyle w:val="KeywordTok"/>
+        </w:rPr>
+        <w:t xml:space="preserve">WORKDIR</w:t>
+      </w:r>
+      <w:r>
+        <w:rPr>
+          <w:rStyle w:val="NormalTok"/>
+        </w:rPr>
+        <w:t xml:space="preserve"> /workspace</w:t>
+      </w:r>
+      <w:r>
+        <w:br/>
+      </w:r>
+      <w:r>
+        <w:rPr>
+          <w:rStyle w:val="KeywordTok"/>
+        </w:rPr>
+        <w:t xml:space="preserve">COPY</w:t>
+      </w:r>
+      <w:r>
+        <w:rPr>
+          <w:rStyle w:val="NormalTok"/>
+        </w:rPr>
+        <w:t xml:space="preserve"> go.mod go.sum ./</w:t>
+      </w:r>
+      <w:r>
+        <w:br/>
+      </w:r>
+      <w:r>
+        <w:rPr>
+          <w:rStyle w:val="KeywordTok"/>
+        </w:rPr>
+        <w:t xml:space="preserve">RUN</w:t>
+      </w:r>
+      <w:r>
+        <w:rPr>
+          <w:rStyle w:val="NormalTok"/>
+        </w:rPr>
+        <w:t xml:space="preserve"> </w:t>
+      </w:r>
+      <w:r>
+        <w:rPr>
+          <w:rStyle w:val="ExtensionTok"/>
+        </w:rPr>
+        <w:t xml:space="preserve">go</w:t>
+      </w:r>
+      <w:r>
+        <w:rPr>
+          <w:rStyle w:val="NormalTok"/>
+        </w:rPr>
+        <w:t xml:space="preserve"> mod download</w:t>
+      </w:r>
+      <w:r>
+        <w:br/>
+      </w:r>
+      <w:r>
+        <w:rPr>
+          <w:rStyle w:val="KeywordTok"/>
+        </w:rPr>
+        <w:t xml:space="preserve">COPY</w:t>
+      </w:r>
+      <w:r>
+        <w:rPr>
+          <w:rStyle w:val="NormalTok"/>
+        </w:rPr>
+        <w:t xml:space="preserve"> . .</w:t>
+      </w:r>
+      <w:r>
+        <w:br/>
+      </w:r>
+      <w:r>
+        <w:rPr>
+          <w:rStyle w:val="KeywordTok"/>
+        </w:rPr>
+        <w:t xml:space="preserve">RUN</w:t>
+      </w:r>
+      <w:r>
+        <w:rPr>
+          <w:rStyle w:val="NormalTok"/>
+        </w:rPr>
+        <w:t xml:space="preserve"> </w:t>
       </w:r>
       <w:r>
         <w:rPr>
           <w:rStyle w:val="VariableTok"/>
         </w:rPr>
-        <w:t xml:space="preserve">NAMESPACE</w:t>
+        <w:t xml:space="preserve">CGO_ENABLED</w:t>
       </w:r>
       <w:r>
         <w:rPr>
@@ -15602,52 +15680,70 @@
         <w:rPr>
           <w:rStyle w:val="NormalTok"/>
         </w:rPr>
-        <w:t xml:space="preserve">dra-webhook-system</w:t>
-      </w:r>
-      <w:r>
-        <w:br/>
-      </w:r>
-      <w:r>
-        <w:br/>
-      </w:r>
-      <w:r>
-        <w:rPr>
-          <w:rStyle w:val="CommentTok"/>
-        </w:rPr>
-        <w:t xml:space="preserve"># Create namespace</w:t>
-      </w:r>
-      <w:r>
-        <w:br/>
+        <w:t xml:space="preserve">0 </w:t>
+      </w:r>
+      <w:r>
+        <w:rPr>
+          <w:rStyle w:val="VariableTok"/>
+        </w:rPr>
+        <w:t xml:space="preserve">GOOS</w:t>
+      </w:r>
+      <w:r>
+        <w:rPr>
+          <w:rStyle w:val="OperatorTok"/>
+        </w:rPr>
+        <w:t xml:space="preserve">=</w:t>
+      </w:r>
+      <w:r>
+        <w:rPr>
+          <w:rStyle w:val="NormalTok"/>
+        </w:rPr>
+        <w:t xml:space="preserve">linux </w:t>
       </w:r>
       <w:r>
         <w:rPr>
           <w:rStyle w:val="ExtensionTok"/>
         </w:rPr>
-        <w:t xml:space="preserve">oc</w:t>
-      </w:r>
-      <w:r>
-        <w:rPr>
-          <w:rStyle w:val="NormalTok"/>
-        </w:rPr>
-        <w:t xml:space="preserve"> create namespace </w:t>
+        <w:t xml:space="preserve">go</w:t>
+      </w:r>
+      <w:r>
+        <w:rPr>
+          <w:rStyle w:val="NormalTok"/>
+        </w:rPr>
+        <w:t xml:space="preserve"> build </w:t>
+      </w:r>
+      <w:r>
+        <w:rPr>
+          <w:rStyle w:val="AttributeTok"/>
+        </w:rPr>
+        <w:t xml:space="preserve">-o</w:t>
+      </w:r>
+      <w:r>
+        <w:rPr>
+          <w:rStyle w:val="NormalTok"/>
+        </w:rPr>
+        <w:t xml:space="preserve"> webhook ./cmd/webhook/</w:t>
+      </w:r>
+      <w:r>
+        <w:br/>
+      </w:r>
+      <w:r>
+        <w:rPr>
+          <w:rStyle w:val="KeywordTok"/>
+        </w:rPr>
+        <w:t xml:space="preserve">RUN</w:t>
+      </w:r>
+      <w:r>
+        <w:rPr>
+          <w:rStyle w:val="NormalTok"/>
+        </w:rPr>
+        <w:t xml:space="preserve"> </w:t>
       </w:r>
       <w:r>
         <w:rPr>
           <w:rStyle w:val="VariableTok"/>
         </w:rPr>
-        <w:t xml:space="preserve">$NAMESPACE</w:t>
-      </w:r>
-      <w:r>
-        <w:rPr>
-          <w:rStyle w:val="NormalTok"/>
-        </w:rPr>
-        <w:t xml:space="preserve"> </w:t>
-      </w:r>
-      <w:r>
-        <w:rPr>
-          <w:rStyle w:val="AttributeTok"/>
-        </w:rPr>
-        <w:t xml:space="preserve">--dry-run</w:t>
+        <w:t xml:space="preserve">CGO_ENABLED</w:t>
       </w:r>
       <w:r>
         <w:rPr>
@@ -15659,7 +15755,37 @@
         <w:rPr>
           <w:rStyle w:val="NormalTok"/>
         </w:rPr>
-        <w:t xml:space="preserve">client </w:t>
+        <w:t xml:space="preserve">0 </w:t>
+      </w:r>
+      <w:r>
+        <w:rPr>
+          <w:rStyle w:val="VariableTok"/>
+        </w:rPr>
+        <w:t xml:space="preserve">GOOS</w:t>
+      </w:r>
+      <w:r>
+        <w:rPr>
+          <w:rStyle w:val="OperatorTok"/>
+        </w:rPr>
+        <w:t xml:space="preserve">=</w:t>
+      </w:r>
+      <w:r>
+        <w:rPr>
+          <w:rStyle w:val="NormalTok"/>
+        </w:rPr>
+        <w:t xml:space="preserve">linux </w:t>
+      </w:r>
+      <w:r>
+        <w:rPr>
+          <w:rStyle w:val="ExtensionTok"/>
+        </w:rPr>
+        <w:t xml:space="preserve">go</w:t>
+      </w:r>
+      <w:r>
+        <w:rPr>
+          <w:rStyle w:val="NormalTok"/>
+        </w:rPr>
+        <w:t xml:space="preserve"> build </w:t>
       </w:r>
       <w:r>
         <w:rPr>
@@ -15671,512 +15797,235 @@
         <w:rPr>
           <w:rStyle w:val="NormalTok"/>
         </w:rPr>
-        <w:t xml:space="preserve"> yaml </w:t>
-      </w:r>
-      <w:r>
-        <w:rPr>
-          <w:rStyle w:val="KeywordTok"/>
-        </w:rPr>
-        <w:t xml:space="preserve">|</w:t>
-      </w:r>
-      <w:r>
-        <w:rPr>
-          <w:rStyle w:val="NormalTok"/>
-        </w:rPr>
-        <w:t xml:space="preserve"> </w:t>
-      </w:r>
-      <w:r>
-        <w:rPr>
-          <w:rStyle w:val="ExtensionTok"/>
-        </w:rPr>
-        <w:t xml:space="preserve">oc</w:t>
-      </w:r>
-      <w:r>
-        <w:rPr>
-          <w:rStyle w:val="NormalTok"/>
-        </w:rPr>
-        <w:t xml:space="preserve"> apply </w:t>
-      </w:r>
-      <w:r>
-        <w:rPr>
-          <w:rStyle w:val="AttributeTok"/>
-        </w:rPr>
-        <w:t xml:space="preserve">-f</w:t>
-      </w:r>
-      <w:r>
-        <w:rPr>
-          <w:rStyle w:val="NormalTok"/>
-        </w:rPr>
-        <w:t xml:space="preserve"> </w:t>
-      </w:r>
-      <w:r>
-        <w:rPr>
-          <w:rStyle w:val="AttributeTok"/>
-        </w:rPr>
-        <w:t xml:space="preserve">-</w:t>
-      </w:r>
-      <w:r>
-        <w:br/>
-      </w:r>
-      <w:r>
-        <w:br/>
-      </w:r>
-      <w:r>
-        <w:rPr>
-          <w:rStyle w:val="CommentTok"/>
-        </w:rPr>
-        <w:t xml:space="preserve"># Generate self-signed cert</w:t>
-      </w:r>
-      <w:r>
-        <w:br/>
-      </w:r>
-      <w:r>
-        <w:rPr>
-          <w:rStyle w:val="FunctionTok"/>
-        </w:rPr>
-        <w:t xml:space="preserve">mkdir</w:t>
-      </w:r>
-      <w:r>
-        <w:rPr>
-          <w:rStyle w:val="NormalTok"/>
-        </w:rPr>
-        <w:t xml:space="preserve"> </w:t>
-      </w:r>
-      <w:r>
-        <w:rPr>
-          <w:rStyle w:val="AttributeTok"/>
-        </w:rPr>
-        <w:t xml:space="preserve">-p</w:t>
-      </w:r>
-      <w:r>
-        <w:rPr>
-          <w:rStyle w:val="NormalTok"/>
-        </w:rPr>
-        <w:t xml:space="preserve"> certs</w:t>
-      </w:r>
-      <w:r>
-        <w:br/>
-      </w:r>
-      <w:r>
-        <w:rPr>
-          <w:rStyle w:val="ExtensionTok"/>
-        </w:rPr>
-        <w:t xml:space="preserve">openssl</w:t>
-      </w:r>
-      <w:r>
-        <w:rPr>
-          <w:rStyle w:val="NormalTok"/>
-        </w:rPr>
-        <w:t xml:space="preserve"> req </w:t>
-      </w:r>
-      <w:r>
-        <w:rPr>
-          <w:rStyle w:val="AttributeTok"/>
-        </w:rPr>
-        <w:t xml:space="preserve">-x509</w:t>
-      </w:r>
-      <w:r>
-        <w:rPr>
-          <w:rStyle w:val="NormalTok"/>
-        </w:rPr>
-        <w:t xml:space="preserve"> </w:t>
-      </w:r>
-      <w:r>
-        <w:rPr>
-          <w:rStyle w:val="AttributeTok"/>
-        </w:rPr>
-        <w:t xml:space="preserve">-newkey</w:t>
-      </w:r>
-      <w:r>
-        <w:rPr>
-          <w:rStyle w:val="NormalTok"/>
-        </w:rPr>
-        <w:t xml:space="preserve"> rsa:4096 </w:t>
-      </w:r>
-      <w:r>
-        <w:rPr>
-          <w:rStyle w:val="DataTypeTok"/>
-        </w:rPr>
-        <w:t xml:space="preserve">\</w:t>
-      </w:r>
-      <w:r>
-        <w:br/>
-      </w:r>
-      <w:r>
-        <w:rPr>
-          <w:rStyle w:val="NormalTok"/>
-        </w:rPr>
-        <w:t xml:space="preserve">  </w:t>
-      </w:r>
-      <w:r>
-        <w:rPr>
-          <w:rStyle w:val="AttributeTok"/>
-        </w:rPr>
-        <w:t xml:space="preserve">-keyout</w:t>
-      </w:r>
-      <w:r>
-        <w:rPr>
-          <w:rStyle w:val="NormalTok"/>
-        </w:rPr>
-        <w:t xml:space="preserve"> certs/tls.key </w:t>
-      </w:r>
-      <w:r>
-        <w:rPr>
-          <w:rStyle w:val="AttributeTok"/>
-        </w:rPr>
-        <w:t xml:space="preserve">-out</w:t>
-      </w:r>
-      <w:r>
-        <w:rPr>
-          <w:rStyle w:val="NormalTok"/>
-        </w:rPr>
-        <w:t xml:space="preserve"> certs/tls.crt </w:t>
-      </w:r>
-      <w:r>
-        <w:rPr>
-          <w:rStyle w:val="DataTypeTok"/>
-        </w:rPr>
-        <w:t xml:space="preserve">\</w:t>
-      </w:r>
-      <w:r>
-        <w:br/>
-      </w:r>
-      <w:r>
-        <w:rPr>
-          <w:rStyle w:val="NormalTok"/>
-        </w:rPr>
-        <w:t xml:space="preserve">  </w:t>
-      </w:r>
-      <w:r>
-        <w:rPr>
-          <w:rStyle w:val="AttributeTok"/>
-        </w:rPr>
-        <w:t xml:space="preserve">-days</w:t>
-      </w:r>
-      <w:r>
-        <w:rPr>
-          <w:rStyle w:val="NormalTok"/>
-        </w:rPr>
-        <w:t xml:space="preserve"> 365 </w:t>
-      </w:r>
-      <w:r>
-        <w:rPr>
-          <w:rStyle w:val="AttributeTok"/>
-        </w:rPr>
-        <w:t xml:space="preserve">-nodes</w:t>
-      </w:r>
-      <w:r>
-        <w:rPr>
-          <w:rStyle w:val="NormalTok"/>
-        </w:rPr>
-        <w:t xml:space="preserve"> </w:t>
-      </w:r>
-      <w:r>
-        <w:rPr>
-          <w:rStyle w:val="DataTypeTok"/>
-        </w:rPr>
-        <w:t xml:space="preserve">\</w:t>
-      </w:r>
-      <w:r>
-        <w:br/>
-      </w:r>
-      <w:r>
-        <w:rPr>
-          <w:rStyle w:val="NormalTok"/>
-        </w:rPr>
-        <w:t xml:space="preserve">  </w:t>
-      </w:r>
-      <w:r>
-        <w:rPr>
-          <w:rStyle w:val="AttributeTok"/>
-        </w:rPr>
-        <w:t xml:space="preserve">-subj</w:t>
-      </w:r>
-      <w:r>
-        <w:rPr>
-          <w:rStyle w:val="NormalTok"/>
-        </w:rPr>
-        <w:t xml:space="preserve"> </w:t>
+        <w:t xml:space="preserve"> reconciler ./cmd/reconciler/</w:t>
+      </w:r>
+      <w:r>
+        <w:br/>
+      </w:r>
+      <w:r>
+        <w:br/>
+      </w:r>
+      <w:r>
+        <w:rPr>
+          <w:rStyle w:val="KeywordTok"/>
+        </w:rPr>
+        <w:t xml:space="preserve">FROM</w:t>
+      </w:r>
+      <w:r>
+        <w:rPr>
+          <w:rStyle w:val="NormalTok"/>
+        </w:rPr>
+        <w:t xml:space="preserve"> gcr.io/distroless/static:nonroot </w:t>
+      </w:r>
+      <w:r>
+        <w:rPr>
+          <w:rStyle w:val="KeywordTok"/>
+        </w:rPr>
+        <w:t xml:space="preserve">AS</w:t>
+      </w:r>
+      <w:r>
+        <w:rPr>
+          <w:rStyle w:val="NormalTok"/>
+        </w:rPr>
+        <w:t xml:space="preserve"> webhook</w:t>
+      </w:r>
+      <w:r>
+        <w:br/>
+      </w:r>
+      <w:r>
+        <w:rPr>
+          <w:rStyle w:val="KeywordTok"/>
+        </w:rPr>
+        <w:t xml:space="preserve">WORKDIR</w:t>
+      </w:r>
+      <w:r>
+        <w:rPr>
+          <w:rStyle w:val="NormalTok"/>
+        </w:rPr>
+        <w:t xml:space="preserve"> /</w:t>
+      </w:r>
+      <w:r>
+        <w:br/>
+      </w:r>
+      <w:r>
+        <w:rPr>
+          <w:rStyle w:val="KeywordTok"/>
+        </w:rPr>
+        <w:t xml:space="preserve">COPY</w:t>
+      </w:r>
+      <w:r>
+        <w:rPr>
+          <w:rStyle w:val="NormalTok"/>
+        </w:rPr>
+        <w:t xml:space="preserve"> </w:t>
+      </w:r>
+      <w:r>
+        <w:rPr>
+          <w:rStyle w:val="OperatorTok"/>
+        </w:rPr>
+        <w:t xml:space="preserve">--from=builder</w:t>
+      </w:r>
+      <w:r>
+        <w:rPr>
+          <w:rStyle w:val="NormalTok"/>
+        </w:rPr>
+        <w:t xml:space="preserve"> /workspace/webhook .</w:t>
+      </w:r>
+      <w:r>
+        <w:br/>
+      </w:r>
+      <w:r>
+        <w:rPr>
+          <w:rStyle w:val="KeywordTok"/>
+        </w:rPr>
+        <w:t xml:space="preserve">USER</w:t>
+      </w:r>
+      <w:r>
+        <w:rPr>
+          <w:rStyle w:val="NormalTok"/>
+        </w:rPr>
+        <w:t xml:space="preserve"> 65532:65532</w:t>
+      </w:r>
+      <w:r>
+        <w:br/>
+      </w:r>
+      <w:r>
+        <w:rPr>
+          <w:rStyle w:val="KeywordTok"/>
+        </w:rPr>
+        <w:t xml:space="preserve">ENTRYPOINT</w:t>
+      </w:r>
+      <w:r>
+        <w:rPr>
+          <w:rStyle w:val="NormalTok"/>
+        </w:rPr>
+        <w:t xml:space="preserve"> [</w:t>
       </w:r>
       <w:r>
         <w:rPr>
           <w:rStyle w:val="StringTok"/>
         </w:rPr>
-        <w:t xml:space="preserve">"/CN=dra-gpu-nic-webhook.</w:t>
-      </w:r>
-      <w:r>
-        <w:rPr>
-          <w:rStyle w:val="VariableTok"/>
-        </w:rPr>
-        <w:t xml:space="preserve">${NAMESPACE}</w:t>
+        <w:t xml:space="preserve">"/webhook"</w:t>
+      </w:r>
+      <w:r>
+        <w:rPr>
+          <w:rStyle w:val="NormalTok"/>
+        </w:rPr>
+        <w:t xml:space="preserve">]</w:t>
+      </w:r>
+      <w:r>
+        <w:br/>
+      </w:r>
+      <w:r>
+        <w:br/>
+      </w:r>
+      <w:r>
+        <w:rPr>
+          <w:rStyle w:val="KeywordTok"/>
+        </w:rPr>
+        <w:t xml:space="preserve">FROM</w:t>
+      </w:r>
+      <w:r>
+        <w:rPr>
+          <w:rStyle w:val="NormalTok"/>
+        </w:rPr>
+        <w:t xml:space="preserve"> gcr.io/distroless/static:nonroot </w:t>
+      </w:r>
+      <w:r>
+        <w:rPr>
+          <w:rStyle w:val="KeywordTok"/>
+        </w:rPr>
+        <w:t xml:space="preserve">AS</w:t>
+      </w:r>
+      <w:r>
+        <w:rPr>
+          <w:rStyle w:val="NormalTok"/>
+        </w:rPr>
+        <w:t xml:space="preserve"> reconciler</w:t>
+      </w:r>
+      <w:r>
+        <w:br/>
+      </w:r>
+      <w:r>
+        <w:rPr>
+          <w:rStyle w:val="KeywordTok"/>
+        </w:rPr>
+        <w:t xml:space="preserve">WORKDIR</w:t>
+      </w:r>
+      <w:r>
+        <w:rPr>
+          <w:rStyle w:val="NormalTok"/>
+        </w:rPr>
+        <w:t xml:space="preserve"> /</w:t>
+      </w:r>
+      <w:r>
+        <w:br/>
+      </w:r>
+      <w:r>
+        <w:rPr>
+          <w:rStyle w:val="KeywordTok"/>
+        </w:rPr>
+        <w:t xml:space="preserve">COPY</w:t>
+      </w:r>
+      <w:r>
+        <w:rPr>
+          <w:rStyle w:val="NormalTok"/>
+        </w:rPr>
+        <w:t xml:space="preserve"> </w:t>
+      </w:r>
+      <w:r>
+        <w:rPr>
+          <w:rStyle w:val="OperatorTok"/>
+        </w:rPr>
+        <w:t xml:space="preserve">--from=builder</w:t>
+      </w:r>
+      <w:r>
+        <w:rPr>
+          <w:rStyle w:val="NormalTok"/>
+        </w:rPr>
+        <w:t xml:space="preserve"> /workspace/reconciler .</w:t>
+      </w:r>
+      <w:r>
+        <w:br/>
+      </w:r>
+      <w:r>
+        <w:rPr>
+          <w:rStyle w:val="KeywordTok"/>
+        </w:rPr>
+        <w:t xml:space="preserve">USER</w:t>
+      </w:r>
+      <w:r>
+        <w:rPr>
+          <w:rStyle w:val="NormalTok"/>
+        </w:rPr>
+        <w:t xml:space="preserve"> 65532:65532</w:t>
+      </w:r>
+      <w:r>
+        <w:br/>
+      </w:r>
+      <w:r>
+        <w:rPr>
+          <w:rStyle w:val="KeywordTok"/>
+        </w:rPr>
+        <w:t xml:space="preserve">ENTRYPOINT</w:t>
+      </w:r>
+      <w:r>
+        <w:rPr>
+          <w:rStyle w:val="NormalTok"/>
+        </w:rPr>
+        <w:t xml:space="preserve"> [</w:t>
       </w:r>
       <w:r>
         <w:rPr>
           <w:rStyle w:val="StringTok"/>
         </w:rPr>
-        <w:t xml:space="preserve">.svc"</w:t>
-      </w:r>
-      <w:r>
-        <w:rPr>
-          <w:rStyle w:val="NormalTok"/>
-        </w:rPr>
-        <w:t xml:space="preserve"> </w:t>
-      </w:r>
-      <w:r>
-        <w:rPr>
-          <w:rStyle w:val="DataTypeTok"/>
-        </w:rPr>
-        <w:t xml:space="preserve">\</w:t>
-      </w:r>
-      <w:r>
-        <w:br/>
-      </w:r>
-      <w:r>
-        <w:rPr>
-          <w:rStyle w:val="NormalTok"/>
-        </w:rPr>
-        <w:t xml:space="preserve">  </w:t>
-      </w:r>
-      <w:r>
-        <w:rPr>
-          <w:rStyle w:val="AttributeTok"/>
-        </w:rPr>
-        <w:t xml:space="preserve">-addext</w:t>
-      </w:r>
-      <w:r>
-        <w:rPr>
-          <w:rStyle w:val="NormalTok"/>
-        </w:rPr>
-        <w:t xml:space="preserve"> </w:t>
-      </w:r>
-      <w:r>
-        <w:rPr>
-          <w:rStyle w:val="StringTok"/>
-        </w:rPr>
-        <w:t xml:space="preserve">"subjectAltName=DNS:dra-gpu-nic-webhook.</w:t>
-      </w:r>
-      <w:r>
-        <w:rPr>
-          <w:rStyle w:val="VariableTok"/>
-        </w:rPr>
-        <w:t xml:space="preserve">${NAMESPACE}</w:t>
-      </w:r>
-      <w:r>
-        <w:rPr>
-          <w:rStyle w:val="StringTok"/>
-        </w:rPr>
-        <w:t xml:space="preserve">.svc,DNS:dra-gpu-nic-webhook.</w:t>
-      </w:r>
-      <w:r>
-        <w:rPr>
-          <w:rStyle w:val="VariableTok"/>
-        </w:rPr>
-        <w:t xml:space="preserve">${NAMESPACE}</w:t>
-      </w:r>
-      <w:r>
-        <w:rPr>
-          <w:rStyle w:val="StringTok"/>
-        </w:rPr>
-        <w:t xml:space="preserve">.svc.cluster.local"</w:t>
-      </w:r>
-      <w:r>
-        <w:br/>
-      </w:r>
-      <w:r>
-        <w:br/>
-      </w:r>
-      <w:r>
-        <w:rPr>
-          <w:rStyle w:val="CommentTok"/>
-        </w:rPr>
-        <w:t xml:space="preserve"># Create TLS secret</w:t>
-      </w:r>
-      <w:r>
-        <w:br/>
-      </w:r>
-      <w:r>
-        <w:rPr>
-          <w:rStyle w:val="ExtensionTok"/>
-        </w:rPr>
-        <w:t xml:space="preserve">oc</w:t>
-      </w:r>
-      <w:r>
-        <w:rPr>
-          <w:rStyle w:val="NormalTok"/>
-        </w:rPr>
-        <w:t xml:space="preserve"> create secret tls dra-gpu-nic-webhook-tls </w:t>
-      </w:r>
-      <w:r>
-        <w:rPr>
-          <w:rStyle w:val="DataTypeTok"/>
-        </w:rPr>
-        <w:t xml:space="preserve">\</w:t>
-      </w:r>
-      <w:r>
-        <w:br/>
-      </w:r>
-      <w:r>
-        <w:rPr>
-          <w:rStyle w:val="NormalTok"/>
-        </w:rPr>
-        <w:t xml:space="preserve">  </w:t>
-      </w:r>
-      <w:r>
-        <w:rPr>
-          <w:rStyle w:val="AttributeTok"/>
-        </w:rPr>
-        <w:t xml:space="preserve">--cert</w:t>
-      </w:r>
-      <w:r>
-        <w:rPr>
-          <w:rStyle w:val="OperatorTok"/>
-        </w:rPr>
-        <w:t xml:space="preserve">=</w:t>
-      </w:r>
-      <w:r>
-        <w:rPr>
-          <w:rStyle w:val="NormalTok"/>
-        </w:rPr>
-        <w:t xml:space="preserve">certs/tls.crt </w:t>
-      </w:r>
-      <w:r>
-        <w:rPr>
-          <w:rStyle w:val="AttributeTok"/>
-        </w:rPr>
-        <w:t xml:space="preserve">--key</w:t>
-      </w:r>
-      <w:r>
-        <w:rPr>
-          <w:rStyle w:val="OperatorTok"/>
-        </w:rPr>
-        <w:t xml:space="preserve">=</w:t>
-      </w:r>
-      <w:r>
-        <w:rPr>
-          <w:rStyle w:val="NormalTok"/>
-        </w:rPr>
-        <w:t xml:space="preserve">certs/tls.key </w:t>
-      </w:r>
-      <w:r>
-        <w:rPr>
-          <w:rStyle w:val="DataTypeTok"/>
-        </w:rPr>
-        <w:t xml:space="preserve">\</w:t>
-      </w:r>
-      <w:r>
-        <w:br/>
-      </w:r>
-      <w:r>
-        <w:rPr>
-          <w:rStyle w:val="NormalTok"/>
-        </w:rPr>
-        <w:t xml:space="preserve">  </w:t>
-      </w:r>
-      <w:r>
-        <w:rPr>
-          <w:rStyle w:val="AttributeTok"/>
-        </w:rPr>
-        <w:t xml:space="preserve">-n</w:t>
-      </w:r>
-      <w:r>
-        <w:rPr>
-          <w:rStyle w:val="NormalTok"/>
-        </w:rPr>
-        <w:t xml:space="preserve"> </w:t>
-      </w:r>
-      <w:r>
-        <w:rPr>
-          <w:rStyle w:val="VariableTok"/>
-        </w:rPr>
-        <w:t xml:space="preserve">$NAMESPACE</w:t>
-      </w:r>
-      <w:r>
-        <w:rPr>
-          <w:rStyle w:val="NormalTok"/>
-        </w:rPr>
-        <w:t xml:space="preserve"> </w:t>
-      </w:r>
-      <w:r>
-        <w:rPr>
-          <w:rStyle w:val="AttributeTok"/>
-        </w:rPr>
-        <w:t xml:space="preserve">--dry-run</w:t>
-      </w:r>
-      <w:r>
-        <w:rPr>
-          <w:rStyle w:val="OperatorTok"/>
-        </w:rPr>
-        <w:t xml:space="preserve">=</w:t>
-      </w:r>
-      <w:r>
-        <w:rPr>
-          <w:rStyle w:val="NormalTok"/>
-        </w:rPr>
-        <w:t xml:space="preserve">client </w:t>
-      </w:r>
-      <w:r>
-        <w:rPr>
-          <w:rStyle w:val="AttributeTok"/>
-        </w:rPr>
-        <w:t xml:space="preserve">-o</w:t>
-      </w:r>
-      <w:r>
-        <w:rPr>
-          <w:rStyle w:val="NormalTok"/>
-        </w:rPr>
-        <w:t xml:space="preserve"> yaml </w:t>
-      </w:r>
-      <w:r>
-        <w:rPr>
-          <w:rStyle w:val="KeywordTok"/>
-        </w:rPr>
-        <w:t xml:space="preserve">|</w:t>
-      </w:r>
-      <w:r>
-        <w:rPr>
-          <w:rStyle w:val="NormalTok"/>
-        </w:rPr>
-        <w:t xml:space="preserve"> </w:t>
-      </w:r>
-      <w:r>
-        <w:rPr>
-          <w:rStyle w:val="ExtensionTok"/>
-        </w:rPr>
-        <w:t xml:space="preserve">oc</w:t>
-      </w:r>
-      <w:r>
-        <w:rPr>
-          <w:rStyle w:val="NormalTok"/>
-        </w:rPr>
-        <w:t xml:space="preserve"> apply </w:t>
-      </w:r>
-      <w:r>
-        <w:rPr>
-          <w:rStyle w:val="AttributeTok"/>
-        </w:rPr>
-        <w:t xml:space="preserve">-f</w:t>
-      </w:r>
-      <w:r>
-        <w:rPr>
-          <w:rStyle w:val="NormalTok"/>
-        </w:rPr>
-        <w:t xml:space="preserve"> </w:t>
-      </w:r>
-      <w:r>
-        <w:rPr>
-          <w:rStyle w:val="AttributeTok"/>
-        </w:rPr>
-        <w:t xml:space="preserve">-</w:t>
-      </w:r>
-    </w:p>
-    <w:bookmarkEnd w:id="36"/>
-    <w:bookmarkStart w:id="37" w:name="configure-the-network-rails"/>
-    <w:p>
-      <w:pPr>
-        <w:pStyle w:val="Heading4"/>
-      </w:pPr>
-      <w:r>
-        <w:t xml:space="preserve">Configure the network rails</w:t>
+        <w:t xml:space="preserve">"/reconciler"</w:t>
+      </w:r>
+      <w:r>
+        <w:rPr>
+          <w:rStyle w:val="NormalTok"/>
+        </w:rPr>
+        <w:t xml:space="preserve">]</w:t>
       </w:r>
     </w:p>
     <w:p>
@@ -16184,7 +16033,7 @@
         <w:pStyle w:val="FirstParagraph"/>
       </w:pPr>
       <w:r>
-        <w:t xml:space="preserve">Create a ConfigMap matching your cluster’s RDMA network layout. One rail entry per NIC port:</w:t>
+        <w:t xml:space="preserve">Build and push:</w:t>
       </w:r>
     </w:p>
     <w:p>
@@ -16195,526 +16044,272 @@
         <w:rPr>
           <w:rStyle w:val="FunctionTok"/>
         </w:rPr>
-        <w:t xml:space="preserve">apiVersion</w:t>
-      </w:r>
-      <w:r>
-        <w:rPr>
-          <w:rStyle w:val="KeywordTok"/>
-        </w:rPr>
-        <w:t xml:space="preserve">:</w:t>
-      </w:r>
-      <w:r>
-        <w:rPr>
-          <w:rStyle w:val="AttributeTok"/>
-        </w:rPr>
-        <w:t xml:space="preserve"> v1</w:t>
-      </w:r>
-      <w:r>
-        <w:br/>
-      </w:r>
-      <w:r>
-        <w:rPr>
-          <w:rStyle w:val="FunctionTok"/>
-        </w:rPr>
-        <w:t xml:space="preserve">kind</w:t>
-      </w:r>
-      <w:r>
-        <w:rPr>
-          <w:rStyle w:val="KeywordTok"/>
-        </w:rPr>
-        <w:t xml:space="preserve">:</w:t>
-      </w:r>
-      <w:r>
-        <w:rPr>
-          <w:rStyle w:val="AttributeTok"/>
-        </w:rPr>
-        <w:t xml:space="preserve"> ConfigMap</w:t>
-      </w:r>
-      <w:r>
-        <w:br/>
-      </w:r>
-      <w:r>
-        <w:rPr>
-          <w:rStyle w:val="FunctionTok"/>
-        </w:rPr>
-        <w:t xml:space="preserve">metadata</w:t>
-      </w:r>
-      <w:r>
-        <w:rPr>
-          <w:rStyle w:val="KeywordTok"/>
-        </w:rPr>
-        <w:t xml:space="preserve">:</w:t>
-      </w:r>
-      <w:r>
-        <w:br/>
-      </w:r>
-      <w:r>
-        <w:rPr>
-          <w:rStyle w:val="AttributeTok"/>
-        </w:rPr>
-        <w:t xml:space="preserve">  </w:t>
-      </w:r>
-      <w:r>
-        <w:rPr>
-          <w:rStyle w:val="FunctionTok"/>
-        </w:rPr>
-        <w:t xml:space="preserve">name</w:t>
-      </w:r>
-      <w:r>
-        <w:rPr>
-          <w:rStyle w:val="KeywordTok"/>
-        </w:rPr>
-        <w:t xml:space="preserve">:</w:t>
-      </w:r>
-      <w:r>
-        <w:rPr>
-          <w:rStyle w:val="AttributeTok"/>
-        </w:rPr>
-        <w:t xml:space="preserve"> dra-gpu-nic-webhook-config</w:t>
-      </w:r>
-      <w:r>
-        <w:br/>
-      </w:r>
-      <w:r>
-        <w:rPr>
-          <w:rStyle w:val="AttributeTok"/>
-        </w:rPr>
-        <w:t xml:space="preserve">  </w:t>
-      </w:r>
-      <w:r>
-        <w:rPr>
-          <w:rStyle w:val="FunctionTok"/>
-        </w:rPr>
-        <w:t xml:space="preserve">namespace</w:t>
-      </w:r>
-      <w:r>
-        <w:rPr>
-          <w:rStyle w:val="KeywordTok"/>
-        </w:rPr>
-        <w:t xml:space="preserve">:</w:t>
-      </w:r>
-      <w:r>
-        <w:rPr>
-          <w:rStyle w:val="AttributeTok"/>
-        </w:rPr>
-        <w:t xml:space="preserve"> dra-webhook-system</w:t>
-      </w:r>
-      <w:r>
-        <w:br/>
-      </w:r>
-      <w:r>
-        <w:rPr>
-          <w:rStyle w:val="FunctionTok"/>
-        </w:rPr>
-        <w:t xml:space="preserve">data</w:t>
-      </w:r>
-      <w:r>
-        <w:rPr>
-          <w:rStyle w:val="KeywordTok"/>
-        </w:rPr>
-        <w:t xml:space="preserve">:</w:t>
-      </w:r>
-      <w:r>
-        <w:br/>
-      </w:r>
-      <w:r>
-        <w:rPr>
-          <w:rStyle w:val="FunctionTok"/>
-        </w:rPr>
-        <w:t xml:space="preserve">  config.yaml</w:t>
-      </w:r>
-      <w:r>
-        <w:rPr>
-          <w:rStyle w:val="KeywordTok"/>
-        </w:rPr>
-        <w:t xml:space="preserve">: </w:t>
-      </w:r>
-      <w:r>
-        <w:rPr>
-          <w:rStyle w:val="CharTok"/>
-        </w:rPr>
-        <w:t xml:space="preserve">|</w:t>
-      </w:r>
-      <w:r>
-        <w:br/>
-      </w:r>
-      <w:r>
-        <w:rPr>
-          <w:rStyle w:val="NormalTok"/>
-        </w:rPr>
-        <w:t xml:space="preserve">    gpuDeviceClassName: gpu.nvidia.com</w:t>
-      </w:r>
-      <w:r>
-        <w:br/>
-      </w:r>
-      <w:r>
-        <w:rPr>
-          <w:rStyle w:val="NormalTok"/>
-        </w:rPr>
-        <w:t xml:space="preserve">    nicDeviceClassName: dranet</w:t>
-      </w:r>
-      <w:r>
-        <w:br/>
-      </w:r>
-      <w:r>
-        <w:rPr>
-          <w:rStyle w:val="NormalTok"/>
-        </w:rPr>
-        <w:t xml:space="preserve">    maxPairsPerNUMA: 4</w:t>
-      </w:r>
-      <w:r>
-        <w:br/>
-      </w:r>
-      <w:r>
-        <w:rPr>
-          <w:rStyle w:val="NormalTok"/>
-        </w:rPr>
-        <w:t xml:space="preserve">    maxPairsPerNode: 8</w:t>
-      </w:r>
-      <w:r>
-        <w:br/>
-      </w:r>
-      <w:r>
-        <w:rPr>
-          <w:rStyle w:val="NormalTok"/>
-        </w:rPr>
-        <w:t xml:space="preserve">    preflightCheck: false</w:t>
-      </w:r>
-      <w:r>
-        <w:br/>
-      </w:r>
-      <w:r>
-        <w:rPr>
-          <w:rStyle w:val="NormalTok"/>
-        </w:rPr>
-        <w:t xml:space="preserve">    nicConfig:</w:t>
-      </w:r>
-      <w:r>
-        <w:br/>
-      </w:r>
-      <w:r>
-        <w:rPr>
-          <w:rStyle w:val="NormalTok"/>
-        </w:rPr>
-        <w:t xml:space="preserve">      mtu: 9000</w:t>
-      </w:r>
-      <w:r>
-        <w:br/>
-      </w:r>
-      <w:r>
-        <w:rPr>
-          <w:rStyle w:val="NormalTok"/>
-        </w:rPr>
-        <w:t xml:space="preserve">      rdmaRequired: true</w:t>
-      </w:r>
-      <w:r>
-        <w:br/>
-      </w:r>
-      <w:r>
-        <w:rPr>
-          <w:rStyle w:val="NormalTok"/>
-        </w:rPr>
-        <w:t xml:space="preserve">      interfacePrefix: "net"</w:t>
-      </w:r>
-      <w:r>
-        <w:br/>
-      </w:r>
-      <w:r>
-        <w:rPr>
-          <w:rStyle w:val="NormalTok"/>
-        </w:rPr>
-        <w:t xml:space="preserve">      startingTableId: 100</w:t>
-      </w:r>
-      <w:r>
-        <w:br/>
-      </w:r>
-      <w:r>
-        <w:rPr>
-          <w:rStyle w:val="NormalTok"/>
-        </w:rPr>
-        <w:t xml:space="preserve">      crossRailCIDR: "10.0.0.0/13"</w:t>
-      </w:r>
-      <w:r>
-        <w:br/>
-      </w:r>
-      <w:r>
-        <w:rPr>
-          <w:rStyle w:val="NormalTok"/>
-        </w:rPr>
-        <w:t xml:space="preserve">      rails:</w:t>
-      </w:r>
-      <w:r>
-        <w:br/>
-      </w:r>
-      <w:r>
-        <w:rPr>
-          <w:rStyle w:val="NormalTok"/>
-        </w:rPr>
-        <w:t xml:space="preserve">        - subnet: "10.0.0.0/16"</w:t>
-      </w:r>
-      <w:r>
-        <w:br/>
-      </w:r>
-      <w:r>
-        <w:rPr>
-          <w:rStyle w:val="NormalTok"/>
-        </w:rPr>
-        <w:t xml:space="preserve">          gateway: "10.0.0.1"</w:t>
-      </w:r>
-      <w:r>
-        <w:br/>
-      </w:r>
-      <w:r>
-        <w:rPr>
-          <w:rStyle w:val="NormalTok"/>
-        </w:rPr>
-        <w:t xml:space="preserve">          ipv4Prefix: "10.0."</w:t>
-      </w:r>
-      <w:r>
-        <w:br/>
-      </w:r>
-      <w:r>
-        <w:rPr>
-          <w:rStyle w:val="NormalTok"/>
-        </w:rPr>
-        <w:t xml:space="preserve">        - subnet: "10.1.0.0/16"</w:t>
-      </w:r>
-      <w:r>
-        <w:br/>
-      </w:r>
-      <w:r>
-        <w:rPr>
-          <w:rStyle w:val="NormalTok"/>
-        </w:rPr>
-        <w:t xml:space="preserve">          gateway: "10.1.0.1"</w:t>
-      </w:r>
-      <w:r>
-        <w:br/>
-      </w:r>
-      <w:r>
-        <w:rPr>
-          <w:rStyle w:val="NormalTok"/>
-        </w:rPr>
-        <w:t xml:space="preserve">          ipv4Prefix: "10.1."</w:t>
-      </w:r>
-      <w:r>
-        <w:br/>
-      </w:r>
-      <w:r>
-        <w:rPr>
-          <w:rStyle w:val="NormalTok"/>
-        </w:rPr>
-        <w:t xml:space="preserve">        - subnet: "10.2.0.0/16"</w:t>
-      </w:r>
-      <w:r>
-        <w:br/>
-      </w:r>
-      <w:r>
-        <w:rPr>
-          <w:rStyle w:val="NormalTok"/>
-        </w:rPr>
-        <w:t xml:space="preserve">          gateway: "10.2.0.1"</w:t>
-      </w:r>
-      <w:r>
-        <w:br/>
-      </w:r>
-      <w:r>
-        <w:rPr>
-          <w:rStyle w:val="NormalTok"/>
-        </w:rPr>
-        <w:t xml:space="preserve">          ipv4Prefix: "10.2."</w:t>
-      </w:r>
-      <w:r>
-        <w:br/>
-      </w:r>
-      <w:r>
-        <w:rPr>
-          <w:rStyle w:val="NormalTok"/>
-        </w:rPr>
-        <w:t xml:space="preserve">        - subnet: "10.3.0.0/16"</w:t>
-      </w:r>
-      <w:r>
-        <w:br/>
-      </w:r>
-      <w:r>
-        <w:rPr>
-          <w:rStyle w:val="NormalTok"/>
-        </w:rPr>
-        <w:t xml:space="preserve">          gateway: "10.3.0.1"</w:t>
-      </w:r>
-      <w:r>
-        <w:br/>
-      </w:r>
-      <w:r>
-        <w:rPr>
-          <w:rStyle w:val="NormalTok"/>
-        </w:rPr>
-        <w:t xml:space="preserve">          ipv4Prefix: "10.3."</w:t>
-      </w:r>
-      <w:r>
-        <w:br/>
-      </w:r>
-      <w:r>
-        <w:rPr>
-          <w:rStyle w:val="NormalTok"/>
-        </w:rPr>
-        <w:t xml:space="preserve">        - subnet: "10.4.0.0/16"</w:t>
-      </w:r>
-      <w:r>
-        <w:br/>
-      </w:r>
-      <w:r>
-        <w:rPr>
-          <w:rStyle w:val="NormalTok"/>
-        </w:rPr>
-        <w:t xml:space="preserve">          gateway: "10.4.0.1"</w:t>
-      </w:r>
-      <w:r>
-        <w:br/>
-      </w:r>
-      <w:r>
-        <w:rPr>
-          <w:rStyle w:val="NormalTok"/>
-        </w:rPr>
-        <w:t xml:space="preserve">          ipv4Prefix: "10.4."</w:t>
-      </w:r>
-      <w:r>
-        <w:br/>
-      </w:r>
-      <w:r>
-        <w:rPr>
-          <w:rStyle w:val="NormalTok"/>
-        </w:rPr>
-        <w:t xml:space="preserve">        - subnet: "10.5.0.0/16"</w:t>
-      </w:r>
-      <w:r>
-        <w:br/>
-      </w:r>
-      <w:r>
-        <w:rPr>
-          <w:rStyle w:val="NormalTok"/>
-        </w:rPr>
-        <w:t xml:space="preserve">          gateway: "10.5.0.1"</w:t>
-      </w:r>
-      <w:r>
-        <w:br/>
-      </w:r>
-      <w:r>
-        <w:rPr>
-          <w:rStyle w:val="NormalTok"/>
-        </w:rPr>
-        <w:t xml:space="preserve">          ipv4Prefix: "10.5."</w:t>
-      </w:r>
-      <w:r>
-        <w:br/>
-      </w:r>
-      <w:r>
-        <w:rPr>
-          <w:rStyle w:val="NormalTok"/>
-        </w:rPr>
-        <w:t xml:space="preserve">        - subnet: "10.6.0.0/16"</w:t>
-      </w:r>
-      <w:r>
-        <w:br/>
-      </w:r>
-      <w:r>
-        <w:rPr>
-          <w:rStyle w:val="NormalTok"/>
-        </w:rPr>
-        <w:t xml:space="preserve">          gateway: "10.6.0.1"</w:t>
-      </w:r>
-      <w:r>
-        <w:br/>
-      </w:r>
-      <w:r>
-        <w:rPr>
-          <w:rStyle w:val="NormalTok"/>
-        </w:rPr>
-        <w:t xml:space="preserve">          ipv4Prefix: "10.6."</w:t>
-      </w:r>
-      <w:r>
-        <w:br/>
-      </w:r>
-      <w:r>
-        <w:rPr>
-          <w:rStyle w:val="NormalTok"/>
-        </w:rPr>
-        <w:t xml:space="preserve">        - subnet: "10.7.0.0/16"</w:t>
-      </w:r>
-      <w:r>
-        <w:br/>
-      </w:r>
-      <w:r>
-        <w:rPr>
-          <w:rStyle w:val="NormalTok"/>
-        </w:rPr>
-        <w:t xml:space="preserve">          gateway: "10.7.0.1"</w:t>
-      </w:r>
-      <w:r>
-        <w:br/>
-      </w:r>
-      <w:r>
-        <w:rPr>
-          <w:rStyle w:val="NormalTok"/>
-        </w:rPr>
-        <w:t xml:space="preserve">          ipv4Prefix: "10.7."</w:t>
-      </w:r>
-      <w:r>
-        <w:br/>
-      </w:r>
-      <w:r>
-        <w:rPr>
-          <w:rStyle w:val="FunctionTok"/>
-        </w:rPr>
-        <w:t xml:space="preserve">  reconciler.yaml</w:t>
-      </w:r>
-      <w:r>
-        <w:rPr>
-          <w:rStyle w:val="KeywordTok"/>
-        </w:rPr>
-        <w:t xml:space="preserve">: </w:t>
-      </w:r>
-      <w:r>
-        <w:rPr>
-          <w:rStyle w:val="CharTok"/>
-        </w:rPr>
-        <w:t xml:space="preserve">|</w:t>
-      </w:r>
-      <w:r>
-        <w:br/>
-      </w:r>
-      <w:r>
-        <w:rPr>
-          <w:rStyle w:val="NormalTok"/>
-        </w:rPr>
-        <w:t xml:space="preserve">    interval: "5m"</w:t>
-      </w:r>
-      <w:r>
-        <w:br/>
-      </w:r>
-      <w:r>
-        <w:rPr>
-          <w:rStyle w:val="NormalTok"/>
-        </w:rPr>
-        <w:t xml:space="preserve">    autoReap: false</w:t>
-      </w:r>
-      <w:r>
-        <w:br/>
-      </w:r>
-      <w:r>
-        <w:rPr>
-          <w:rStyle w:val="NormalTok"/>
-        </w:rPr>
-        <w:t xml:space="preserve">    gracePeriod: "10m"</w:t>
-      </w:r>
-      <w:r>
-        <w:br/>
-      </w:r>
-      <w:r>
-        <w:rPr>
-          <w:rStyle w:val="NormalTok"/>
-        </w:rPr>
-        <w:t xml:space="preserve">    statePath: "/data/reconciler-state.json"</w:t>
+        <w:t xml:space="preserve">git</w:t>
+      </w:r>
+      <w:r>
+        <w:rPr>
+          <w:rStyle w:val="NormalTok"/>
+        </w:rPr>
+        <w:t xml:space="preserve"> clone https://github.com/openshift-psap/dra-rail-admission-webhook.git</w:t>
+      </w:r>
+      <w:r>
+        <w:br/>
+      </w:r>
+      <w:r>
+        <w:rPr>
+          <w:rStyle w:val="BuiltInTok"/>
+        </w:rPr>
+        <w:t xml:space="preserve">cd</w:t>
+      </w:r>
+      <w:r>
+        <w:rPr>
+          <w:rStyle w:val="NormalTok"/>
+        </w:rPr>
+        <w:t xml:space="preserve"> dra-rail-admission-webhook</w:t>
+      </w:r>
+      <w:r>
+        <w:br/>
+      </w:r>
+      <w:r>
+        <w:br/>
+      </w:r>
+      <w:r>
+        <w:rPr>
+          <w:rStyle w:val="CommentTok"/>
+        </w:rPr>
+        <w:t xml:space="preserve"># Build webhook and reconciler images</w:t>
+      </w:r>
+      <w:r>
+        <w:br/>
+      </w:r>
+      <w:r>
+        <w:rPr>
+          <w:rStyle w:val="ExtensionTok"/>
+        </w:rPr>
+        <w:t xml:space="preserve">docker</w:t>
+      </w:r>
+      <w:r>
+        <w:rPr>
+          <w:rStyle w:val="NormalTok"/>
+        </w:rPr>
+        <w:t xml:space="preserve"> build </w:t>
+      </w:r>
+      <w:r>
+        <w:rPr>
+          <w:rStyle w:val="AttributeTok"/>
+        </w:rPr>
+        <w:t xml:space="preserve">-t</w:t>
+      </w:r>
+      <w:r>
+        <w:rPr>
+          <w:rStyle w:val="NormalTok"/>
+        </w:rPr>
+        <w:t xml:space="preserve"> </w:t>
+      </w:r>
+      <w:r>
+        <w:rPr>
+          <w:rStyle w:val="OperatorTok"/>
+        </w:rPr>
+        <w:t xml:space="preserve">&lt;</w:t>
+      </w:r>
+      <w:r>
+        <w:rPr>
+          <w:rStyle w:val="NormalTok"/>
+        </w:rPr>
+        <w:t xml:space="preserve">your-registry</w:t>
+      </w:r>
+      <w:r>
+        <w:rPr>
+          <w:rStyle w:val="OperatorTok"/>
+        </w:rPr>
+        <w:t xml:space="preserve">&gt;</w:t>
+      </w:r>
+      <w:r>
+        <w:rPr>
+          <w:rStyle w:val="NormalTok"/>
+        </w:rPr>
+        <w:t xml:space="preserve">/dra-gpu-nic-webhook:latest </w:t>
+      </w:r>
+      <w:r>
+        <w:rPr>
+          <w:rStyle w:val="AttributeTok"/>
+        </w:rPr>
+        <w:t xml:space="preserve">--target</w:t>
+      </w:r>
+      <w:r>
+        <w:rPr>
+          <w:rStyle w:val="NormalTok"/>
+        </w:rPr>
+        <w:t xml:space="preserve"> webhook .</w:t>
+      </w:r>
+      <w:r>
+        <w:br/>
+      </w:r>
+      <w:r>
+        <w:rPr>
+          <w:rStyle w:val="ExtensionTok"/>
+        </w:rPr>
+        <w:t xml:space="preserve">docker</w:t>
+      </w:r>
+      <w:r>
+        <w:rPr>
+          <w:rStyle w:val="NormalTok"/>
+        </w:rPr>
+        <w:t xml:space="preserve"> build </w:t>
+      </w:r>
+      <w:r>
+        <w:rPr>
+          <w:rStyle w:val="AttributeTok"/>
+        </w:rPr>
+        <w:t xml:space="preserve">-t</w:t>
+      </w:r>
+      <w:r>
+        <w:rPr>
+          <w:rStyle w:val="NormalTok"/>
+        </w:rPr>
+        <w:t xml:space="preserve"> </w:t>
+      </w:r>
+      <w:r>
+        <w:rPr>
+          <w:rStyle w:val="OperatorTok"/>
+        </w:rPr>
+        <w:t xml:space="preserve">&lt;</w:t>
+      </w:r>
+      <w:r>
+        <w:rPr>
+          <w:rStyle w:val="NormalTok"/>
+        </w:rPr>
+        <w:t xml:space="preserve">your-registry</w:t>
+      </w:r>
+      <w:r>
+        <w:rPr>
+          <w:rStyle w:val="OperatorTok"/>
+        </w:rPr>
+        <w:t xml:space="preserve">&gt;</w:t>
+      </w:r>
+      <w:r>
+        <w:rPr>
+          <w:rStyle w:val="NormalTok"/>
+        </w:rPr>
+        <w:t xml:space="preserve">/dra-gpu-nic-reconciler:latest </w:t>
+      </w:r>
+      <w:r>
+        <w:rPr>
+          <w:rStyle w:val="AttributeTok"/>
+        </w:rPr>
+        <w:t xml:space="preserve">--target</w:t>
+      </w:r>
+      <w:r>
+        <w:rPr>
+          <w:rStyle w:val="NormalTok"/>
+        </w:rPr>
+        <w:t xml:space="preserve"> reconciler .</w:t>
+      </w:r>
+      <w:r>
+        <w:br/>
+      </w:r>
+      <w:r>
+        <w:rPr>
+          <w:rStyle w:val="ExtensionTok"/>
+        </w:rPr>
+        <w:t xml:space="preserve">docker</w:t>
+      </w:r>
+      <w:r>
+        <w:rPr>
+          <w:rStyle w:val="NormalTok"/>
+        </w:rPr>
+        <w:t xml:space="preserve"> push </w:t>
+      </w:r>
+      <w:r>
+        <w:rPr>
+          <w:rStyle w:val="OperatorTok"/>
+        </w:rPr>
+        <w:t xml:space="preserve">&lt;</w:t>
+      </w:r>
+      <w:r>
+        <w:rPr>
+          <w:rStyle w:val="NormalTok"/>
+        </w:rPr>
+        <w:t xml:space="preserve">your-registry</w:t>
+      </w:r>
+      <w:r>
+        <w:rPr>
+          <w:rStyle w:val="OperatorTok"/>
+        </w:rPr>
+        <w:t xml:space="preserve">&gt;</w:t>
+      </w:r>
+      <w:r>
+        <w:rPr>
+          <w:rStyle w:val="NormalTok"/>
+        </w:rPr>
+        <w:t xml:space="preserve">/dra-gpu-nic-webhook:latest</w:t>
+      </w:r>
+      <w:r>
+        <w:br/>
+      </w:r>
+      <w:r>
+        <w:rPr>
+          <w:rStyle w:val="ExtensionTok"/>
+        </w:rPr>
+        <w:t xml:space="preserve">docker</w:t>
+      </w:r>
+      <w:r>
+        <w:rPr>
+          <w:rStyle w:val="NormalTok"/>
+        </w:rPr>
+        <w:t xml:space="preserve"> push </w:t>
+      </w:r>
+      <w:r>
+        <w:rPr>
+          <w:rStyle w:val="OperatorTok"/>
+        </w:rPr>
+        <w:t xml:space="preserve">&lt;</w:t>
+      </w:r>
+      <w:r>
+        <w:rPr>
+          <w:rStyle w:val="NormalTok"/>
+        </w:rPr>
+        <w:t xml:space="preserve">your-registry</w:t>
+      </w:r>
+      <w:r>
+        <w:rPr>
+          <w:rStyle w:val="OperatorTok"/>
+        </w:rPr>
+        <w:t xml:space="preserve">&gt;</w:t>
+      </w:r>
+      <w:r>
+        <w:rPr>
+          <w:rStyle w:val="NormalTok"/>
+        </w:rPr>
+        <w:t xml:space="preserve">/dra-gpu-nic-reconciler:latest</w:t>
+      </w:r>
+    </w:p>
+    <w:p>
+      <w:pPr>
+        <w:pStyle w:val="BlockText"/>
+      </w:pPr>
+      <w:r>
+        <w:rPr>
+          <w:b/>
+          <w:bCs/>
+        </w:rPr>
+        <w:t xml:space="preserve">Note:</w:t>
+      </w:r>
+      <w:r>
+        <w:t xml:space="preserve"> </w:t>
+      </w:r>
+      <w:r>
+        <w:t xml:space="preserve">Pre-built images are available in the repo’s deployment manifests. Building your own is only needed for custom modifications.</w:t>
+      </w:r>
+    </w:p>
+    <w:bookmarkEnd w:id="36"/>
+    <w:bookmarkStart w:id="37" w:name="clone-and-generate-tls-certificates"/>
+    <w:p>
+      <w:pPr>
+        <w:pStyle w:val="Heading4"/>
+      </w:pPr>
+      <w:r>
+        <w:t xml:space="preserve">Clone and generate TLS certificates</w:t>
       </w:r>
     </w:p>
     <w:p>
@@ -16722,32 +16317,637 @@
         <w:pStyle w:val="FirstParagraph"/>
       </w:pPr>
       <w:r>
-        <w:t xml:space="preserve">Adjust</w:t>
-      </w:r>
-      <w:r>
-        <w:t xml:space="preserve"> </w:t>
-      </w:r>
-      <w:r>
-        <w:rPr>
-          <w:rStyle w:val="VerbatimChar"/>
-        </w:rPr>
-        <w:t xml:space="preserve">rails</w:t>
-      </w:r>
-      <w:r>
-        <w:t xml:space="preserve"> </w:t>
-      </w:r>
-      <w:r>
-        <w:t xml:space="preserve">to match your cluster’s RDMA network subnets. One rail per NIC port — 8 entries for an 8-GPU-per-node cluster.</w:t>
+        <w:t xml:space="preserve">The webhook requires a valid TLS certificate. The certificate’s CN and SAN must match the webhook service name exactly:</w:t>
+      </w:r>
+    </w:p>
+    <w:p>
+      <w:pPr>
+        <w:pStyle w:val="SourceCode"/>
+      </w:pPr>
+      <w:r>
+        <w:rPr>
+          <w:rStyle w:val="FunctionTok"/>
+        </w:rPr>
+        <w:t xml:space="preserve">git</w:t>
+      </w:r>
+      <w:r>
+        <w:rPr>
+          <w:rStyle w:val="NormalTok"/>
+        </w:rPr>
+        <w:t xml:space="preserve"> clone https://github.com/openshift-psap/dra-rail-admission-webhook.git</w:t>
+      </w:r>
+      <w:r>
+        <w:br/>
+      </w:r>
+      <w:r>
+        <w:rPr>
+          <w:rStyle w:val="BuiltInTok"/>
+        </w:rPr>
+        <w:t xml:space="preserve">cd</w:t>
+      </w:r>
+      <w:r>
+        <w:rPr>
+          <w:rStyle w:val="NormalTok"/>
+        </w:rPr>
+        <w:t xml:space="preserve"> dra-rail-admission-webhook</w:t>
+      </w:r>
+      <w:r>
+        <w:br/>
+      </w:r>
+      <w:r>
+        <w:br/>
+      </w:r>
+      <w:r>
+        <w:rPr>
+          <w:rStyle w:val="VariableTok"/>
+        </w:rPr>
+        <w:t xml:space="preserve">NAMESPACE</w:t>
+      </w:r>
+      <w:r>
+        <w:rPr>
+          <w:rStyle w:val="OperatorTok"/>
+        </w:rPr>
+        <w:t xml:space="preserve">=</w:t>
+      </w:r>
+      <w:r>
+        <w:rPr>
+          <w:rStyle w:val="NormalTok"/>
+        </w:rPr>
+        <w:t xml:space="preserve">dra-webhook-system</w:t>
+      </w:r>
+      <w:r>
+        <w:br/>
+      </w:r>
+      <w:r>
+        <w:br/>
+      </w:r>
+      <w:r>
+        <w:rPr>
+          <w:rStyle w:val="CommentTok"/>
+        </w:rPr>
+        <w:t xml:space="preserve"># Create namespace</w:t>
+      </w:r>
+      <w:r>
+        <w:br/>
+      </w:r>
+      <w:r>
+        <w:rPr>
+          <w:rStyle w:val="ExtensionTok"/>
+        </w:rPr>
+        <w:t xml:space="preserve">oc</w:t>
+      </w:r>
+      <w:r>
+        <w:rPr>
+          <w:rStyle w:val="NormalTok"/>
+        </w:rPr>
+        <w:t xml:space="preserve"> create namespace </w:t>
+      </w:r>
+      <w:r>
+        <w:rPr>
+          <w:rStyle w:val="VariableTok"/>
+        </w:rPr>
+        <w:t xml:space="preserve">$NAMESPACE</w:t>
+      </w:r>
+      <w:r>
+        <w:rPr>
+          <w:rStyle w:val="NormalTok"/>
+        </w:rPr>
+        <w:t xml:space="preserve"> </w:t>
+      </w:r>
+      <w:r>
+        <w:rPr>
+          <w:rStyle w:val="AttributeTok"/>
+        </w:rPr>
+        <w:t xml:space="preserve">--dry-run</w:t>
+      </w:r>
+      <w:r>
+        <w:rPr>
+          <w:rStyle w:val="OperatorTok"/>
+        </w:rPr>
+        <w:t xml:space="preserve">=</w:t>
+      </w:r>
+      <w:r>
+        <w:rPr>
+          <w:rStyle w:val="NormalTok"/>
+        </w:rPr>
+        <w:t xml:space="preserve">client </w:t>
+      </w:r>
+      <w:r>
+        <w:rPr>
+          <w:rStyle w:val="AttributeTok"/>
+        </w:rPr>
+        <w:t xml:space="preserve">-o</w:t>
+      </w:r>
+      <w:r>
+        <w:rPr>
+          <w:rStyle w:val="NormalTok"/>
+        </w:rPr>
+        <w:t xml:space="preserve"> yaml </w:t>
+      </w:r>
+      <w:r>
+        <w:rPr>
+          <w:rStyle w:val="KeywordTok"/>
+        </w:rPr>
+        <w:t xml:space="preserve">|</w:t>
+      </w:r>
+      <w:r>
+        <w:rPr>
+          <w:rStyle w:val="NormalTok"/>
+        </w:rPr>
+        <w:t xml:space="preserve"> </w:t>
+      </w:r>
+      <w:r>
+        <w:rPr>
+          <w:rStyle w:val="ExtensionTok"/>
+        </w:rPr>
+        <w:t xml:space="preserve">oc</w:t>
+      </w:r>
+      <w:r>
+        <w:rPr>
+          <w:rStyle w:val="NormalTok"/>
+        </w:rPr>
+        <w:t xml:space="preserve"> apply </w:t>
+      </w:r>
+      <w:r>
+        <w:rPr>
+          <w:rStyle w:val="AttributeTok"/>
+        </w:rPr>
+        <w:t xml:space="preserve">-f</w:t>
+      </w:r>
+      <w:r>
+        <w:rPr>
+          <w:rStyle w:val="NormalTok"/>
+        </w:rPr>
+        <w:t xml:space="preserve"> </w:t>
+      </w:r>
+      <w:r>
+        <w:rPr>
+          <w:rStyle w:val="AttributeTok"/>
+        </w:rPr>
+        <w:t xml:space="preserve">-</w:t>
+      </w:r>
+      <w:r>
+        <w:br/>
+      </w:r>
+      <w:r>
+        <w:br/>
+      </w:r>
+      <w:r>
+        <w:rPr>
+          <w:rStyle w:val="CommentTok"/>
+        </w:rPr>
+        <w:t xml:space="preserve"># Generate self-signed cert</w:t>
+      </w:r>
+      <w:r>
+        <w:br/>
+      </w:r>
+      <w:r>
+        <w:rPr>
+          <w:rStyle w:val="FunctionTok"/>
+        </w:rPr>
+        <w:t xml:space="preserve">mkdir</w:t>
+      </w:r>
+      <w:r>
+        <w:rPr>
+          <w:rStyle w:val="NormalTok"/>
+        </w:rPr>
+        <w:t xml:space="preserve"> </w:t>
+      </w:r>
+      <w:r>
+        <w:rPr>
+          <w:rStyle w:val="AttributeTok"/>
+        </w:rPr>
+        <w:t xml:space="preserve">-p</w:t>
+      </w:r>
+      <w:r>
+        <w:rPr>
+          <w:rStyle w:val="NormalTok"/>
+        </w:rPr>
+        <w:t xml:space="preserve"> certs</w:t>
+      </w:r>
+      <w:r>
+        <w:br/>
+      </w:r>
+      <w:r>
+        <w:rPr>
+          <w:rStyle w:val="ExtensionTok"/>
+        </w:rPr>
+        <w:t xml:space="preserve">openssl</w:t>
+      </w:r>
+      <w:r>
+        <w:rPr>
+          <w:rStyle w:val="NormalTok"/>
+        </w:rPr>
+        <w:t xml:space="preserve"> req </w:t>
+      </w:r>
+      <w:r>
+        <w:rPr>
+          <w:rStyle w:val="AttributeTok"/>
+        </w:rPr>
+        <w:t xml:space="preserve">-x509</w:t>
+      </w:r>
+      <w:r>
+        <w:rPr>
+          <w:rStyle w:val="NormalTok"/>
+        </w:rPr>
+        <w:t xml:space="preserve"> </w:t>
+      </w:r>
+      <w:r>
+        <w:rPr>
+          <w:rStyle w:val="AttributeTok"/>
+        </w:rPr>
+        <w:t xml:space="preserve">-newkey</w:t>
+      </w:r>
+      <w:r>
+        <w:rPr>
+          <w:rStyle w:val="NormalTok"/>
+        </w:rPr>
+        <w:t xml:space="preserve"> rsa:4096 </w:t>
+      </w:r>
+      <w:r>
+        <w:rPr>
+          <w:rStyle w:val="DataTypeTok"/>
+        </w:rPr>
+        <w:t xml:space="preserve">\</w:t>
+      </w:r>
+      <w:r>
+        <w:br/>
+      </w:r>
+      <w:r>
+        <w:rPr>
+          <w:rStyle w:val="NormalTok"/>
+        </w:rPr>
+        <w:t xml:space="preserve">  </w:t>
+      </w:r>
+      <w:r>
+        <w:rPr>
+          <w:rStyle w:val="AttributeTok"/>
+        </w:rPr>
+        <w:t xml:space="preserve">-keyout</w:t>
+      </w:r>
+      <w:r>
+        <w:rPr>
+          <w:rStyle w:val="NormalTok"/>
+        </w:rPr>
+        <w:t xml:space="preserve"> certs/tls.key </w:t>
+      </w:r>
+      <w:r>
+        <w:rPr>
+          <w:rStyle w:val="AttributeTok"/>
+        </w:rPr>
+        <w:t xml:space="preserve">-out</w:t>
+      </w:r>
+      <w:r>
+        <w:rPr>
+          <w:rStyle w:val="NormalTok"/>
+        </w:rPr>
+        <w:t xml:space="preserve"> certs/tls.crt </w:t>
+      </w:r>
+      <w:r>
+        <w:rPr>
+          <w:rStyle w:val="DataTypeTok"/>
+        </w:rPr>
+        <w:t xml:space="preserve">\</w:t>
+      </w:r>
+      <w:r>
+        <w:br/>
+      </w:r>
+      <w:r>
+        <w:rPr>
+          <w:rStyle w:val="NormalTok"/>
+        </w:rPr>
+        <w:t xml:space="preserve">  </w:t>
+      </w:r>
+      <w:r>
+        <w:rPr>
+          <w:rStyle w:val="AttributeTok"/>
+        </w:rPr>
+        <w:t xml:space="preserve">-days</w:t>
+      </w:r>
+      <w:r>
+        <w:rPr>
+          <w:rStyle w:val="NormalTok"/>
+        </w:rPr>
+        <w:t xml:space="preserve"> 365 </w:t>
+      </w:r>
+      <w:r>
+        <w:rPr>
+          <w:rStyle w:val="AttributeTok"/>
+        </w:rPr>
+        <w:t xml:space="preserve">-nodes</w:t>
+      </w:r>
+      <w:r>
+        <w:rPr>
+          <w:rStyle w:val="NormalTok"/>
+        </w:rPr>
+        <w:t xml:space="preserve"> </w:t>
+      </w:r>
+      <w:r>
+        <w:rPr>
+          <w:rStyle w:val="DataTypeTok"/>
+        </w:rPr>
+        <w:t xml:space="preserve">\</w:t>
+      </w:r>
+      <w:r>
+        <w:br/>
+      </w:r>
+      <w:r>
+        <w:rPr>
+          <w:rStyle w:val="NormalTok"/>
+        </w:rPr>
+        <w:t xml:space="preserve">  </w:t>
+      </w:r>
+      <w:r>
+        <w:rPr>
+          <w:rStyle w:val="AttributeTok"/>
+        </w:rPr>
+        <w:t xml:space="preserve">-subj</w:t>
+      </w:r>
+      <w:r>
+        <w:rPr>
+          <w:rStyle w:val="NormalTok"/>
+        </w:rPr>
+        <w:t xml:space="preserve"> </w:t>
+      </w:r>
+      <w:r>
+        <w:rPr>
+          <w:rStyle w:val="StringTok"/>
+        </w:rPr>
+        <w:t xml:space="preserve">"/CN=dra-gpu-nic-webhook.</w:t>
+      </w:r>
+      <w:r>
+        <w:rPr>
+          <w:rStyle w:val="VariableTok"/>
+        </w:rPr>
+        <w:t xml:space="preserve">${NAMESPACE}</w:t>
+      </w:r>
+      <w:r>
+        <w:rPr>
+          <w:rStyle w:val="StringTok"/>
+        </w:rPr>
+        <w:t xml:space="preserve">.svc"</w:t>
+      </w:r>
+      <w:r>
+        <w:rPr>
+          <w:rStyle w:val="NormalTok"/>
+        </w:rPr>
+        <w:t xml:space="preserve"> </w:t>
+      </w:r>
+      <w:r>
+        <w:rPr>
+          <w:rStyle w:val="DataTypeTok"/>
+        </w:rPr>
+        <w:t xml:space="preserve">\</w:t>
+      </w:r>
+      <w:r>
+        <w:br/>
+      </w:r>
+      <w:r>
+        <w:rPr>
+          <w:rStyle w:val="NormalTok"/>
+        </w:rPr>
+        <w:t xml:space="preserve">  </w:t>
+      </w:r>
+      <w:r>
+        <w:rPr>
+          <w:rStyle w:val="AttributeTok"/>
+        </w:rPr>
+        <w:t xml:space="preserve">-addext</w:t>
+      </w:r>
+      <w:r>
+        <w:rPr>
+          <w:rStyle w:val="NormalTok"/>
+        </w:rPr>
+        <w:t xml:space="preserve"> </w:t>
+      </w:r>
+      <w:r>
+        <w:rPr>
+          <w:rStyle w:val="StringTok"/>
+        </w:rPr>
+        <w:t xml:space="preserve">"subjectAltName=DNS:dra-gpu-nic-webhook.</w:t>
+      </w:r>
+      <w:r>
+        <w:rPr>
+          <w:rStyle w:val="VariableTok"/>
+        </w:rPr>
+        <w:t xml:space="preserve">${NAMESPACE}</w:t>
+      </w:r>
+      <w:r>
+        <w:rPr>
+          <w:rStyle w:val="StringTok"/>
+        </w:rPr>
+        <w:t xml:space="preserve">.svc,DNS:dra-gpu-nic-webhook.</w:t>
+      </w:r>
+      <w:r>
+        <w:rPr>
+          <w:rStyle w:val="VariableTok"/>
+        </w:rPr>
+        <w:t xml:space="preserve">${NAMESPACE}</w:t>
+      </w:r>
+      <w:r>
+        <w:rPr>
+          <w:rStyle w:val="StringTok"/>
+        </w:rPr>
+        <w:t xml:space="preserve">.svc.cluster.local"</w:t>
+      </w:r>
+      <w:r>
+        <w:br/>
+      </w:r>
+      <w:r>
+        <w:br/>
+      </w:r>
+      <w:r>
+        <w:rPr>
+          <w:rStyle w:val="CommentTok"/>
+        </w:rPr>
+        <w:t xml:space="preserve"># Create TLS secret</w:t>
+      </w:r>
+      <w:r>
+        <w:br/>
+      </w:r>
+      <w:r>
+        <w:rPr>
+          <w:rStyle w:val="ExtensionTok"/>
+        </w:rPr>
+        <w:t xml:space="preserve">oc</w:t>
+      </w:r>
+      <w:r>
+        <w:rPr>
+          <w:rStyle w:val="NormalTok"/>
+        </w:rPr>
+        <w:t xml:space="preserve"> create secret tls dra-gpu-nic-webhook-tls </w:t>
+      </w:r>
+      <w:r>
+        <w:rPr>
+          <w:rStyle w:val="DataTypeTok"/>
+        </w:rPr>
+        <w:t xml:space="preserve">\</w:t>
+      </w:r>
+      <w:r>
+        <w:br/>
+      </w:r>
+      <w:r>
+        <w:rPr>
+          <w:rStyle w:val="NormalTok"/>
+        </w:rPr>
+        <w:t xml:space="preserve">  </w:t>
+      </w:r>
+      <w:r>
+        <w:rPr>
+          <w:rStyle w:val="AttributeTok"/>
+        </w:rPr>
+        <w:t xml:space="preserve">--cert</w:t>
+      </w:r>
+      <w:r>
+        <w:rPr>
+          <w:rStyle w:val="OperatorTok"/>
+        </w:rPr>
+        <w:t xml:space="preserve">=</w:t>
+      </w:r>
+      <w:r>
+        <w:rPr>
+          <w:rStyle w:val="NormalTok"/>
+        </w:rPr>
+        <w:t xml:space="preserve">certs/tls.crt </w:t>
+      </w:r>
+      <w:r>
+        <w:rPr>
+          <w:rStyle w:val="AttributeTok"/>
+        </w:rPr>
+        <w:t xml:space="preserve">--key</w:t>
+      </w:r>
+      <w:r>
+        <w:rPr>
+          <w:rStyle w:val="OperatorTok"/>
+        </w:rPr>
+        <w:t xml:space="preserve">=</w:t>
+      </w:r>
+      <w:r>
+        <w:rPr>
+          <w:rStyle w:val="NormalTok"/>
+        </w:rPr>
+        <w:t xml:space="preserve">certs/tls.key </w:t>
+      </w:r>
+      <w:r>
+        <w:rPr>
+          <w:rStyle w:val="DataTypeTok"/>
+        </w:rPr>
+        <w:t xml:space="preserve">\</w:t>
+      </w:r>
+      <w:r>
+        <w:br/>
+      </w:r>
+      <w:r>
+        <w:rPr>
+          <w:rStyle w:val="NormalTok"/>
+        </w:rPr>
+        <w:t xml:space="preserve">  </w:t>
+      </w:r>
+      <w:r>
+        <w:rPr>
+          <w:rStyle w:val="AttributeTok"/>
+        </w:rPr>
+        <w:t xml:space="preserve">-n</w:t>
+      </w:r>
+      <w:r>
+        <w:rPr>
+          <w:rStyle w:val="NormalTok"/>
+        </w:rPr>
+        <w:t xml:space="preserve"> </w:t>
+      </w:r>
+      <w:r>
+        <w:rPr>
+          <w:rStyle w:val="VariableTok"/>
+        </w:rPr>
+        <w:t xml:space="preserve">$NAMESPACE</w:t>
+      </w:r>
+      <w:r>
+        <w:rPr>
+          <w:rStyle w:val="NormalTok"/>
+        </w:rPr>
+        <w:t xml:space="preserve"> </w:t>
+      </w:r>
+      <w:r>
+        <w:rPr>
+          <w:rStyle w:val="AttributeTok"/>
+        </w:rPr>
+        <w:t xml:space="preserve">--dry-run</w:t>
+      </w:r>
+      <w:r>
+        <w:rPr>
+          <w:rStyle w:val="OperatorTok"/>
+        </w:rPr>
+        <w:t xml:space="preserve">=</w:t>
+      </w:r>
+      <w:r>
+        <w:rPr>
+          <w:rStyle w:val="NormalTok"/>
+        </w:rPr>
+        <w:t xml:space="preserve">client </w:t>
+      </w:r>
+      <w:r>
+        <w:rPr>
+          <w:rStyle w:val="AttributeTok"/>
+        </w:rPr>
+        <w:t xml:space="preserve">-o</w:t>
+      </w:r>
+      <w:r>
+        <w:rPr>
+          <w:rStyle w:val="NormalTok"/>
+        </w:rPr>
+        <w:t xml:space="preserve"> yaml </w:t>
+      </w:r>
+      <w:r>
+        <w:rPr>
+          <w:rStyle w:val="KeywordTok"/>
+        </w:rPr>
+        <w:t xml:space="preserve">|</w:t>
+      </w:r>
+      <w:r>
+        <w:rPr>
+          <w:rStyle w:val="NormalTok"/>
+        </w:rPr>
+        <w:t xml:space="preserve"> </w:t>
+      </w:r>
+      <w:r>
+        <w:rPr>
+          <w:rStyle w:val="ExtensionTok"/>
+        </w:rPr>
+        <w:t xml:space="preserve">oc</w:t>
+      </w:r>
+      <w:r>
+        <w:rPr>
+          <w:rStyle w:val="NormalTok"/>
+        </w:rPr>
+        <w:t xml:space="preserve"> apply </w:t>
+      </w:r>
+      <w:r>
+        <w:rPr>
+          <w:rStyle w:val="AttributeTok"/>
+        </w:rPr>
+        <w:t xml:space="preserve">-f</w:t>
+      </w:r>
+      <w:r>
+        <w:rPr>
+          <w:rStyle w:val="NormalTok"/>
+        </w:rPr>
+        <w:t xml:space="preserve"> </w:t>
+      </w:r>
+      <w:r>
+        <w:rPr>
+          <w:rStyle w:val="AttributeTok"/>
+        </w:rPr>
+        <w:t xml:space="preserve">-</w:t>
       </w:r>
     </w:p>
     <w:bookmarkEnd w:id="37"/>
-    <w:bookmarkStart w:id="38" w:name="deploy-the-webhook-and-reconciler"/>
+    <w:bookmarkStart w:id="38" w:name="configure-the-network-rails"/>
     <w:p>
       <w:pPr>
         <w:pStyle w:val="Heading4"/>
       </w:pPr>
       <w:r>
-        <w:t xml:space="preserve">Deploy the webhook and reconciler</w:t>
+        <w:t xml:space="preserve">Configure the network rails</w:t>
       </w:r>
     </w:p>
     <w:p>
@@ -16755,7 +16955,7 @@
         <w:pStyle w:val="FirstParagraph"/>
       </w:pPr>
       <w:r>
-        <w:t xml:space="preserve">Apply all manifests, injecting the correct caBundle into the webhook configuration:</w:t>
+        <w:t xml:space="preserve">Create a ConfigMap matching your cluster’s RDMA network layout. One rail entry per NIC port:</w:t>
       </w:r>
     </w:p>
     <w:p>
@@ -16764,6 +16964,577 @@
       </w:pPr>
       <w:r>
         <w:rPr>
+          <w:rStyle w:val="FunctionTok"/>
+        </w:rPr>
+        <w:t xml:space="preserve">apiVersion</w:t>
+      </w:r>
+      <w:r>
+        <w:rPr>
+          <w:rStyle w:val="KeywordTok"/>
+        </w:rPr>
+        <w:t xml:space="preserve">:</w:t>
+      </w:r>
+      <w:r>
+        <w:rPr>
+          <w:rStyle w:val="AttributeTok"/>
+        </w:rPr>
+        <w:t xml:space="preserve"> v1</w:t>
+      </w:r>
+      <w:r>
+        <w:br/>
+      </w:r>
+      <w:r>
+        <w:rPr>
+          <w:rStyle w:val="FunctionTok"/>
+        </w:rPr>
+        <w:t xml:space="preserve">kind</w:t>
+      </w:r>
+      <w:r>
+        <w:rPr>
+          <w:rStyle w:val="KeywordTok"/>
+        </w:rPr>
+        <w:t xml:space="preserve">:</w:t>
+      </w:r>
+      <w:r>
+        <w:rPr>
+          <w:rStyle w:val="AttributeTok"/>
+        </w:rPr>
+        <w:t xml:space="preserve"> ConfigMap</w:t>
+      </w:r>
+      <w:r>
+        <w:br/>
+      </w:r>
+      <w:r>
+        <w:rPr>
+          <w:rStyle w:val="FunctionTok"/>
+        </w:rPr>
+        <w:t xml:space="preserve">metadata</w:t>
+      </w:r>
+      <w:r>
+        <w:rPr>
+          <w:rStyle w:val="KeywordTok"/>
+        </w:rPr>
+        <w:t xml:space="preserve">:</w:t>
+      </w:r>
+      <w:r>
+        <w:br/>
+      </w:r>
+      <w:r>
+        <w:rPr>
+          <w:rStyle w:val="AttributeTok"/>
+        </w:rPr>
+        <w:t xml:space="preserve">  </w:t>
+      </w:r>
+      <w:r>
+        <w:rPr>
+          <w:rStyle w:val="FunctionTok"/>
+        </w:rPr>
+        <w:t xml:space="preserve">name</w:t>
+      </w:r>
+      <w:r>
+        <w:rPr>
+          <w:rStyle w:val="KeywordTok"/>
+        </w:rPr>
+        <w:t xml:space="preserve">:</w:t>
+      </w:r>
+      <w:r>
+        <w:rPr>
+          <w:rStyle w:val="AttributeTok"/>
+        </w:rPr>
+        <w:t xml:space="preserve"> dra-gpu-nic-webhook-config</w:t>
+      </w:r>
+      <w:r>
+        <w:br/>
+      </w:r>
+      <w:r>
+        <w:rPr>
+          <w:rStyle w:val="AttributeTok"/>
+        </w:rPr>
+        <w:t xml:space="preserve">  </w:t>
+      </w:r>
+      <w:r>
+        <w:rPr>
+          <w:rStyle w:val="FunctionTok"/>
+        </w:rPr>
+        <w:t xml:space="preserve">namespace</w:t>
+      </w:r>
+      <w:r>
+        <w:rPr>
+          <w:rStyle w:val="KeywordTok"/>
+        </w:rPr>
+        <w:t xml:space="preserve">:</w:t>
+      </w:r>
+      <w:r>
+        <w:rPr>
+          <w:rStyle w:val="AttributeTok"/>
+        </w:rPr>
+        <w:t xml:space="preserve"> dra-webhook-system</w:t>
+      </w:r>
+      <w:r>
+        <w:br/>
+      </w:r>
+      <w:r>
+        <w:rPr>
+          <w:rStyle w:val="FunctionTok"/>
+        </w:rPr>
+        <w:t xml:space="preserve">data</w:t>
+      </w:r>
+      <w:r>
+        <w:rPr>
+          <w:rStyle w:val="KeywordTok"/>
+        </w:rPr>
+        <w:t xml:space="preserve">:</w:t>
+      </w:r>
+      <w:r>
+        <w:br/>
+      </w:r>
+      <w:r>
+        <w:rPr>
+          <w:rStyle w:val="FunctionTok"/>
+        </w:rPr>
+        <w:t xml:space="preserve">  config.yaml</w:t>
+      </w:r>
+      <w:r>
+        <w:rPr>
+          <w:rStyle w:val="KeywordTok"/>
+        </w:rPr>
+        <w:t xml:space="preserve">: </w:t>
+      </w:r>
+      <w:r>
+        <w:rPr>
+          <w:rStyle w:val="CharTok"/>
+        </w:rPr>
+        <w:t xml:space="preserve">|</w:t>
+      </w:r>
+      <w:r>
+        <w:br/>
+      </w:r>
+      <w:r>
+        <w:rPr>
+          <w:rStyle w:val="NormalTok"/>
+        </w:rPr>
+        <w:t xml:space="preserve">    gpuDeviceClassName: gpu.nvidia.com</w:t>
+      </w:r>
+      <w:r>
+        <w:br/>
+      </w:r>
+      <w:r>
+        <w:rPr>
+          <w:rStyle w:val="NormalTok"/>
+        </w:rPr>
+        <w:t xml:space="preserve">    nicDeviceClassName: dranet</w:t>
+      </w:r>
+      <w:r>
+        <w:br/>
+      </w:r>
+      <w:r>
+        <w:rPr>
+          <w:rStyle w:val="NormalTok"/>
+        </w:rPr>
+        <w:t xml:space="preserve">    maxPairsPerNUMA: 4</w:t>
+      </w:r>
+      <w:r>
+        <w:br/>
+      </w:r>
+      <w:r>
+        <w:rPr>
+          <w:rStyle w:val="NormalTok"/>
+        </w:rPr>
+        <w:t xml:space="preserve">    maxPairsPerNode: 8</w:t>
+      </w:r>
+      <w:r>
+        <w:br/>
+      </w:r>
+      <w:r>
+        <w:rPr>
+          <w:rStyle w:val="NormalTok"/>
+        </w:rPr>
+        <w:t xml:space="preserve">    preflightCheck: false</w:t>
+      </w:r>
+      <w:r>
+        <w:br/>
+      </w:r>
+      <w:r>
+        <w:rPr>
+          <w:rStyle w:val="NormalTok"/>
+        </w:rPr>
+        <w:t xml:space="preserve">    nicConfig:</w:t>
+      </w:r>
+      <w:r>
+        <w:br/>
+      </w:r>
+      <w:r>
+        <w:rPr>
+          <w:rStyle w:val="NormalTok"/>
+        </w:rPr>
+        <w:t xml:space="preserve">      mtu: 9000</w:t>
+      </w:r>
+      <w:r>
+        <w:br/>
+      </w:r>
+      <w:r>
+        <w:rPr>
+          <w:rStyle w:val="NormalTok"/>
+        </w:rPr>
+        <w:t xml:space="preserve">      rdmaRequired: true</w:t>
+      </w:r>
+      <w:r>
+        <w:br/>
+      </w:r>
+      <w:r>
+        <w:rPr>
+          <w:rStyle w:val="NormalTok"/>
+        </w:rPr>
+        <w:t xml:space="preserve">      interfacePrefix: "net"</w:t>
+      </w:r>
+      <w:r>
+        <w:br/>
+      </w:r>
+      <w:r>
+        <w:rPr>
+          <w:rStyle w:val="NormalTok"/>
+        </w:rPr>
+        <w:t xml:space="preserve">      startingTableId: 100</w:t>
+      </w:r>
+      <w:r>
+        <w:br/>
+      </w:r>
+      <w:r>
+        <w:rPr>
+          <w:rStyle w:val="NormalTok"/>
+        </w:rPr>
+        <w:t xml:space="preserve">      crossRailCIDR: "10.0.0.0/13"</w:t>
+      </w:r>
+      <w:r>
+        <w:br/>
+      </w:r>
+      <w:r>
+        <w:rPr>
+          <w:rStyle w:val="NormalTok"/>
+        </w:rPr>
+        <w:t xml:space="preserve">      rails:</w:t>
+      </w:r>
+      <w:r>
+        <w:br/>
+      </w:r>
+      <w:r>
+        <w:rPr>
+          <w:rStyle w:val="NormalTok"/>
+        </w:rPr>
+        <w:t xml:space="preserve">        - subnet: "10.0.0.0/16"</w:t>
+      </w:r>
+      <w:r>
+        <w:br/>
+      </w:r>
+      <w:r>
+        <w:rPr>
+          <w:rStyle w:val="NormalTok"/>
+        </w:rPr>
+        <w:t xml:space="preserve">          gateway: "10.0.0.1"</w:t>
+      </w:r>
+      <w:r>
+        <w:br/>
+      </w:r>
+      <w:r>
+        <w:rPr>
+          <w:rStyle w:val="NormalTok"/>
+        </w:rPr>
+        <w:t xml:space="preserve">          ipv4Prefix: "10.0."</w:t>
+      </w:r>
+      <w:r>
+        <w:br/>
+      </w:r>
+      <w:r>
+        <w:rPr>
+          <w:rStyle w:val="NormalTok"/>
+        </w:rPr>
+        <w:t xml:space="preserve">        - subnet: "10.1.0.0/16"</w:t>
+      </w:r>
+      <w:r>
+        <w:br/>
+      </w:r>
+      <w:r>
+        <w:rPr>
+          <w:rStyle w:val="NormalTok"/>
+        </w:rPr>
+        <w:t xml:space="preserve">          gateway: "10.1.0.1"</w:t>
+      </w:r>
+      <w:r>
+        <w:br/>
+      </w:r>
+      <w:r>
+        <w:rPr>
+          <w:rStyle w:val="NormalTok"/>
+        </w:rPr>
+        <w:t xml:space="preserve">          ipv4Prefix: "10.1."</w:t>
+      </w:r>
+      <w:r>
+        <w:br/>
+      </w:r>
+      <w:r>
+        <w:rPr>
+          <w:rStyle w:val="NormalTok"/>
+        </w:rPr>
+        <w:t xml:space="preserve">        - subnet: "10.2.0.0/16"</w:t>
+      </w:r>
+      <w:r>
+        <w:br/>
+      </w:r>
+      <w:r>
+        <w:rPr>
+          <w:rStyle w:val="NormalTok"/>
+        </w:rPr>
+        <w:t xml:space="preserve">          gateway: "10.2.0.1"</w:t>
+      </w:r>
+      <w:r>
+        <w:br/>
+      </w:r>
+      <w:r>
+        <w:rPr>
+          <w:rStyle w:val="NormalTok"/>
+        </w:rPr>
+        <w:t xml:space="preserve">          ipv4Prefix: "10.2."</w:t>
+      </w:r>
+      <w:r>
+        <w:br/>
+      </w:r>
+      <w:r>
+        <w:rPr>
+          <w:rStyle w:val="NormalTok"/>
+        </w:rPr>
+        <w:t xml:space="preserve">        - subnet: "10.3.0.0/16"</w:t>
+      </w:r>
+      <w:r>
+        <w:br/>
+      </w:r>
+      <w:r>
+        <w:rPr>
+          <w:rStyle w:val="NormalTok"/>
+        </w:rPr>
+        <w:t xml:space="preserve">          gateway: "10.3.0.1"</w:t>
+      </w:r>
+      <w:r>
+        <w:br/>
+      </w:r>
+      <w:r>
+        <w:rPr>
+          <w:rStyle w:val="NormalTok"/>
+        </w:rPr>
+        <w:t xml:space="preserve">          ipv4Prefix: "10.3."</w:t>
+      </w:r>
+      <w:r>
+        <w:br/>
+      </w:r>
+      <w:r>
+        <w:rPr>
+          <w:rStyle w:val="NormalTok"/>
+        </w:rPr>
+        <w:t xml:space="preserve">        - subnet: "10.4.0.0/16"</w:t>
+      </w:r>
+      <w:r>
+        <w:br/>
+      </w:r>
+      <w:r>
+        <w:rPr>
+          <w:rStyle w:val="NormalTok"/>
+        </w:rPr>
+        <w:t xml:space="preserve">          gateway: "10.4.0.1"</w:t>
+      </w:r>
+      <w:r>
+        <w:br/>
+      </w:r>
+      <w:r>
+        <w:rPr>
+          <w:rStyle w:val="NormalTok"/>
+        </w:rPr>
+        <w:t xml:space="preserve">          ipv4Prefix: "10.4."</w:t>
+      </w:r>
+      <w:r>
+        <w:br/>
+      </w:r>
+      <w:r>
+        <w:rPr>
+          <w:rStyle w:val="NormalTok"/>
+        </w:rPr>
+        <w:t xml:space="preserve">        - subnet: "10.5.0.0/16"</w:t>
+      </w:r>
+      <w:r>
+        <w:br/>
+      </w:r>
+      <w:r>
+        <w:rPr>
+          <w:rStyle w:val="NormalTok"/>
+        </w:rPr>
+        <w:t xml:space="preserve">          gateway: "10.5.0.1"</w:t>
+      </w:r>
+      <w:r>
+        <w:br/>
+      </w:r>
+      <w:r>
+        <w:rPr>
+          <w:rStyle w:val="NormalTok"/>
+        </w:rPr>
+        <w:t xml:space="preserve">          ipv4Prefix: "10.5."</w:t>
+      </w:r>
+      <w:r>
+        <w:br/>
+      </w:r>
+      <w:r>
+        <w:rPr>
+          <w:rStyle w:val="NormalTok"/>
+        </w:rPr>
+        <w:t xml:space="preserve">        - subnet: "10.6.0.0/16"</w:t>
+      </w:r>
+      <w:r>
+        <w:br/>
+      </w:r>
+      <w:r>
+        <w:rPr>
+          <w:rStyle w:val="NormalTok"/>
+        </w:rPr>
+        <w:t xml:space="preserve">          gateway: "10.6.0.1"</w:t>
+      </w:r>
+      <w:r>
+        <w:br/>
+      </w:r>
+      <w:r>
+        <w:rPr>
+          <w:rStyle w:val="NormalTok"/>
+        </w:rPr>
+        <w:t xml:space="preserve">          ipv4Prefix: "10.6."</w:t>
+      </w:r>
+      <w:r>
+        <w:br/>
+      </w:r>
+      <w:r>
+        <w:rPr>
+          <w:rStyle w:val="NormalTok"/>
+        </w:rPr>
+        <w:t xml:space="preserve">        - subnet: "10.7.0.0/16"</w:t>
+      </w:r>
+      <w:r>
+        <w:br/>
+      </w:r>
+      <w:r>
+        <w:rPr>
+          <w:rStyle w:val="NormalTok"/>
+        </w:rPr>
+        <w:t xml:space="preserve">          gateway: "10.7.0.1"</w:t>
+      </w:r>
+      <w:r>
+        <w:br/>
+      </w:r>
+      <w:r>
+        <w:rPr>
+          <w:rStyle w:val="NormalTok"/>
+        </w:rPr>
+        <w:t xml:space="preserve">          ipv4Prefix: "10.7."</w:t>
+      </w:r>
+      <w:r>
+        <w:br/>
+      </w:r>
+      <w:r>
+        <w:rPr>
+          <w:rStyle w:val="FunctionTok"/>
+        </w:rPr>
+        <w:t xml:space="preserve">  reconciler.yaml</w:t>
+      </w:r>
+      <w:r>
+        <w:rPr>
+          <w:rStyle w:val="KeywordTok"/>
+        </w:rPr>
+        <w:t xml:space="preserve">: </w:t>
+      </w:r>
+      <w:r>
+        <w:rPr>
+          <w:rStyle w:val="CharTok"/>
+        </w:rPr>
+        <w:t xml:space="preserve">|</w:t>
+      </w:r>
+      <w:r>
+        <w:br/>
+      </w:r>
+      <w:r>
+        <w:rPr>
+          <w:rStyle w:val="NormalTok"/>
+        </w:rPr>
+        <w:t xml:space="preserve">    interval: "5m"</w:t>
+      </w:r>
+      <w:r>
+        <w:br/>
+      </w:r>
+      <w:r>
+        <w:rPr>
+          <w:rStyle w:val="NormalTok"/>
+        </w:rPr>
+        <w:t xml:space="preserve">    autoReap: false</w:t>
+      </w:r>
+      <w:r>
+        <w:br/>
+      </w:r>
+      <w:r>
+        <w:rPr>
+          <w:rStyle w:val="NormalTok"/>
+        </w:rPr>
+        <w:t xml:space="preserve">    gracePeriod: "10m"</w:t>
+      </w:r>
+      <w:r>
+        <w:br/>
+      </w:r>
+      <w:r>
+        <w:rPr>
+          <w:rStyle w:val="NormalTok"/>
+        </w:rPr>
+        <w:t xml:space="preserve">    statePath: "/data/reconciler-state.json"</w:t>
+      </w:r>
+    </w:p>
+    <w:p>
+      <w:pPr>
+        <w:pStyle w:val="FirstParagraph"/>
+      </w:pPr>
+      <w:r>
+        <w:t xml:space="preserve">Adjust</w:t>
+      </w:r>
+      <w:r>
+        <w:t xml:space="preserve"> </w:t>
+      </w:r>
+      <w:r>
+        <w:rPr>
+          <w:rStyle w:val="VerbatimChar"/>
+        </w:rPr>
+        <w:t xml:space="preserve">rails</w:t>
+      </w:r>
+      <w:r>
+        <w:t xml:space="preserve"> </w:t>
+      </w:r>
+      <w:r>
+        <w:t xml:space="preserve">to match your cluster’s RDMA network subnets. One rail per NIC port — 8 entries for an 8-GPU-per-node cluster.</w:t>
+      </w:r>
+    </w:p>
+    <w:bookmarkEnd w:id="38"/>
+    <w:bookmarkStart w:id="39" w:name="deploy-the-webhook-and-reconciler"/>
+    <w:p>
+      <w:pPr>
+        <w:pStyle w:val="Heading4"/>
+      </w:pPr>
+      <w:r>
+        <w:t xml:space="preserve">Deploy the webhook and reconciler</w:t>
+      </w:r>
+    </w:p>
+    <w:p>
+      <w:pPr>
+        <w:pStyle w:val="FirstParagraph"/>
+      </w:pPr>
+      <w:r>
+        <w:t xml:space="preserve">Apply all manifests, injecting the correct caBundle into the webhook configuration:</w:t>
+      </w:r>
+    </w:p>
+    <w:p>
+      <w:pPr>
+        <w:pStyle w:val="SourceCode"/>
+      </w:pPr>
+      <w:r>
+        <w:rPr>
           <w:rStyle w:val="VariableTok"/>
         </w:rPr>
         <w:t xml:space="preserve">NAMESPACE</w:t>
@@ -17261,8 +18032,8 @@
         <w:t xml:space="preserve">— it applies the YAML with a stale caBundle. Always inject the caBundle from your generated certificate as shown above.</w:t>
       </w:r>
     </w:p>
-    <w:bookmarkEnd w:id="38"/>
-    <w:bookmarkStart w:id="39" w:name="label-namespaces"/>
+    <w:bookmarkEnd w:id="39"/>
+    <w:bookmarkStart w:id="40" w:name="label-namespaces"/>
     <w:p>
       <w:pPr>
         <w:pStyle w:val="Heading4"/>
@@ -17296,8 +18067,8 @@
         <w:t xml:space="preserve"> label namespace serveit dra.llm-d.io/webhook-enabled=true</w:t>
       </w:r>
     </w:p>
-    <w:bookmarkEnd w:id="39"/>
-    <w:bookmarkStart w:id="40" w:name="verify-1"/>
+    <w:bookmarkEnd w:id="40"/>
+    <w:bookmarkStart w:id="41" w:name="verify-1"/>
     <w:p>
       <w:pPr>
         <w:pStyle w:val="Heading4"/>
@@ -17381,9 +18152,9 @@
         <w:t xml:space="preserve">dra-gpu-nic-webhook-yyyyy                1/1     Running   1m</w:t>
       </w:r>
     </w:p>
-    <w:bookmarkEnd w:id="40"/>
     <w:bookmarkEnd w:id="41"/>
-    <w:bookmarkStart w:id="43" w:name="rdma-connectivity-test"/>
+    <w:bookmarkEnd w:id="42"/>
+    <w:bookmarkStart w:id="45" w:name="rdma-connectivity-test"/>
     <w:p>
       <w:pPr>
         <w:pStyle w:val="Heading3"/>
@@ -18160,124 +18931,13 @@
         </w:rPr>
         <w:t xml:space="preserve">"net[0-9]|inet "</w:t>
       </w:r>
-      <w:r>
-        <w:br/>
-      </w:r>
-      <w:r>
-        <w:rPr>
-          <w:rStyle w:val="CommentTok"/>
-        </w:rPr>
-        <w:t xml:space="preserve"># Expected: net0 and net1 with RDMA IPs</w:t>
-      </w:r>
-      <w:r>
-        <w:br/>
-      </w:r>
-      <w:r>
-        <w:br/>
-      </w:r>
-      <w:r>
-        <w:rPr>
-          <w:rStyle w:val="ExtensionTok"/>
-        </w:rPr>
-        <w:t xml:space="preserve">oc</w:t>
-      </w:r>
-      <w:r>
-        <w:rPr>
-          <w:rStyle w:val="NormalTok"/>
-        </w:rPr>
-        <w:t xml:space="preserve"> exec </w:t>
-      </w:r>
-      <w:r>
-        <w:rPr>
-          <w:rStyle w:val="AttributeTok"/>
-        </w:rPr>
-        <w:t xml:space="preserve">-n</w:t>
-      </w:r>
-      <w:r>
-        <w:rPr>
-          <w:rStyle w:val="NormalTok"/>
-        </w:rPr>
-        <w:t xml:space="preserve"> serveit dra-test-1 </w:t>
-      </w:r>
-      <w:r>
-        <w:rPr>
-          <w:rStyle w:val="AttributeTok"/>
-        </w:rPr>
-        <w:t xml:space="preserve">--</w:t>
-      </w:r>
-      <w:r>
-        <w:rPr>
-          <w:rStyle w:val="NormalTok"/>
-        </w:rPr>
-        <w:t xml:space="preserve"> nvidia-smi </w:t>
-      </w:r>
-      <w:r>
-        <w:rPr>
-          <w:rStyle w:val="AttributeTok"/>
-        </w:rPr>
-        <w:t xml:space="preserve">-L</w:t>
-      </w:r>
-      <w:r>
-        <w:br/>
-      </w:r>
-      <w:r>
-        <w:rPr>
-          <w:rStyle w:val="CommentTok"/>
-        </w:rPr>
-        <w:t xml:space="preserve"># Expected: 2 GPUs</w:t>
-      </w:r>
-      <w:r>
-        <w:br/>
-      </w:r>
-      <w:r>
-        <w:br/>
-      </w:r>
-      <w:r>
-        <w:rPr>
-          <w:rStyle w:val="ExtensionTok"/>
-        </w:rPr>
-        <w:t xml:space="preserve">oc</w:t>
-      </w:r>
-      <w:r>
-        <w:rPr>
-          <w:rStyle w:val="NormalTok"/>
-        </w:rPr>
-        <w:t xml:space="preserve"> get pod dra-test-1 </w:t>
-      </w:r>
-      <w:r>
-        <w:rPr>
-          <w:rStyle w:val="AttributeTok"/>
-        </w:rPr>
-        <w:t xml:space="preserve">-o</w:t>
-      </w:r>
-      <w:r>
-        <w:rPr>
-          <w:rStyle w:val="NormalTok"/>
-        </w:rPr>
-        <w:t xml:space="preserve"> jsonpath=</w:t>
-      </w:r>
-      <w:r>
-        <w:rPr>
-          <w:rStyle w:val="StringTok"/>
-        </w:rPr>
-        <w:t xml:space="preserve">'{.metadata.annotations.dra\.llm-d\.io/mutated}'</w:t>
-      </w:r>
-      <w:r>
-        <w:br/>
-      </w:r>
-      <w:r>
-        <w:rPr>
-          <w:rStyle w:val="CommentTok"/>
-        </w:rPr>
-        <w:t xml:space="preserve"># Expected: true</w:t>
-      </w:r>
     </w:p>
     <w:p>
       <w:pPr>
         <w:pStyle w:val="FirstParagraph"/>
       </w:pPr>
       <w:r>
-        <w:t xml:space="preserve">Run RDMA bandwidth test between two pods on different nodes:</w:t>
+        <w:t xml:space="preserve">Expected output (2 GPU-NIC pairs requested):</w:t>
       </w:r>
     </w:p>
     <w:p>
@@ -18286,6 +18946,26 @@
       </w:pPr>
       <w:r>
         <w:rPr>
+          <w:rStyle w:val="VerbatimChar"/>
+        </w:rPr>
+        <w:t xml:space="preserve">net1: 10.1.0.12/16</w:t>
+      </w:r>
+      <w:r>
+        <w:br/>
+      </w:r>
+      <w:r>
+        <w:rPr>
+          <w:rStyle w:val="VerbatimChar"/>
+        </w:rPr>
+        <w:t xml:space="preserve">net0: 10.0.0.12/16</w:t>
+      </w:r>
+    </w:p>
+    <w:p>
+      <w:pPr>
+        <w:pStyle w:val="SourceCode"/>
+      </w:pPr>
+      <w:r>
+        <w:rPr>
           <w:rStyle w:val="ExtensionTok"/>
         </w:rPr>
         <w:t xml:space="preserve">oc</w:t>
@@ -18306,7 +18986,7 @@
         <w:rPr>
           <w:rStyle w:val="NormalTok"/>
         </w:rPr>
-        <w:t xml:space="preserve"> serveit dra-test-2 </w:t>
+        <w:t xml:space="preserve"> serveit dra-test-1 </w:t>
       </w:r>
       <w:r>
         <w:rPr>
@@ -18318,133 +18998,13 @@
         <w:rPr>
           <w:rStyle w:val="NormalTok"/>
         </w:rPr>
-        <w:t xml:space="preserve"> bash </w:t>
-      </w:r>
-      <w:r>
-        <w:rPr>
-          <w:rStyle w:val="AttributeTok"/>
-        </w:rPr>
-        <w:t xml:space="preserve">-c</w:t>
-      </w:r>
-      <w:r>
-        <w:rPr>
-          <w:rStyle w:val="NormalTok"/>
-        </w:rPr>
-        <w:t xml:space="preserve"> </w:t>
-      </w:r>
-      <w:r>
-        <w:rPr>
-          <w:rStyle w:val="StringTok"/>
-        </w:rPr>
-        <w:t xml:space="preserve">'nohup ib_write_bw -d mlx5_1 --report_gbits -D 5 &gt; /dev/null 2&gt;&amp;1 &amp;'</w:t>
-      </w:r>
-      <w:r>
-        <w:br/>
-      </w:r>
-      <w:r>
-        <w:rPr>
-          <w:rStyle w:val="FunctionTok"/>
-        </w:rPr>
-        <w:t xml:space="preserve">sleep</w:t>
-      </w:r>
-      <w:r>
-        <w:rPr>
-          <w:rStyle w:val="NormalTok"/>
-        </w:rPr>
-        <w:t xml:space="preserve"> 3</w:t>
-      </w:r>
-      <w:r>
-        <w:br/>
-      </w:r>
-      <w:r>
-        <w:rPr>
-          <w:rStyle w:val="ExtensionTok"/>
-        </w:rPr>
-        <w:t xml:space="preserve">oc</w:t>
-      </w:r>
-      <w:r>
-        <w:rPr>
-          <w:rStyle w:val="NormalTok"/>
-        </w:rPr>
-        <w:t xml:space="preserve"> exec </w:t>
-      </w:r>
-      <w:r>
-        <w:rPr>
-          <w:rStyle w:val="AttributeTok"/>
-        </w:rPr>
-        <w:t xml:space="preserve">-n</w:t>
-      </w:r>
-      <w:r>
-        <w:rPr>
-          <w:rStyle w:val="NormalTok"/>
-        </w:rPr>
-        <w:t xml:space="preserve"> serveit dra-test-1 </w:t>
-      </w:r>
-      <w:r>
-        <w:rPr>
-          <w:rStyle w:val="AttributeTok"/>
-        </w:rPr>
-        <w:t xml:space="preserve">--</w:t>
-      </w:r>
-      <w:r>
-        <w:rPr>
-          <w:rStyle w:val="NormalTok"/>
-        </w:rPr>
-        <w:t xml:space="preserve"> ib_write_bw </w:t>
-      </w:r>
-      <w:r>
-        <w:rPr>
-          <w:rStyle w:val="AttributeTok"/>
-        </w:rPr>
-        <w:t xml:space="preserve">-d</w:t>
-      </w:r>
-      <w:r>
-        <w:rPr>
-          <w:rStyle w:val="NormalTok"/>
-        </w:rPr>
-        <w:t xml:space="preserve"> mlx5_1 </w:t>
-      </w:r>
-      <w:r>
-        <w:rPr>
-          <w:rStyle w:val="AttributeTok"/>
-        </w:rPr>
-        <w:t xml:space="preserve">--report_gbits</w:t>
-      </w:r>
-      <w:r>
-        <w:rPr>
-          <w:rStyle w:val="NormalTok"/>
-        </w:rPr>
-        <w:t xml:space="preserve"> </w:t>
-      </w:r>
-      <w:r>
-        <w:rPr>
-          <w:rStyle w:val="AttributeTok"/>
-        </w:rPr>
-        <w:t xml:space="preserve">-D</w:t>
-      </w:r>
-      <w:r>
-        <w:rPr>
-          <w:rStyle w:val="NormalTok"/>
-        </w:rPr>
-        <w:t xml:space="preserve"> 5 </w:t>
-      </w:r>
-      <w:r>
-        <w:rPr>
-          <w:rStyle w:val="OperatorTok"/>
-        </w:rPr>
-        <w:t xml:space="preserve">&lt;</w:t>
-      </w:r>
-      <w:r>
-        <w:rPr>
-          <w:rStyle w:val="NormalTok"/>
-        </w:rPr>
-        <w:t xml:space="preserve">pod2-net0-ip</w:t>
-      </w:r>
-      <w:r>
-        <w:rPr>
-          <w:rStyle w:val="OperatorTok"/>
-        </w:rPr>
-        <w:t xml:space="preserve">&gt;</w:t>
+        <w:t xml:space="preserve"> nvidia-smi </w:t>
+      </w:r>
+      <w:r>
+        <w:rPr>
+          <w:rStyle w:val="AttributeTok"/>
+        </w:rPr>
+        <w:t xml:space="preserve">-L</w:t>
       </w:r>
     </w:p>
     <w:p>
@@ -18452,16 +19012,95 @@
         <w:pStyle w:val="FirstParagraph"/>
       </w:pPr>
       <w:r>
-        <w:t xml:space="preserve">Expected output (IBM Cloud VPC): ~160-165 Gb/s per rail. Bare-metal with CX-7 400GbE NICs shows ~380-400 Gb/s.</w:t>
+        <w:t xml:space="preserve">Expected output:</w:t>
       </w:r>
     </w:p>
-    <w:bookmarkStart w:id="42" w:name="regenerating-tls-certificates"/>
     <w:p>
       <w:pPr>
-        <w:pStyle w:val="Heading4"/>
+        <w:pStyle w:val="SourceCode"/>
       </w:pPr>
       <w:r>
-        <w:t xml:space="preserve">Regenerating TLS certificates</w:t>
+        <w:rPr>
+          <w:rStyle w:val="VerbatimChar"/>
+        </w:rPr>
+        <w:t xml:space="preserve">GPU 0: NVIDIA H100 80GB HBM3 (UUID: GPU-...)</w:t>
+      </w:r>
+      <w:r>
+        <w:br/>
+      </w:r>
+      <w:r>
+        <w:rPr>
+          <w:rStyle w:val="VerbatimChar"/>
+        </w:rPr>
+        <w:t xml:space="preserve">GPU 1: NVIDIA H100 80GB HBM3 (UUID: GPU-...)</w:t>
+      </w:r>
+    </w:p>
+    <w:p>
+      <w:pPr>
+        <w:pStyle w:val="SourceCode"/>
+      </w:pPr>
+      <w:r>
+        <w:rPr>
+          <w:rStyle w:val="CommentTok"/>
+        </w:rPr>
+        <w:t xml:space="preserve"># Verify the discovery script correctly detects DRA mode</w:t>
+      </w:r>
+      <w:r>
+        <w:br/>
+      </w:r>
+      <w:r>
+        <w:rPr>
+          <w:rStyle w:val="ExtensionTok"/>
+        </w:rPr>
+        <w:t xml:space="preserve">oc</w:t>
+      </w:r>
+      <w:r>
+        <w:rPr>
+          <w:rStyle w:val="NormalTok"/>
+        </w:rPr>
+        <w:t xml:space="preserve"> exec </w:t>
+      </w:r>
+      <w:r>
+        <w:rPr>
+          <w:rStyle w:val="AttributeTok"/>
+        </w:rPr>
+        <w:t xml:space="preserve">-n</w:t>
+      </w:r>
+      <w:r>
+        <w:rPr>
+          <w:rStyle w:val="NormalTok"/>
+        </w:rPr>
+        <w:t xml:space="preserve"> serveit dra-test-1 </w:t>
+      </w:r>
+      <w:r>
+        <w:rPr>
+          <w:rStyle w:val="AttributeTok"/>
+        </w:rPr>
+        <w:t xml:space="preserve">--</w:t>
+      </w:r>
+      <w:r>
+        <w:rPr>
+          <w:rStyle w:val="NormalTok"/>
+        </w:rPr>
+        <w:t xml:space="preserve"> bash </w:t>
+      </w:r>
+      <w:r>
+        <w:rPr>
+          <w:rStyle w:val="AttributeTok"/>
+        </w:rPr>
+        <w:t xml:space="preserve">-c</w:t>
+      </w:r>
+      <w:r>
+        <w:rPr>
+          <w:rStyle w:val="NormalTok"/>
+        </w:rPr>
+        <w:t xml:space="preserve"> </w:t>
+      </w:r>
+      <w:r>
+        <w:rPr>
+          <w:rStyle w:val="StringTok"/>
+        </w:rPr>
+        <w:t xml:space="preserve">'source /scripts/discover_ib_hca.sh 2&gt;/dev/null; echo "NETWORK_MODE=$NETWORK_MODE"; echo "UCX_NET_DEVICES=$UCX_NET_DEVICES"; echo "NCCL_IB_HCA=$NCCL_IB_HCA"'</w:t>
       </w:r>
     </w:p>
     <w:p>
@@ -18469,7 +19108,7 @@
         <w:pStyle w:val="FirstParagraph"/>
       </w:pPr>
       <w:r>
-        <w:t xml:space="preserve">If certificates expire or need rotation:</w:t>
+        <w:t xml:space="preserve">Expected output:</w:t>
       </w:r>
     </w:p>
     <w:p>
@@ -18478,916 +19117,89 @@
       </w:pPr>
       <w:r>
         <w:rPr>
-          <w:rStyle w:val="CommentTok"/>
-        </w:rPr>
-        <w:t xml:space="preserve"># Regenerate cert</w:t>
-      </w:r>
-      <w:r>
-        <w:br/>
-      </w:r>
-      <w:r>
-        <w:rPr>
-          <w:rStyle w:val="ExtensionTok"/>
-        </w:rPr>
-        <w:t xml:space="preserve">openssl</w:t>
-      </w:r>
-      <w:r>
-        <w:rPr>
-          <w:rStyle w:val="NormalTok"/>
-        </w:rPr>
-        <w:t xml:space="preserve"> req </w:t>
-      </w:r>
-      <w:r>
-        <w:rPr>
-          <w:rStyle w:val="AttributeTok"/>
-        </w:rPr>
-        <w:t xml:space="preserve">-x509</w:t>
-      </w:r>
-      <w:r>
-        <w:rPr>
-          <w:rStyle w:val="NormalTok"/>
-        </w:rPr>
-        <w:t xml:space="preserve"> </w:t>
-      </w:r>
-      <w:r>
-        <w:rPr>
-          <w:rStyle w:val="AttributeTok"/>
-        </w:rPr>
-        <w:t xml:space="preserve">-newkey</w:t>
-      </w:r>
-      <w:r>
-        <w:rPr>
-          <w:rStyle w:val="NormalTok"/>
-        </w:rPr>
-        <w:t xml:space="preserve"> rsa:4096 </w:t>
-      </w:r>
-      <w:r>
-        <w:rPr>
-          <w:rStyle w:val="DataTypeTok"/>
-        </w:rPr>
-        <w:t xml:space="preserve">\</w:t>
-      </w:r>
-      <w:r>
-        <w:br/>
-      </w:r>
-      <w:r>
-        <w:rPr>
-          <w:rStyle w:val="NormalTok"/>
-        </w:rPr>
-        <w:t xml:space="preserve">  </w:t>
-      </w:r>
-      <w:r>
-        <w:rPr>
-          <w:rStyle w:val="AttributeTok"/>
-        </w:rPr>
-        <w:t xml:space="preserve">-keyout</w:t>
-      </w:r>
-      <w:r>
-        <w:rPr>
-          <w:rStyle w:val="NormalTok"/>
-        </w:rPr>
-        <w:t xml:space="preserve"> certs/tls.key </w:t>
-      </w:r>
-      <w:r>
-        <w:rPr>
-          <w:rStyle w:val="AttributeTok"/>
-        </w:rPr>
-        <w:t xml:space="preserve">-out</w:t>
-      </w:r>
-      <w:r>
-        <w:rPr>
-          <w:rStyle w:val="NormalTok"/>
-        </w:rPr>
-        <w:t xml:space="preserve"> certs/tls.crt </w:t>
-      </w:r>
-      <w:r>
-        <w:rPr>
-          <w:rStyle w:val="DataTypeTok"/>
-        </w:rPr>
-        <w:t xml:space="preserve">\</w:t>
-      </w:r>
-      <w:r>
-        <w:br/>
-      </w:r>
-      <w:r>
-        <w:rPr>
-          <w:rStyle w:val="NormalTok"/>
-        </w:rPr>
-        <w:t xml:space="preserve">  </w:t>
-      </w:r>
-      <w:r>
-        <w:rPr>
-          <w:rStyle w:val="AttributeTok"/>
-        </w:rPr>
-        <w:t xml:space="preserve">-days</w:t>
-      </w:r>
-      <w:r>
-        <w:rPr>
-          <w:rStyle w:val="NormalTok"/>
-        </w:rPr>
-        <w:t xml:space="preserve"> 365 </w:t>
-      </w:r>
-      <w:r>
-        <w:rPr>
-          <w:rStyle w:val="AttributeTok"/>
-        </w:rPr>
-        <w:t xml:space="preserve">-nodes</w:t>
-      </w:r>
-      <w:r>
-        <w:rPr>
-          <w:rStyle w:val="NormalTok"/>
-        </w:rPr>
-        <w:t xml:space="preserve"> </w:t>
-      </w:r>
-      <w:r>
-        <w:rPr>
-          <w:rStyle w:val="DataTypeTok"/>
-        </w:rPr>
-        <w:t xml:space="preserve">\</w:t>
-      </w:r>
-      <w:r>
-        <w:br/>
-      </w:r>
-      <w:r>
-        <w:rPr>
-          <w:rStyle w:val="NormalTok"/>
-        </w:rPr>
-        <w:t xml:space="preserve">  </w:t>
-      </w:r>
-      <w:r>
-        <w:rPr>
-          <w:rStyle w:val="AttributeTok"/>
-        </w:rPr>
-        <w:t xml:space="preserve">-subj</w:t>
-      </w:r>
-      <w:r>
-        <w:rPr>
-          <w:rStyle w:val="NormalTok"/>
-        </w:rPr>
-        <w:t xml:space="preserve"> </w:t>
-      </w:r>
-      <w:r>
-        <w:rPr>
-          <w:rStyle w:val="StringTok"/>
-        </w:rPr>
-        <w:t xml:space="preserve">"/CN=dra-gpu-nic-webhook.dra-webhook-system.svc"</w:t>
-      </w:r>
-      <w:r>
-        <w:rPr>
-          <w:rStyle w:val="NormalTok"/>
-        </w:rPr>
-        <w:t xml:space="preserve"> </w:t>
-      </w:r>
-      <w:r>
-        <w:rPr>
-          <w:rStyle w:val="DataTypeTok"/>
-        </w:rPr>
-        <w:t xml:space="preserve">\</w:t>
-      </w:r>
-      <w:r>
-        <w:br/>
-      </w:r>
-      <w:r>
-        <w:rPr>
-          <w:rStyle w:val="NormalTok"/>
-        </w:rPr>
-        <w:t xml:space="preserve">  </w:t>
-      </w:r>
-      <w:r>
-        <w:rPr>
-          <w:rStyle w:val="AttributeTok"/>
-        </w:rPr>
-        <w:t xml:space="preserve">-addext</w:t>
-      </w:r>
-      <w:r>
-        <w:rPr>
-          <w:rStyle w:val="NormalTok"/>
-        </w:rPr>
-        <w:t xml:space="preserve"> </w:t>
-      </w:r>
-      <w:r>
-        <w:rPr>
-          <w:rStyle w:val="StringTok"/>
-        </w:rPr>
-        <w:t xml:space="preserve">"subjectAltName=DNS:dra-gpu-nic-webhook.dra-webhook-system.svc,DNS:dra-gpu-nic-webhook.dra-webhook-system.svc.cluster.local"</w:t>
-      </w:r>
-      <w:r>
-        <w:br/>
-      </w:r>
-      <w:r>
-        <w:br/>
-      </w:r>
-      <w:r>
-        <w:rPr>
-          <w:rStyle w:val="CommentTok"/>
-        </w:rPr>
-        <w:t xml:space="preserve"># Update secret</w:t>
-      </w:r>
-      <w:r>
-        <w:br/>
-      </w:r>
-      <w:r>
-        <w:rPr>
-          <w:rStyle w:val="ExtensionTok"/>
-        </w:rPr>
-        <w:t xml:space="preserve">oc</w:t>
-      </w:r>
-      <w:r>
-        <w:rPr>
-          <w:rStyle w:val="NormalTok"/>
-        </w:rPr>
-        <w:t xml:space="preserve"> create secret tls dra-gpu-nic-webhook-tls </w:t>
-      </w:r>
-      <w:r>
-        <w:rPr>
-          <w:rStyle w:val="DataTypeTok"/>
-        </w:rPr>
-        <w:t xml:space="preserve">\</w:t>
-      </w:r>
-      <w:r>
-        <w:br/>
-      </w:r>
-      <w:r>
-        <w:rPr>
-          <w:rStyle w:val="NormalTok"/>
-        </w:rPr>
-        <w:t xml:space="preserve">  </w:t>
-      </w:r>
-      <w:r>
-        <w:rPr>
-          <w:rStyle w:val="AttributeTok"/>
-        </w:rPr>
-        <w:t xml:space="preserve">--cert</w:t>
-      </w:r>
-      <w:r>
-        <w:rPr>
-          <w:rStyle w:val="OperatorTok"/>
-        </w:rPr>
-        <w:t xml:space="preserve">=</w:t>
-      </w:r>
-      <w:r>
-        <w:rPr>
-          <w:rStyle w:val="NormalTok"/>
-        </w:rPr>
-        <w:t xml:space="preserve">certs/tls.crt </w:t>
-      </w:r>
-      <w:r>
-        <w:rPr>
-          <w:rStyle w:val="AttributeTok"/>
-        </w:rPr>
-        <w:t xml:space="preserve">--key</w:t>
-      </w:r>
-      <w:r>
-        <w:rPr>
-          <w:rStyle w:val="OperatorTok"/>
-        </w:rPr>
-        <w:t xml:space="preserve">=</w:t>
-      </w:r>
-      <w:r>
-        <w:rPr>
-          <w:rStyle w:val="NormalTok"/>
-        </w:rPr>
-        <w:t xml:space="preserve">certs/tls.key </w:t>
-      </w:r>
-      <w:r>
-        <w:rPr>
-          <w:rStyle w:val="DataTypeTok"/>
-        </w:rPr>
-        <w:t xml:space="preserve">\</w:t>
-      </w:r>
-      <w:r>
-        <w:br/>
-      </w:r>
-      <w:r>
-        <w:rPr>
-          <w:rStyle w:val="NormalTok"/>
-        </w:rPr>
-        <w:t xml:space="preserve">  </w:t>
-      </w:r>
-      <w:r>
-        <w:rPr>
-          <w:rStyle w:val="AttributeTok"/>
-        </w:rPr>
-        <w:t xml:space="preserve">-n</w:t>
-      </w:r>
-      <w:r>
-        <w:rPr>
-          <w:rStyle w:val="NormalTok"/>
-        </w:rPr>
-        <w:t xml:space="preserve"> dra-webhook-system </w:t>
-      </w:r>
-      <w:r>
-        <w:rPr>
-          <w:rStyle w:val="AttributeTok"/>
-        </w:rPr>
-        <w:t xml:space="preserve">--dry-run</w:t>
-      </w:r>
-      <w:r>
-        <w:rPr>
-          <w:rStyle w:val="OperatorTok"/>
-        </w:rPr>
-        <w:t xml:space="preserve">=</w:t>
-      </w:r>
-      <w:r>
-        <w:rPr>
-          <w:rStyle w:val="NormalTok"/>
-        </w:rPr>
-        <w:t xml:space="preserve">client </w:t>
-      </w:r>
-      <w:r>
-        <w:rPr>
-          <w:rStyle w:val="AttributeTok"/>
-        </w:rPr>
-        <w:t xml:space="preserve">-o</w:t>
-      </w:r>
-      <w:r>
-        <w:rPr>
-          <w:rStyle w:val="NormalTok"/>
-        </w:rPr>
-        <w:t xml:space="preserve"> yaml </w:t>
-      </w:r>
-      <w:r>
-        <w:rPr>
-          <w:rStyle w:val="KeywordTok"/>
-        </w:rPr>
-        <w:t xml:space="preserve">|</w:t>
-      </w:r>
-      <w:r>
-        <w:rPr>
-          <w:rStyle w:val="NormalTok"/>
-        </w:rPr>
-        <w:t xml:space="preserve"> </w:t>
-      </w:r>
-      <w:r>
-        <w:rPr>
-          <w:rStyle w:val="ExtensionTok"/>
-        </w:rPr>
-        <w:t xml:space="preserve">oc</w:t>
-      </w:r>
-      <w:r>
-        <w:rPr>
-          <w:rStyle w:val="NormalTok"/>
-        </w:rPr>
-        <w:t xml:space="preserve"> apply </w:t>
-      </w:r>
-      <w:r>
-        <w:rPr>
-          <w:rStyle w:val="AttributeTok"/>
-        </w:rPr>
-        <w:t xml:space="preserve">-f</w:t>
-      </w:r>
-      <w:r>
-        <w:rPr>
-          <w:rStyle w:val="NormalTok"/>
-        </w:rPr>
-        <w:t xml:space="preserve"> </w:t>
-      </w:r>
-      <w:r>
-        <w:rPr>
-          <w:rStyle w:val="AttributeTok"/>
-        </w:rPr>
-        <w:t xml:space="preserve">-</w:t>
-      </w:r>
-      <w:r>
-        <w:br/>
-      </w:r>
-      <w:r>
-        <w:br/>
-      </w:r>
-      <w:r>
-        <w:rPr>
-          <w:rStyle w:val="CommentTok"/>
-        </w:rPr>
-        <w:t xml:space="preserve"># Update caBundle</w:t>
-      </w:r>
-      <w:r>
-        <w:br/>
-      </w:r>
-      <w:r>
-        <w:rPr>
-          <w:rStyle w:val="VariableTok"/>
-        </w:rPr>
-        <w:t xml:space="preserve">CABUNDLE</w:t>
-      </w:r>
-      <w:r>
-        <w:rPr>
-          <w:rStyle w:val="OperatorTok"/>
-        </w:rPr>
-        <w:t xml:space="preserve">=</w:t>
-      </w:r>
-      <w:r>
-        <w:rPr>
-          <w:rStyle w:val="VariableTok"/>
-        </w:rPr>
-        <w:t xml:space="preserve">$(</w:t>
-      </w:r>
-      <w:r>
-        <w:rPr>
-          <w:rStyle w:val="FunctionTok"/>
-        </w:rPr>
-        <w:t xml:space="preserve">cat</w:t>
-      </w:r>
-      <w:r>
-        <w:rPr>
-          <w:rStyle w:val="NormalTok"/>
-        </w:rPr>
-        <w:t xml:space="preserve"> certs/tls.crt </w:t>
-      </w:r>
-      <w:r>
-        <w:rPr>
-          <w:rStyle w:val="KeywordTok"/>
-        </w:rPr>
-        <w:t xml:space="preserve">|</w:t>
-      </w:r>
-      <w:r>
-        <w:rPr>
-          <w:rStyle w:val="NormalTok"/>
-        </w:rPr>
-        <w:t xml:space="preserve"> </w:t>
-      </w:r>
-      <w:r>
-        <w:rPr>
-          <w:rStyle w:val="FunctionTok"/>
-        </w:rPr>
-        <w:t xml:space="preserve">base64</w:t>
-      </w:r>
-      <w:r>
-        <w:rPr>
-          <w:rStyle w:val="NormalTok"/>
-        </w:rPr>
-        <w:t xml:space="preserve"> </w:t>
-      </w:r>
-      <w:r>
-        <w:rPr>
-          <w:rStyle w:val="KeywordTok"/>
-        </w:rPr>
-        <w:t xml:space="preserve">|</w:t>
-      </w:r>
-      <w:r>
-        <w:rPr>
-          <w:rStyle w:val="NormalTok"/>
-        </w:rPr>
-        <w:t xml:space="preserve"> </w:t>
-      </w:r>
-      <w:r>
-        <w:rPr>
-          <w:rStyle w:val="FunctionTok"/>
-        </w:rPr>
-        <w:t xml:space="preserve">tr</w:t>
-      </w:r>
-      <w:r>
-        <w:rPr>
-          <w:rStyle w:val="NormalTok"/>
-        </w:rPr>
-        <w:t xml:space="preserve"> </w:t>
-      </w:r>
-      <w:r>
-        <w:rPr>
-          <w:rStyle w:val="AttributeTok"/>
-        </w:rPr>
-        <w:t xml:space="preserve">-d</w:t>
-      </w:r>
-      <w:r>
-        <w:rPr>
-          <w:rStyle w:val="NormalTok"/>
-        </w:rPr>
-        <w:t xml:space="preserve"> </w:t>
-      </w:r>
-      <w:r>
-        <w:rPr>
-          <w:rStyle w:val="StringTok"/>
-        </w:rPr>
-        <w:t xml:space="preserve">'\n'</w:t>
-      </w:r>
-      <w:r>
-        <w:rPr>
-          <w:rStyle w:val="VariableTok"/>
-        </w:rPr>
-        <w:t xml:space="preserve">)</w:t>
-      </w:r>
-      <w:r>
-        <w:br/>
-      </w:r>
-      <w:r>
-        <w:rPr>
-          <w:rStyle w:val="ExtensionTok"/>
-        </w:rPr>
-        <w:t xml:space="preserve">oc</w:t>
-      </w:r>
-      <w:r>
-        <w:rPr>
-          <w:rStyle w:val="NormalTok"/>
-        </w:rPr>
-        <w:t xml:space="preserve"> patch mutatingwebhookconfiguration dra-gpu-nic-webhook </w:t>
-      </w:r>
-      <w:r>
-        <w:rPr>
-          <w:rStyle w:val="AttributeTok"/>
-        </w:rPr>
-        <w:t xml:space="preserve">--type</w:t>
-      </w:r>
-      <w:r>
-        <w:rPr>
-          <w:rStyle w:val="OperatorTok"/>
-        </w:rPr>
-        <w:t xml:space="preserve">=</w:t>
-      </w:r>
-      <w:r>
-        <w:rPr>
-          <w:rStyle w:val="NormalTok"/>
-        </w:rPr>
-        <w:t xml:space="preserve">json </w:t>
-      </w:r>
-      <w:r>
-        <w:rPr>
-          <w:rStyle w:val="AttributeTok"/>
-        </w:rPr>
-        <w:t xml:space="preserve">-p</w:t>
-      </w:r>
-      <w:r>
-        <w:rPr>
-          <w:rStyle w:val="NormalTok"/>
-        </w:rPr>
-        <w:t xml:space="preserve"> </w:t>
-      </w:r>
-      <w:r>
-        <w:rPr>
-          <w:rStyle w:val="StringTok"/>
-        </w:rPr>
-        <w:t xml:space="preserve">"[</w:t>
-      </w:r>
-      <w:r>
-        <w:br/>
-      </w:r>
-      <w:r>
-        <w:rPr>
-          <w:rStyle w:val="StringTok"/>
-        </w:rPr>
-        <w:t xml:space="preserve">  {</w:t>
-      </w:r>
-      <w:r>
-        <w:rPr>
-          <w:rStyle w:val="DataTypeTok"/>
-        </w:rPr>
-        <w:t xml:space="preserve">\"</w:t>
-      </w:r>
-      <w:r>
-        <w:rPr>
-          <w:rStyle w:val="StringTok"/>
-        </w:rPr>
-        <w:t xml:space="preserve">op</w:t>
-      </w:r>
-      <w:r>
-        <w:rPr>
-          <w:rStyle w:val="DataTypeTok"/>
-        </w:rPr>
-        <w:t xml:space="preserve">\"</w:t>
-      </w:r>
-      <w:r>
-        <w:rPr>
-          <w:rStyle w:val="StringTok"/>
-        </w:rPr>
-        <w:t xml:space="preserve">:</w:t>
-      </w:r>
-      <w:r>
-        <w:rPr>
-          <w:rStyle w:val="DataTypeTok"/>
-        </w:rPr>
-        <w:t xml:space="preserve">\"</w:t>
-      </w:r>
-      <w:r>
-        <w:rPr>
-          <w:rStyle w:val="StringTok"/>
-        </w:rPr>
-        <w:t xml:space="preserve">replace</w:t>
-      </w:r>
-      <w:r>
-        <w:rPr>
-          <w:rStyle w:val="DataTypeTok"/>
-        </w:rPr>
-        <w:t xml:space="preserve">\"</w:t>
-      </w:r>
-      <w:r>
-        <w:rPr>
-          <w:rStyle w:val="StringTok"/>
-        </w:rPr>
-        <w:t xml:space="preserve">,</w:t>
-      </w:r>
-      <w:r>
-        <w:rPr>
-          <w:rStyle w:val="DataTypeTok"/>
-        </w:rPr>
-        <w:t xml:space="preserve">\"</w:t>
-      </w:r>
-      <w:r>
-        <w:rPr>
-          <w:rStyle w:val="StringTok"/>
-        </w:rPr>
-        <w:t xml:space="preserve">path</w:t>
-      </w:r>
-      <w:r>
-        <w:rPr>
-          <w:rStyle w:val="DataTypeTok"/>
-        </w:rPr>
-        <w:t xml:space="preserve">\"</w:t>
-      </w:r>
-      <w:r>
-        <w:rPr>
-          <w:rStyle w:val="StringTok"/>
-        </w:rPr>
-        <w:t xml:space="preserve">:</w:t>
-      </w:r>
-      <w:r>
-        <w:rPr>
-          <w:rStyle w:val="DataTypeTok"/>
-        </w:rPr>
-        <w:t xml:space="preserve">\"</w:t>
-      </w:r>
-      <w:r>
-        <w:rPr>
-          <w:rStyle w:val="StringTok"/>
-        </w:rPr>
-        <w:t xml:space="preserve">/webhooks/0/clientConfig/caBundle</w:t>
-      </w:r>
-      <w:r>
-        <w:rPr>
-          <w:rStyle w:val="DataTypeTok"/>
-        </w:rPr>
-        <w:t xml:space="preserve">\"</w:t>
-      </w:r>
-      <w:r>
-        <w:rPr>
-          <w:rStyle w:val="StringTok"/>
-        </w:rPr>
-        <w:t xml:space="preserve">,</w:t>
-      </w:r>
-      <w:r>
-        <w:rPr>
-          <w:rStyle w:val="DataTypeTok"/>
-        </w:rPr>
-        <w:t xml:space="preserve">\"</w:t>
-      </w:r>
-      <w:r>
-        <w:rPr>
-          <w:rStyle w:val="StringTok"/>
-        </w:rPr>
-        <w:t xml:space="preserve">value</w:t>
-      </w:r>
-      <w:r>
-        <w:rPr>
-          <w:rStyle w:val="DataTypeTok"/>
-        </w:rPr>
-        <w:t xml:space="preserve">\"</w:t>
-      </w:r>
-      <w:r>
-        <w:rPr>
-          <w:rStyle w:val="StringTok"/>
-        </w:rPr>
-        <w:t xml:space="preserve">:</w:t>
-      </w:r>
-      <w:r>
-        <w:rPr>
-          <w:rStyle w:val="DataTypeTok"/>
-        </w:rPr>
-        <w:t xml:space="preserve">\"</w:t>
-      </w:r>
-      <w:r>
-        <w:rPr>
-          <w:rStyle w:val="VariableTok"/>
-        </w:rPr>
-        <w:t xml:space="preserve">$CABUNDLE</w:t>
-      </w:r>
-      <w:r>
-        <w:rPr>
-          <w:rStyle w:val="DataTypeTok"/>
-        </w:rPr>
-        <w:t xml:space="preserve">\"</w:t>
-      </w:r>
-      <w:r>
-        <w:rPr>
-          <w:rStyle w:val="StringTok"/>
-        </w:rPr>
-        <w:t xml:space="preserve">},</w:t>
-      </w:r>
-      <w:r>
-        <w:br/>
-      </w:r>
-      <w:r>
-        <w:rPr>
-          <w:rStyle w:val="StringTok"/>
-        </w:rPr>
-        <w:t xml:space="preserve">  {</w:t>
-      </w:r>
-      <w:r>
-        <w:rPr>
-          <w:rStyle w:val="DataTypeTok"/>
-        </w:rPr>
-        <w:t xml:space="preserve">\"</w:t>
-      </w:r>
-      <w:r>
-        <w:rPr>
-          <w:rStyle w:val="StringTok"/>
-        </w:rPr>
-        <w:t xml:space="preserve">op</w:t>
-      </w:r>
-      <w:r>
-        <w:rPr>
-          <w:rStyle w:val="DataTypeTok"/>
-        </w:rPr>
-        <w:t xml:space="preserve">\"</w:t>
-      </w:r>
-      <w:r>
-        <w:rPr>
-          <w:rStyle w:val="StringTok"/>
-        </w:rPr>
-        <w:t xml:space="preserve">:</w:t>
-      </w:r>
-      <w:r>
-        <w:rPr>
-          <w:rStyle w:val="DataTypeTok"/>
-        </w:rPr>
-        <w:t xml:space="preserve">\"</w:t>
-      </w:r>
-      <w:r>
-        <w:rPr>
-          <w:rStyle w:val="StringTok"/>
-        </w:rPr>
-        <w:t xml:space="preserve">replace</w:t>
-      </w:r>
-      <w:r>
-        <w:rPr>
-          <w:rStyle w:val="DataTypeTok"/>
-        </w:rPr>
-        <w:t xml:space="preserve">\"</w:t>
-      </w:r>
-      <w:r>
-        <w:rPr>
-          <w:rStyle w:val="StringTok"/>
-        </w:rPr>
-        <w:t xml:space="preserve">,</w:t>
-      </w:r>
-      <w:r>
-        <w:rPr>
-          <w:rStyle w:val="DataTypeTok"/>
-        </w:rPr>
-        <w:t xml:space="preserve">\"</w:t>
-      </w:r>
-      <w:r>
-        <w:rPr>
-          <w:rStyle w:val="StringTok"/>
-        </w:rPr>
-        <w:t xml:space="preserve">path</w:t>
-      </w:r>
-      <w:r>
-        <w:rPr>
-          <w:rStyle w:val="DataTypeTok"/>
-        </w:rPr>
-        <w:t xml:space="preserve">\"</w:t>
-      </w:r>
-      <w:r>
-        <w:rPr>
-          <w:rStyle w:val="StringTok"/>
-        </w:rPr>
-        <w:t xml:space="preserve">:</w:t>
-      </w:r>
-      <w:r>
-        <w:rPr>
-          <w:rStyle w:val="DataTypeTok"/>
-        </w:rPr>
-        <w:t xml:space="preserve">\"</w:t>
-      </w:r>
-      <w:r>
-        <w:rPr>
-          <w:rStyle w:val="StringTok"/>
-        </w:rPr>
-        <w:t xml:space="preserve">/webhooks/1/clientConfig/caBundle</w:t>
-      </w:r>
-      <w:r>
-        <w:rPr>
-          <w:rStyle w:val="DataTypeTok"/>
-        </w:rPr>
-        <w:t xml:space="preserve">\"</w:t>
-      </w:r>
-      <w:r>
-        <w:rPr>
-          <w:rStyle w:val="StringTok"/>
-        </w:rPr>
-        <w:t xml:space="preserve">,</w:t>
-      </w:r>
-      <w:r>
-        <w:rPr>
-          <w:rStyle w:val="DataTypeTok"/>
-        </w:rPr>
-        <w:t xml:space="preserve">\"</w:t>
-      </w:r>
-      <w:r>
-        <w:rPr>
-          <w:rStyle w:val="StringTok"/>
-        </w:rPr>
-        <w:t xml:space="preserve">value</w:t>
-      </w:r>
-      <w:r>
-        <w:rPr>
-          <w:rStyle w:val="DataTypeTok"/>
-        </w:rPr>
-        <w:t xml:space="preserve">\"</w:t>
-      </w:r>
-      <w:r>
-        <w:rPr>
-          <w:rStyle w:val="StringTok"/>
-        </w:rPr>
-        <w:t xml:space="preserve">:</w:t>
-      </w:r>
-      <w:r>
-        <w:rPr>
-          <w:rStyle w:val="DataTypeTok"/>
-        </w:rPr>
-        <w:t xml:space="preserve">\"</w:t>
-      </w:r>
-      <w:r>
-        <w:rPr>
-          <w:rStyle w:val="VariableTok"/>
-        </w:rPr>
-        <w:t xml:space="preserve">$CABUNDLE</w:t>
-      </w:r>
-      <w:r>
-        <w:rPr>
-          <w:rStyle w:val="DataTypeTok"/>
-        </w:rPr>
-        <w:t xml:space="preserve">\"</w:t>
-      </w:r>
-      <w:r>
-        <w:rPr>
-          <w:rStyle w:val="StringTok"/>
-        </w:rPr>
-        <w:t xml:space="preserve">}</w:t>
-      </w:r>
-      <w:r>
-        <w:br/>
-      </w:r>
-      <w:r>
-        <w:rPr>
-          <w:rStyle w:val="StringTok"/>
-        </w:rPr>
-        <w:t xml:space="preserve">]"</w:t>
-      </w:r>
-      <w:r>
-        <w:br/>
-      </w:r>
-      <w:r>
-        <w:br/>
-      </w:r>
-      <w:r>
-        <w:rPr>
-          <w:rStyle w:val="CommentTok"/>
-        </w:rPr>
-        <w:t xml:space="preserve"># Restart webhook</w:t>
-      </w:r>
-      <w:r>
-        <w:br/>
-      </w:r>
-      <w:r>
-        <w:rPr>
-          <w:rStyle w:val="ExtensionTok"/>
-        </w:rPr>
-        <w:t xml:space="preserve">oc</w:t>
-      </w:r>
-      <w:r>
-        <w:rPr>
-          <w:rStyle w:val="NormalTok"/>
-        </w:rPr>
-        <w:t xml:space="preserve"> rollout restart deployment/dra-gpu-nic-webhook </w:t>
-      </w:r>
-      <w:r>
-        <w:rPr>
-          <w:rStyle w:val="AttributeTok"/>
-        </w:rPr>
-        <w:t xml:space="preserve">-n</w:t>
-      </w:r>
-      <w:r>
-        <w:rPr>
-          <w:rStyle w:val="NormalTok"/>
-        </w:rPr>
-        <w:t xml:space="preserve"> dra-webhook-system</w:t>
+          <w:rStyle w:val="VerbatimChar"/>
+        </w:rPr>
+        <w:t xml:space="preserve">NETWORK_MODE=dra-net</w:t>
+      </w:r>
+      <w:r>
+        <w:br/>
+      </w:r>
+      <w:r>
+        <w:rPr>
+          <w:rStyle w:val="VerbatimChar"/>
+        </w:rPr>
+        <w:t xml:space="preserve">UCX_NET_DEVICES=net1,net0</w:t>
+      </w:r>
+      <w:r>
+        <w:br/>
+      </w:r>
+      <w:r>
+        <w:rPr>
+          <w:rStyle w:val="VerbatimChar"/>
+        </w:rPr>
+        <w:t xml:space="preserve">NCCL_IB_HCA=mlx5_7:1,mlx5_8:1</w:t>
       </w:r>
     </w:p>
     <w:p>
-      <w:r>
-        <w:pict>
-          <v:rect style="width:0;height:1.5pt" o:hralign="center" o:hrstd="t" o:hr="t"/>
-        </w:pict>
+      <w:pPr>
+        <w:pStyle w:val="SourceCode"/>
+      </w:pPr>
+      <w:r>
+        <w:rPr>
+          <w:rStyle w:val="CommentTok"/>
+        </w:rPr>
+        <w:t xml:space="preserve"># Verify webhook mutation</w:t>
+      </w:r>
+      <w:r>
+        <w:br/>
+      </w:r>
+      <w:r>
+        <w:rPr>
+          <w:rStyle w:val="ExtensionTok"/>
+        </w:rPr>
+        <w:t xml:space="preserve">oc</w:t>
+      </w:r>
+      <w:r>
+        <w:rPr>
+          <w:rStyle w:val="NormalTok"/>
+        </w:rPr>
+        <w:t xml:space="preserve"> get pod dra-test-1 </w:t>
+      </w:r>
+      <w:r>
+        <w:rPr>
+          <w:rStyle w:val="AttributeTok"/>
+        </w:rPr>
+        <w:t xml:space="preserve">-o</w:t>
+      </w:r>
+      <w:r>
+        <w:rPr>
+          <w:rStyle w:val="NormalTok"/>
+        </w:rPr>
+        <w:t xml:space="preserve"> jsonpath=</w:t>
+      </w:r>
+      <w:r>
+        <w:rPr>
+          <w:rStyle w:val="StringTok"/>
+        </w:rPr>
+        <w:t xml:space="preserve">'{.metadata.annotations.dra\.llm-d\.io/mutated}'</w:t>
+      </w:r>
+      <w:r>
+        <w:br/>
+      </w:r>
+      <w:r>
+        <w:rPr>
+          <w:rStyle w:val="CommentTok"/>
+        </w:rPr>
+        <w:t xml:space="preserve"># Expected: true</w:t>
       </w:r>
     </w:p>
-    <w:bookmarkEnd w:id="42"/>
-    <w:bookmarkEnd w:id="43"/>
-    <w:bookmarkEnd w:id="44"/>
-    <w:bookmarkStart w:id="50" w:name="Xffdc95d180d767712bcbf0ff6e0061d3b53ce65"/>
+    <w:bookmarkStart w:id="43" w:name="cross-node-rdma-test"/>
     <w:p>
       <w:pPr>
-        <w:pStyle w:val="Heading2"/>
+        <w:pStyle w:val="Heading4"/>
       </w:pPr>
       <w:r>
-        <w:t xml:space="preserve">Option B: SR-IOV (Bare-Metal, L2 Flat Network)</w:t>
+        <w:t xml:space="preserve">Cross-node RDMA test</w:t>
       </w:r>
     </w:p>
     <w:p>
@@ -19395,26 +19207,7 @@
         <w:pStyle w:val="FirstParagraph"/>
       </w:pPr>
       <w:r>
-        <w:rPr>
-          <w:b/>
-          <w:bCs/>
-        </w:rPr>
-        <w:t xml:space="preserve">Use when:</w:t>
-      </w:r>
-      <w:r>
-        <w:t xml:space="preserve"> </w:t>
-      </w:r>
-      <w:r>
-        <w:t xml:space="preserve">You have bare-metal nodes with PFs (Physical Functions) and the RDMA network is a flat L2 fabric (all nodes on the same subnet per rail, IPs managed by the switch or manually).</w:t>
-      </w:r>
-    </w:p>
-    <w:bookmarkStart w:id="45" w:name="b1.-install-the-sr-iov-network-operator"/>
-    <w:p>
-      <w:pPr>
-        <w:pStyle w:val="Heading3"/>
-      </w:pPr>
-      <w:r>
-        <w:t xml:space="preserve">B1. Install the SR-IOV Network Operator</w:t>
+        <w:t xml:space="preserve">Deploy two pods requesting 8 GPU-NIC pairs each — the webhook will place them on separate nodes:</w:t>
       </w:r>
     </w:p>
     <w:p>
@@ -19423,412 +19216,357 @@
       </w:pPr>
       <w:r>
         <w:rPr>
-          <w:rStyle w:val="FunctionTok"/>
-        </w:rPr>
-        <w:t xml:space="preserve">apiVersion</w:t>
-      </w:r>
-      <w:r>
-        <w:rPr>
-          <w:rStyle w:val="KeywordTok"/>
-        </w:rPr>
-        <w:t xml:space="preserve">:</w:t>
-      </w:r>
-      <w:r>
-        <w:rPr>
-          <w:rStyle w:val="AttributeTok"/>
-        </w:rPr>
-        <w:t xml:space="preserve"> v1</w:t>
-      </w:r>
-      <w:r>
-        <w:br/>
-      </w:r>
-      <w:r>
-        <w:rPr>
-          <w:rStyle w:val="FunctionTok"/>
-        </w:rPr>
-        <w:t xml:space="preserve">kind</w:t>
-      </w:r>
-      <w:r>
-        <w:rPr>
-          <w:rStyle w:val="KeywordTok"/>
-        </w:rPr>
-        <w:t xml:space="preserve">:</w:t>
-      </w:r>
-      <w:r>
-        <w:rPr>
-          <w:rStyle w:val="AttributeTok"/>
-        </w:rPr>
-        <w:t xml:space="preserve"> Namespace</w:t>
-      </w:r>
-      <w:r>
-        <w:br/>
-      </w:r>
-      <w:r>
-        <w:rPr>
-          <w:rStyle w:val="FunctionTok"/>
-        </w:rPr>
-        <w:t xml:space="preserve">metadata</w:t>
-      </w:r>
-      <w:r>
-        <w:rPr>
-          <w:rStyle w:val="KeywordTok"/>
-        </w:rPr>
-        <w:t xml:space="preserve">:</w:t>
-      </w:r>
-      <w:r>
-        <w:br/>
-      </w:r>
-      <w:r>
-        <w:rPr>
-          <w:rStyle w:val="AttributeTok"/>
-        </w:rPr>
-        <w:t xml:space="preserve">  </w:t>
-      </w:r>
-      <w:r>
-        <w:rPr>
-          <w:rStyle w:val="FunctionTok"/>
-        </w:rPr>
-        <w:t xml:space="preserve">name</w:t>
-      </w:r>
-      <w:r>
-        <w:rPr>
-          <w:rStyle w:val="KeywordTok"/>
-        </w:rPr>
-        <w:t xml:space="preserve">:</w:t>
-      </w:r>
-      <w:r>
-        <w:rPr>
-          <w:rStyle w:val="AttributeTok"/>
-        </w:rPr>
-        <w:t xml:space="preserve"> openshift-sriov-network-operator</w:t>
-      </w:r>
-      <w:r>
-        <w:br/>
-      </w:r>
-      <w:r>
-        <w:rPr>
-          <w:rStyle w:val="AttributeTok"/>
-        </w:rPr>
-        <w:t xml:space="preserve">  </w:t>
-      </w:r>
-      <w:r>
-        <w:rPr>
-          <w:rStyle w:val="FunctionTok"/>
-        </w:rPr>
-        <w:t xml:space="preserve">annotations</w:t>
-      </w:r>
-      <w:r>
-        <w:rPr>
-          <w:rStyle w:val="KeywordTok"/>
-        </w:rPr>
-        <w:t xml:space="preserve">:</w:t>
-      </w:r>
-      <w:r>
-        <w:br/>
-      </w:r>
-      <w:r>
-        <w:rPr>
-          <w:rStyle w:val="AttributeTok"/>
-        </w:rPr>
-        <w:t xml:space="preserve">    </w:t>
-      </w:r>
-      <w:r>
-        <w:rPr>
-          <w:rStyle w:val="FunctionTok"/>
-        </w:rPr>
-        <w:t xml:space="preserve">workload.openshift.io/allowed</w:t>
-      </w:r>
-      <w:r>
-        <w:rPr>
-          <w:rStyle w:val="KeywordTok"/>
-        </w:rPr>
-        <w:t xml:space="preserve">:</w:t>
-      </w:r>
-      <w:r>
-        <w:rPr>
-          <w:rStyle w:val="AttributeTok"/>
-        </w:rPr>
-        <w:t xml:space="preserve"> management</w:t>
-      </w:r>
-      <w:r>
-        <w:br/>
-      </w:r>
-      <w:r>
-        <w:rPr>
-          <w:rStyle w:val="PreprocessorTok"/>
-        </w:rPr>
-        <w:t xml:space="preserve">---</w:t>
-      </w:r>
-      <w:r>
-        <w:br/>
-      </w:r>
-      <w:r>
-        <w:rPr>
-          <w:rStyle w:val="FunctionTok"/>
-        </w:rPr>
-        <w:t xml:space="preserve">apiVersion</w:t>
-      </w:r>
-      <w:r>
-        <w:rPr>
-          <w:rStyle w:val="KeywordTok"/>
-        </w:rPr>
-        <w:t xml:space="preserve">:</w:t>
-      </w:r>
-      <w:r>
-        <w:rPr>
-          <w:rStyle w:val="AttributeTok"/>
-        </w:rPr>
-        <w:t xml:space="preserve"> operators.coreos.com/v1alpha1</w:t>
-      </w:r>
-      <w:r>
-        <w:br/>
-      </w:r>
-      <w:r>
-        <w:rPr>
-          <w:rStyle w:val="FunctionTok"/>
-        </w:rPr>
-        <w:t xml:space="preserve">kind</w:t>
-      </w:r>
-      <w:r>
-        <w:rPr>
-          <w:rStyle w:val="KeywordTok"/>
-        </w:rPr>
-        <w:t xml:space="preserve">:</w:t>
-      </w:r>
-      <w:r>
-        <w:rPr>
-          <w:rStyle w:val="AttributeTok"/>
-        </w:rPr>
-        <w:t xml:space="preserve"> Subscription</w:t>
-      </w:r>
-      <w:r>
-        <w:br/>
-      </w:r>
-      <w:r>
-        <w:rPr>
-          <w:rStyle w:val="FunctionTok"/>
-        </w:rPr>
-        <w:t xml:space="preserve">metadata</w:t>
-      </w:r>
-      <w:r>
-        <w:rPr>
-          <w:rStyle w:val="KeywordTok"/>
-        </w:rPr>
-        <w:t xml:space="preserve">:</w:t>
-      </w:r>
-      <w:r>
-        <w:br/>
-      </w:r>
-      <w:r>
-        <w:rPr>
-          <w:rStyle w:val="AttributeTok"/>
-        </w:rPr>
-        <w:t xml:space="preserve">  </w:t>
-      </w:r>
-      <w:r>
-        <w:rPr>
-          <w:rStyle w:val="FunctionTok"/>
-        </w:rPr>
-        <w:t xml:space="preserve">name</w:t>
-      </w:r>
-      <w:r>
-        <w:rPr>
-          <w:rStyle w:val="KeywordTok"/>
-        </w:rPr>
-        <w:t xml:space="preserve">:</w:t>
-      </w:r>
-      <w:r>
-        <w:rPr>
-          <w:rStyle w:val="AttributeTok"/>
-        </w:rPr>
-        <w:t xml:space="preserve"> sriov-network-operator</w:t>
-      </w:r>
-      <w:r>
-        <w:br/>
-      </w:r>
-      <w:r>
-        <w:rPr>
-          <w:rStyle w:val="AttributeTok"/>
-        </w:rPr>
-        <w:t xml:space="preserve">  </w:t>
-      </w:r>
-      <w:r>
-        <w:rPr>
-          <w:rStyle w:val="FunctionTok"/>
-        </w:rPr>
-        <w:t xml:space="preserve">namespace</w:t>
-      </w:r>
-      <w:r>
-        <w:rPr>
-          <w:rStyle w:val="KeywordTok"/>
-        </w:rPr>
-        <w:t xml:space="preserve">:</w:t>
-      </w:r>
-      <w:r>
-        <w:rPr>
-          <w:rStyle w:val="AttributeTok"/>
-        </w:rPr>
-        <w:t xml:space="preserve"> openshift-sriov-network-operator</w:t>
-      </w:r>
-      <w:r>
-        <w:br/>
-      </w:r>
-      <w:r>
-        <w:rPr>
-          <w:rStyle w:val="FunctionTok"/>
-        </w:rPr>
-        <w:t xml:space="preserve">spec</w:t>
-      </w:r>
-      <w:r>
-        <w:rPr>
-          <w:rStyle w:val="KeywordTok"/>
-        </w:rPr>
-        <w:t xml:space="preserve">:</w:t>
-      </w:r>
-      <w:r>
-        <w:br/>
-      </w:r>
-      <w:r>
-        <w:rPr>
-          <w:rStyle w:val="AttributeTok"/>
-        </w:rPr>
-        <w:t xml:space="preserve">  </w:t>
-      </w:r>
-      <w:r>
-        <w:rPr>
-          <w:rStyle w:val="FunctionTok"/>
-        </w:rPr>
-        <w:t xml:space="preserve">channel</w:t>
-      </w:r>
-      <w:r>
-        <w:rPr>
-          <w:rStyle w:val="KeywordTok"/>
-        </w:rPr>
-        <w:t xml:space="preserve">:</w:t>
-      </w:r>
-      <w:r>
-        <w:rPr>
-          <w:rStyle w:val="AttributeTok"/>
-        </w:rPr>
-        <w:t xml:space="preserve"> stable</w:t>
-      </w:r>
-      <w:r>
-        <w:br/>
-      </w:r>
-      <w:r>
-        <w:rPr>
-          <w:rStyle w:val="AttributeTok"/>
-        </w:rPr>
-        <w:t xml:space="preserve">  </w:t>
-      </w:r>
-      <w:r>
-        <w:rPr>
-          <w:rStyle w:val="FunctionTok"/>
-        </w:rPr>
-        <w:t xml:space="preserve">name</w:t>
-      </w:r>
-      <w:r>
-        <w:rPr>
-          <w:rStyle w:val="KeywordTok"/>
-        </w:rPr>
-        <w:t xml:space="preserve">:</w:t>
-      </w:r>
-      <w:r>
-        <w:rPr>
-          <w:rStyle w:val="AttributeTok"/>
-        </w:rPr>
-        <w:t xml:space="preserve"> sriov-network-operator</w:t>
-      </w:r>
-      <w:r>
-        <w:br/>
-      </w:r>
-      <w:r>
-        <w:rPr>
-          <w:rStyle w:val="AttributeTok"/>
-        </w:rPr>
-        <w:t xml:space="preserve">  </w:t>
-      </w:r>
-      <w:r>
-        <w:rPr>
-          <w:rStyle w:val="FunctionTok"/>
-        </w:rPr>
-        <w:t xml:space="preserve">source</w:t>
-      </w:r>
-      <w:r>
-        <w:rPr>
-          <w:rStyle w:val="KeywordTok"/>
-        </w:rPr>
-        <w:t xml:space="preserve">:</w:t>
-      </w:r>
-      <w:r>
-        <w:rPr>
-          <w:rStyle w:val="AttributeTok"/>
-        </w:rPr>
-        <w:t xml:space="preserve"> redhat-operators</w:t>
-      </w:r>
-      <w:r>
-        <w:br/>
-      </w:r>
-      <w:r>
-        <w:rPr>
-          <w:rStyle w:val="AttributeTok"/>
-        </w:rPr>
-        <w:t xml:space="preserve">  </w:t>
-      </w:r>
-      <w:r>
-        <w:rPr>
-          <w:rStyle w:val="FunctionTok"/>
-        </w:rPr>
-        <w:t xml:space="preserve">sourceNamespace</w:t>
-      </w:r>
-      <w:r>
-        <w:rPr>
-          <w:rStyle w:val="KeywordTok"/>
-        </w:rPr>
-        <w:t xml:space="preserve">:</w:t>
-      </w:r>
-      <w:r>
-        <w:rPr>
-          <w:rStyle w:val="AttributeTok"/>
-        </w:rPr>
-        <w:t xml:space="preserve"> openshift-marketplace</w:t>
-      </w:r>
-      <w:r>
-        <w:br/>
-      </w:r>
-      <w:r>
-        <w:rPr>
-          <w:rStyle w:val="AttributeTok"/>
-        </w:rPr>
-        <w:t xml:space="preserve">  </w:t>
-      </w:r>
-      <w:r>
-        <w:rPr>
-          <w:rStyle w:val="FunctionTok"/>
-        </w:rPr>
-        <w:t xml:space="preserve">installPlanApproval</w:t>
-      </w:r>
-      <w:r>
-        <w:rPr>
-          <w:rStyle w:val="KeywordTok"/>
-        </w:rPr>
-        <w:t xml:space="preserve">:</w:t>
-      </w:r>
-      <w:r>
-        <w:rPr>
-          <w:rStyle w:val="AttributeTok"/>
-        </w:rPr>
-        <w:t xml:space="preserve"> Automatic</w:t>
-      </w:r>
-    </w:p>
-    <w:bookmarkEnd w:id="45"/>
-    <w:bookmarkStart w:id="46" w:name="b2.-discover-nic-pf-names"/>
-    <w:p>
-      <w:pPr>
-        <w:pStyle w:val="Heading3"/>
-      </w:pPr>
-      <w:r>
-        <w:t xml:space="preserve">B2. Discover NIC PF names</w:t>
+          <w:rStyle w:val="CommentTok"/>
+        </w:rPr>
+        <w:t xml:space="preserve"># Start server on pod 2</w:t>
+      </w:r>
+      <w:r>
+        <w:br/>
+      </w:r>
+      <w:r>
+        <w:rPr>
+          <w:rStyle w:val="ExtensionTok"/>
+        </w:rPr>
+        <w:t xml:space="preserve">oc</w:t>
+      </w:r>
+      <w:r>
+        <w:rPr>
+          <w:rStyle w:val="NormalTok"/>
+        </w:rPr>
+        <w:t xml:space="preserve"> exec </w:t>
+      </w:r>
+      <w:r>
+        <w:rPr>
+          <w:rStyle w:val="AttributeTok"/>
+        </w:rPr>
+        <w:t xml:space="preserve">-n</w:t>
+      </w:r>
+      <w:r>
+        <w:rPr>
+          <w:rStyle w:val="NormalTok"/>
+        </w:rPr>
+        <w:t xml:space="preserve"> serveit dra-test-2 </w:t>
+      </w:r>
+      <w:r>
+        <w:rPr>
+          <w:rStyle w:val="AttributeTok"/>
+        </w:rPr>
+        <w:t xml:space="preserve">--</w:t>
+      </w:r>
+      <w:r>
+        <w:rPr>
+          <w:rStyle w:val="NormalTok"/>
+        </w:rPr>
+        <w:t xml:space="preserve"> bash </w:t>
+      </w:r>
+      <w:r>
+        <w:rPr>
+          <w:rStyle w:val="AttributeTok"/>
+        </w:rPr>
+        <w:t xml:space="preserve">-c</w:t>
+      </w:r>
+      <w:r>
+        <w:rPr>
+          <w:rStyle w:val="NormalTok"/>
+        </w:rPr>
+        <w:t xml:space="preserve"> </w:t>
+      </w:r>
+      <w:r>
+        <w:rPr>
+          <w:rStyle w:val="StringTok"/>
+        </w:rPr>
+        <w:t xml:space="preserve">'nohup ib_write_bw -d mlx5_8 --report_gbits -D 5 &gt; /dev/null 2&gt;&amp;1 &amp;'</w:t>
+      </w:r>
+      <w:r>
+        <w:br/>
+      </w:r>
+      <w:r>
+        <w:rPr>
+          <w:rStyle w:val="FunctionTok"/>
+        </w:rPr>
+        <w:t xml:space="preserve">sleep</w:t>
+      </w:r>
+      <w:r>
+        <w:rPr>
+          <w:rStyle w:val="NormalTok"/>
+        </w:rPr>
+        <w:t xml:space="preserve"> 3</w:t>
+      </w:r>
+      <w:r>
+        <w:br/>
+      </w:r>
+      <w:r>
+        <w:rPr>
+          <w:rStyle w:val="CommentTok"/>
+        </w:rPr>
+        <w:t xml:space="preserve"># Get pod 2's net0 IP</w:t>
+      </w:r>
+      <w:r>
+        <w:br/>
+      </w:r>
+      <w:r>
+        <w:rPr>
+          <w:rStyle w:val="VariableTok"/>
+        </w:rPr>
+        <w:t xml:space="preserve">NODE2_IP</w:t>
+      </w:r>
+      <w:r>
+        <w:rPr>
+          <w:rStyle w:val="OperatorTok"/>
+        </w:rPr>
+        <w:t xml:space="preserve">=</w:t>
+      </w:r>
+      <w:r>
+        <w:rPr>
+          <w:rStyle w:val="VariableTok"/>
+        </w:rPr>
+        <w:t xml:space="preserve">$(</w:t>
+      </w:r>
+      <w:r>
+        <w:rPr>
+          <w:rStyle w:val="ExtensionTok"/>
+        </w:rPr>
+        <w:t xml:space="preserve">oc</w:t>
+      </w:r>
+      <w:r>
+        <w:rPr>
+          <w:rStyle w:val="NormalTok"/>
+        </w:rPr>
+        <w:t xml:space="preserve"> exec </w:t>
+      </w:r>
+      <w:r>
+        <w:rPr>
+          <w:rStyle w:val="AttributeTok"/>
+        </w:rPr>
+        <w:t xml:space="preserve">-n</w:t>
+      </w:r>
+      <w:r>
+        <w:rPr>
+          <w:rStyle w:val="NormalTok"/>
+        </w:rPr>
+        <w:t xml:space="preserve"> serveit dra-test-2 </w:t>
+      </w:r>
+      <w:r>
+        <w:rPr>
+          <w:rStyle w:val="AttributeTok"/>
+        </w:rPr>
+        <w:t xml:space="preserve">--</w:t>
+      </w:r>
+      <w:r>
+        <w:rPr>
+          <w:rStyle w:val="NormalTok"/>
+        </w:rPr>
+        <w:t xml:space="preserve"> ip </w:t>
+      </w:r>
+      <w:r>
+        <w:rPr>
+          <w:rStyle w:val="AttributeTok"/>
+        </w:rPr>
+        <w:t xml:space="preserve">-4</w:t>
+      </w:r>
+      <w:r>
+        <w:rPr>
+          <w:rStyle w:val="NormalTok"/>
+        </w:rPr>
+        <w:t xml:space="preserve"> addr show net0 </w:t>
+      </w:r>
+      <w:r>
+        <w:rPr>
+          <w:rStyle w:val="KeywordTok"/>
+        </w:rPr>
+        <w:t xml:space="preserve">|</w:t>
+      </w:r>
+      <w:r>
+        <w:rPr>
+          <w:rStyle w:val="NormalTok"/>
+        </w:rPr>
+        <w:t xml:space="preserve"> </w:t>
+      </w:r>
+      <w:r>
+        <w:rPr>
+          <w:rStyle w:val="FunctionTok"/>
+        </w:rPr>
+        <w:t xml:space="preserve">grep</w:t>
+      </w:r>
+      <w:r>
+        <w:rPr>
+          <w:rStyle w:val="NormalTok"/>
+        </w:rPr>
+        <w:t xml:space="preserve"> inet </w:t>
+      </w:r>
+      <w:r>
+        <w:rPr>
+          <w:rStyle w:val="KeywordTok"/>
+        </w:rPr>
+        <w:t xml:space="preserve">|</w:t>
+      </w:r>
+      <w:r>
+        <w:rPr>
+          <w:rStyle w:val="NormalTok"/>
+        </w:rPr>
+        <w:t xml:space="preserve"> </w:t>
+      </w:r>
+      <w:r>
+        <w:rPr>
+          <w:rStyle w:val="FunctionTok"/>
+        </w:rPr>
+        <w:t xml:space="preserve">awk</w:t>
+      </w:r>
+      <w:r>
+        <w:rPr>
+          <w:rStyle w:val="NormalTok"/>
+        </w:rPr>
+        <w:t xml:space="preserve"> </w:t>
+      </w:r>
+      <w:r>
+        <w:rPr>
+          <w:rStyle w:val="StringTok"/>
+        </w:rPr>
+        <w:t xml:space="preserve">'{print $2}'</w:t>
+      </w:r>
+      <w:r>
+        <w:rPr>
+          <w:rStyle w:val="NormalTok"/>
+        </w:rPr>
+        <w:t xml:space="preserve"> </w:t>
+      </w:r>
+      <w:r>
+        <w:rPr>
+          <w:rStyle w:val="KeywordTok"/>
+        </w:rPr>
+        <w:t xml:space="preserve">|</w:t>
+      </w:r>
+      <w:r>
+        <w:rPr>
+          <w:rStyle w:val="NormalTok"/>
+        </w:rPr>
+        <w:t xml:space="preserve"> </w:t>
+      </w:r>
+      <w:r>
+        <w:rPr>
+          <w:rStyle w:val="FunctionTok"/>
+        </w:rPr>
+        <w:t xml:space="preserve">cut</w:t>
+      </w:r>
+      <w:r>
+        <w:rPr>
+          <w:rStyle w:val="NormalTok"/>
+        </w:rPr>
+        <w:t xml:space="preserve"> </w:t>
+      </w:r>
+      <w:r>
+        <w:rPr>
+          <w:rStyle w:val="AttributeTok"/>
+        </w:rPr>
+        <w:t xml:space="preserve">-d</w:t>
+      </w:r>
+      <w:r>
+        <w:rPr>
+          <w:rStyle w:val="NormalTok"/>
+        </w:rPr>
+        <w:t xml:space="preserve">/ </w:t>
+      </w:r>
+      <w:r>
+        <w:rPr>
+          <w:rStyle w:val="AttributeTok"/>
+        </w:rPr>
+        <w:t xml:space="preserve">-f1</w:t>
+      </w:r>
+      <w:r>
+        <w:rPr>
+          <w:rStyle w:val="VariableTok"/>
+        </w:rPr>
+        <w:t xml:space="preserve">)</w:t>
+      </w:r>
+      <w:r>
+        <w:br/>
+      </w:r>
+      <w:r>
+        <w:rPr>
+          <w:rStyle w:val="CommentTok"/>
+        </w:rPr>
+        <w:t xml:space="preserve"># Run client from pod 1</w:t>
+      </w:r>
+      <w:r>
+        <w:br/>
+      </w:r>
+      <w:r>
+        <w:rPr>
+          <w:rStyle w:val="ExtensionTok"/>
+        </w:rPr>
+        <w:t xml:space="preserve">oc</w:t>
+      </w:r>
+      <w:r>
+        <w:rPr>
+          <w:rStyle w:val="NormalTok"/>
+        </w:rPr>
+        <w:t xml:space="preserve"> exec </w:t>
+      </w:r>
+      <w:r>
+        <w:rPr>
+          <w:rStyle w:val="AttributeTok"/>
+        </w:rPr>
+        <w:t xml:space="preserve">-n</w:t>
+      </w:r>
+      <w:r>
+        <w:rPr>
+          <w:rStyle w:val="NormalTok"/>
+        </w:rPr>
+        <w:t xml:space="preserve"> serveit dra-test-1 </w:t>
+      </w:r>
+      <w:r>
+        <w:rPr>
+          <w:rStyle w:val="AttributeTok"/>
+        </w:rPr>
+        <w:t xml:space="preserve">--</w:t>
+      </w:r>
+      <w:r>
+        <w:rPr>
+          <w:rStyle w:val="NormalTok"/>
+        </w:rPr>
+        <w:t xml:space="preserve"> ib_write_bw </w:t>
+      </w:r>
+      <w:r>
+        <w:rPr>
+          <w:rStyle w:val="AttributeTok"/>
+        </w:rPr>
+        <w:t xml:space="preserve">-d</w:t>
+      </w:r>
+      <w:r>
+        <w:rPr>
+          <w:rStyle w:val="NormalTok"/>
+        </w:rPr>
+        <w:t xml:space="preserve"> mlx5_8 </w:t>
+      </w:r>
+      <w:r>
+        <w:rPr>
+          <w:rStyle w:val="AttributeTok"/>
+        </w:rPr>
+        <w:t xml:space="preserve">--report_gbits</w:t>
+      </w:r>
+      <w:r>
+        <w:rPr>
+          <w:rStyle w:val="NormalTok"/>
+        </w:rPr>
+        <w:t xml:space="preserve"> </w:t>
+      </w:r>
+      <w:r>
+        <w:rPr>
+          <w:rStyle w:val="AttributeTok"/>
+        </w:rPr>
+        <w:t xml:space="preserve">-D</w:t>
+      </w:r>
+      <w:r>
+        <w:rPr>
+          <w:rStyle w:val="NormalTok"/>
+        </w:rPr>
+        <w:t xml:space="preserve"> 5 </w:t>
+      </w:r>
+      <w:r>
+        <w:rPr>
+          <w:rStyle w:val="VariableTok"/>
+        </w:rPr>
+        <w:t xml:space="preserve">$NODE2_IP</w:t>
       </w:r>
     </w:p>
     <w:p>
@@ -19836,7 +19574,7 @@
         <w:pStyle w:val="FirstParagraph"/>
       </w:pPr>
       <w:r>
-        <w:t xml:space="preserve">Before creating policies, find PF names on each GPU node and verify they’re consistent:</w:t>
+        <w:t xml:space="preserve">Expected output (IBM Cloud VPC):</w:t>
       </w:r>
     </w:p>
     <w:p>
@@ -19845,519 +19583,18 @@
       </w:pPr>
       <w:r>
         <w:rPr>
-          <w:rStyle w:val="ControlFlowTok"/>
-        </w:rPr>
-        <w:t xml:space="preserve">for</w:t>
-      </w:r>
-      <w:r>
-        <w:rPr>
-          <w:rStyle w:val="NormalTok"/>
-        </w:rPr>
-        <w:t xml:space="preserve"> node </w:t>
-      </w:r>
-      <w:r>
-        <w:rPr>
-          <w:rStyle w:val="KeywordTok"/>
-        </w:rPr>
-        <w:t xml:space="preserve">in</w:t>
-      </w:r>
-      <w:r>
-        <w:rPr>
-          <w:rStyle w:val="NormalTok"/>
-        </w:rPr>
-        <w:t xml:space="preserve"> </w:t>
-      </w:r>
-      <w:r>
-        <w:rPr>
-          <w:rStyle w:val="VariableTok"/>
-        </w:rPr>
-        <w:t xml:space="preserve">$(</w:t>
-      </w:r>
-      <w:r>
-        <w:rPr>
-          <w:rStyle w:val="ExtensionTok"/>
-        </w:rPr>
-        <w:t xml:space="preserve">oc</w:t>
-      </w:r>
-      <w:r>
-        <w:rPr>
-          <w:rStyle w:val="NormalTok"/>
-        </w:rPr>
-        <w:t xml:space="preserve"> get nodes </w:t>
-      </w:r>
-      <w:r>
-        <w:rPr>
-          <w:rStyle w:val="AttributeTok"/>
-        </w:rPr>
-        <w:t xml:space="preserve">-l</w:t>
-      </w:r>
-      <w:r>
-        <w:rPr>
-          <w:rStyle w:val="NormalTok"/>
-        </w:rPr>
-        <w:t xml:space="preserve"> nvidia.com/gpu.present=true </w:t>
-      </w:r>
-      <w:r>
-        <w:rPr>
-          <w:rStyle w:val="AttributeTok"/>
-        </w:rPr>
-        <w:t xml:space="preserve">-o</w:t>
-      </w:r>
-      <w:r>
-        <w:rPr>
-          <w:rStyle w:val="NormalTok"/>
-        </w:rPr>
-        <w:t xml:space="preserve"> name</w:t>
-      </w:r>
-      <w:r>
-        <w:rPr>
-          <w:rStyle w:val="VariableTok"/>
-        </w:rPr>
-        <w:t xml:space="preserve">)</w:t>
-      </w:r>
-      <w:r>
-        <w:rPr>
-          <w:rStyle w:val="KeywordTok"/>
-        </w:rPr>
-        <w:t xml:space="preserve">;</w:t>
-      </w:r>
-      <w:r>
-        <w:rPr>
-          <w:rStyle w:val="NormalTok"/>
-        </w:rPr>
-        <w:t xml:space="preserve"> </w:t>
-      </w:r>
-      <w:r>
-        <w:rPr>
-          <w:rStyle w:val="ControlFlowTok"/>
-        </w:rPr>
-        <w:t xml:space="preserve">do</w:t>
-      </w:r>
-      <w:r>
-        <w:br/>
-      </w:r>
-      <w:r>
-        <w:rPr>
-          <w:rStyle w:val="NormalTok"/>
-        </w:rPr>
-        <w:t xml:space="preserve">  </w:t>
-      </w:r>
-      <w:r>
-        <w:rPr>
-          <w:rStyle w:val="BuiltInTok"/>
-        </w:rPr>
-        <w:t xml:space="preserve">echo</w:t>
-      </w:r>
-      <w:r>
-        <w:rPr>
-          <w:rStyle w:val="NormalTok"/>
-        </w:rPr>
-        <w:t xml:space="preserve"> </w:t>
-      </w:r>
-      <w:r>
-        <w:rPr>
-          <w:rStyle w:val="StringTok"/>
-        </w:rPr>
-        <w:t xml:space="preserve">"=== </w:t>
-      </w:r>
-      <w:r>
-        <w:rPr>
-          <w:rStyle w:val="VariableTok"/>
-        </w:rPr>
-        <w:t xml:space="preserve">$(</w:t>
-      </w:r>
-      <w:r>
-        <w:rPr>
-          <w:rStyle w:val="BuiltInTok"/>
-        </w:rPr>
-        <w:t xml:space="preserve">echo</w:t>
-      </w:r>
-      <w:r>
-        <w:rPr>
-          <w:rStyle w:val="NormalTok"/>
-        </w:rPr>
-        <w:t xml:space="preserve"> </w:t>
-      </w:r>
-      <w:r>
-        <w:rPr>
-          <w:rStyle w:val="VariableTok"/>
-        </w:rPr>
-        <w:t xml:space="preserve">$node</w:t>
-      </w:r>
-      <w:r>
-        <w:rPr>
-          <w:rStyle w:val="NormalTok"/>
-        </w:rPr>
-        <w:t xml:space="preserve"> </w:t>
-      </w:r>
-      <w:r>
-        <w:rPr>
-          <w:rStyle w:val="KeywordTok"/>
-        </w:rPr>
-        <w:t xml:space="preserve">|</w:t>
-      </w:r>
-      <w:r>
-        <w:rPr>
-          <w:rStyle w:val="NormalTok"/>
-        </w:rPr>
-        <w:t xml:space="preserve"> </w:t>
-      </w:r>
-      <w:r>
-        <w:rPr>
-          <w:rStyle w:val="FunctionTok"/>
-        </w:rPr>
-        <w:t xml:space="preserve">cut</w:t>
-      </w:r>
-      <w:r>
-        <w:rPr>
-          <w:rStyle w:val="NormalTok"/>
-        </w:rPr>
-        <w:t xml:space="preserve"> </w:t>
-      </w:r>
-      <w:r>
-        <w:rPr>
-          <w:rStyle w:val="AttributeTok"/>
-        </w:rPr>
-        <w:t xml:space="preserve">-d</w:t>
-      </w:r>
-      <w:r>
-        <w:rPr>
-          <w:rStyle w:val="NormalTok"/>
-        </w:rPr>
-        <w:t xml:space="preserve">/ </w:t>
-      </w:r>
-      <w:r>
-        <w:rPr>
-          <w:rStyle w:val="AttributeTok"/>
-        </w:rPr>
-        <w:t xml:space="preserve">-f2</w:t>
-      </w:r>
-      <w:r>
-        <w:rPr>
-          <w:rStyle w:val="VariableTok"/>
-        </w:rPr>
-        <w:t xml:space="preserve">)</w:t>
-      </w:r>
-      <w:r>
-        <w:rPr>
-          <w:rStyle w:val="StringTok"/>
-        </w:rPr>
-        <w:t xml:space="preserve"> ==="</w:t>
-      </w:r>
-      <w:r>
-        <w:br/>
-      </w:r>
-      <w:r>
-        <w:rPr>
-          <w:rStyle w:val="NormalTok"/>
-        </w:rPr>
-        <w:t xml:space="preserve">  </w:t>
-      </w:r>
-      <w:r>
-        <w:rPr>
-          <w:rStyle w:val="ExtensionTok"/>
-        </w:rPr>
-        <w:t xml:space="preserve">oc</w:t>
-      </w:r>
-      <w:r>
-        <w:rPr>
-          <w:rStyle w:val="NormalTok"/>
-        </w:rPr>
-        <w:t xml:space="preserve"> debug </w:t>
-      </w:r>
-      <w:r>
-        <w:rPr>
-          <w:rStyle w:val="VariableTok"/>
-        </w:rPr>
-        <w:t xml:space="preserve">$node</w:t>
-      </w:r>
-      <w:r>
-        <w:rPr>
-          <w:rStyle w:val="NormalTok"/>
-        </w:rPr>
-        <w:t xml:space="preserve"> </w:t>
-      </w:r>
-      <w:r>
-        <w:rPr>
-          <w:rStyle w:val="AttributeTok"/>
-        </w:rPr>
-        <w:t xml:space="preserve">--</w:t>
-      </w:r>
-      <w:r>
-        <w:rPr>
-          <w:rStyle w:val="NormalTok"/>
-        </w:rPr>
-        <w:t xml:space="preserve"> chroot /host bash </w:t>
-      </w:r>
-      <w:r>
-        <w:rPr>
-          <w:rStyle w:val="AttributeTok"/>
-        </w:rPr>
-        <w:t xml:space="preserve">-c</w:t>
-      </w:r>
-      <w:r>
-        <w:rPr>
-          <w:rStyle w:val="NormalTok"/>
-        </w:rPr>
-        <w:t xml:space="preserve"> </w:t>
-      </w:r>
-      <w:r>
-        <w:rPr>
-          <w:rStyle w:val="DataTypeTok"/>
-        </w:rPr>
-        <w:t xml:space="preserve">\</w:t>
-      </w:r>
-      <w:r>
-        <w:br/>
-      </w:r>
-      <w:r>
-        <w:rPr>
-          <w:rStyle w:val="NormalTok"/>
-        </w:rPr>
-        <w:t xml:space="preserve">    </w:t>
-      </w:r>
-      <w:r>
-        <w:rPr>
-          <w:rStyle w:val="StringTok"/>
-        </w:rPr>
-        <w:t xml:space="preserve">"ls /sys/class/net/ | while read iface; do</w:t>
-      </w:r>
-      <w:r>
-        <w:br/>
-      </w:r>
-      <w:r>
-        <w:rPr>
-          <w:rStyle w:val="StringTok"/>
-        </w:rPr>
-        <w:t xml:space="preserve">       driver=</w:t>
-      </w:r>
-      <w:r>
-        <w:rPr>
-          <w:rStyle w:val="DataTypeTok"/>
-        </w:rPr>
-        <w:t xml:space="preserve">\$</w:t>
-      </w:r>
-      <w:r>
-        <w:rPr>
-          <w:rStyle w:val="StringTok"/>
-        </w:rPr>
-        <w:t xml:space="preserve">(readlink /sys/class/net/</w:t>
-      </w:r>
-      <w:r>
-        <w:rPr>
-          <w:rStyle w:val="DataTypeTok"/>
-        </w:rPr>
-        <w:t xml:space="preserve">\$</w:t>
-      </w:r>
-      <w:r>
-        <w:rPr>
-          <w:rStyle w:val="StringTok"/>
-        </w:rPr>
-        <w:t xml:space="preserve">iface/device/driver 2&gt;/dev/null | xargs basename)</w:t>
-      </w:r>
-      <w:r>
-        <w:br/>
-      </w:r>
-      <w:r>
-        <w:rPr>
-          <w:rStyle w:val="StringTok"/>
-        </w:rPr>
-        <w:t xml:space="preserve">       if [ </w:t>
-      </w:r>
-      <w:r>
-        <w:rPr>
-          <w:rStyle w:val="DataTypeTok"/>
-        </w:rPr>
-        <w:t xml:space="preserve">\"\$</w:t>
-      </w:r>
-      <w:r>
-        <w:rPr>
-          <w:rStyle w:val="StringTok"/>
-        </w:rPr>
-        <w:t xml:space="preserve">driver</w:t>
-      </w:r>
-      <w:r>
-        <w:rPr>
-          <w:rStyle w:val="DataTypeTok"/>
-        </w:rPr>
-        <w:t xml:space="preserve">\"</w:t>
-      </w:r>
-      <w:r>
-        <w:rPr>
-          <w:rStyle w:val="StringTok"/>
-        </w:rPr>
-        <w:t xml:space="preserve"> = 'mlx5_core' ]; then</w:t>
-      </w:r>
-      <w:r>
-        <w:br/>
-      </w:r>
-      <w:r>
-        <w:rPr>
-          <w:rStyle w:val="StringTok"/>
-        </w:rPr>
-        <w:t xml:space="preserve">         pci=</w:t>
-      </w:r>
-      <w:r>
-        <w:rPr>
-          <w:rStyle w:val="DataTypeTok"/>
-        </w:rPr>
-        <w:t xml:space="preserve">\$</w:t>
-      </w:r>
-      <w:r>
-        <w:rPr>
-          <w:rStyle w:val="StringTok"/>
-        </w:rPr>
-        <w:t xml:space="preserve">(readlink /sys/class/net/</w:t>
-      </w:r>
-      <w:r>
-        <w:rPr>
-          <w:rStyle w:val="DataTypeTok"/>
-        </w:rPr>
-        <w:t xml:space="preserve">\$</w:t>
-      </w:r>
-      <w:r>
-        <w:rPr>
-          <w:rStyle w:val="StringTok"/>
-        </w:rPr>
-        <w:t xml:space="preserve">iface/device | xargs basename)</w:t>
-      </w:r>
-      <w:r>
-        <w:br/>
-      </w:r>
-      <w:r>
-        <w:rPr>
-          <w:rStyle w:val="StringTok"/>
-        </w:rPr>
-        <w:t xml:space="preserve">         echo </w:t>
-      </w:r>
-      <w:r>
-        <w:rPr>
-          <w:rStyle w:val="DataTypeTok"/>
-        </w:rPr>
-        <w:t xml:space="preserve">\"\$</w:t>
-      </w:r>
-      <w:r>
-        <w:rPr>
-          <w:rStyle w:val="StringTok"/>
-        </w:rPr>
-        <w:t xml:space="preserve">iface  </w:t>
-      </w:r>
-      <w:r>
-        <w:rPr>
-          <w:rStyle w:val="DataTypeTok"/>
-        </w:rPr>
-        <w:t xml:space="preserve">\$</w:t>
-      </w:r>
-      <w:r>
-        <w:rPr>
-          <w:rStyle w:val="StringTok"/>
-        </w:rPr>
-        <w:t xml:space="preserve">pci</w:t>
-      </w:r>
-      <w:r>
-        <w:rPr>
-          <w:rStyle w:val="DataTypeTok"/>
-        </w:rPr>
-        <w:t xml:space="preserve">\"</w:t>
-      </w:r>
-      <w:r>
-        <w:br/>
-      </w:r>
-      <w:r>
-        <w:rPr>
-          <w:rStyle w:val="StringTok"/>
-        </w:rPr>
-        <w:t xml:space="preserve">       fi</w:t>
-      </w:r>
-      <w:r>
-        <w:br/>
-      </w:r>
-      <w:r>
-        <w:rPr>
-          <w:rStyle w:val="StringTok"/>
-        </w:rPr>
-        <w:t xml:space="preserve">     done"</w:t>
-      </w:r>
-      <w:r>
-        <w:rPr>
-          <w:rStyle w:val="NormalTok"/>
-        </w:rPr>
-        <w:t xml:space="preserve"> </w:t>
-      </w:r>
-      <w:r>
-        <w:rPr>
-          <w:rStyle w:val="DecValTok"/>
-        </w:rPr>
-        <w:t xml:space="preserve">2</w:t>
-      </w:r>
-      <w:r>
-        <w:rPr>
-          <w:rStyle w:val="OperatorTok"/>
-        </w:rPr>
-        <w:t xml:space="preserve">&gt;&amp;</w:t>
-      </w:r>
-      <w:r>
-        <w:rPr>
-          <w:rStyle w:val="DecValTok"/>
-        </w:rPr>
-        <w:t xml:space="preserve">1</w:t>
-      </w:r>
-      <w:r>
-        <w:rPr>
-          <w:rStyle w:val="NormalTok"/>
-        </w:rPr>
-        <w:t xml:space="preserve"> </w:t>
-      </w:r>
-      <w:r>
-        <w:rPr>
-          <w:rStyle w:val="KeywordTok"/>
-        </w:rPr>
-        <w:t xml:space="preserve">|</w:t>
-      </w:r>
-      <w:r>
-        <w:rPr>
-          <w:rStyle w:val="NormalTok"/>
-        </w:rPr>
-        <w:t xml:space="preserve"> </w:t>
-      </w:r>
-      <w:r>
-        <w:rPr>
-          <w:rStyle w:val="FunctionTok"/>
-        </w:rPr>
-        <w:t xml:space="preserve">grep</w:t>
-      </w:r>
-      <w:r>
-        <w:rPr>
-          <w:rStyle w:val="NormalTok"/>
-        </w:rPr>
-        <w:t xml:space="preserve"> </w:t>
-      </w:r>
-      <w:r>
-        <w:rPr>
-          <w:rStyle w:val="AttributeTok"/>
-        </w:rPr>
-        <w:t xml:space="preserve">-v</w:t>
-      </w:r>
-      <w:r>
-        <w:rPr>
-          <w:rStyle w:val="NormalTok"/>
-        </w:rPr>
-        <w:t xml:space="preserve"> </w:t>
-      </w:r>
-      <w:r>
-        <w:rPr>
-          <w:rStyle w:val="StringTok"/>
-        </w:rPr>
-        <w:t xml:space="preserve">"Starting\|Removing\|To use"</w:t>
-      </w:r>
-      <w:r>
-        <w:br/>
-      </w:r>
-      <w:r>
-        <w:rPr>
-          <w:rStyle w:val="ControlFlowTok"/>
-        </w:rPr>
-        <w:t xml:space="preserve">done</w:t>
+          <w:rStyle w:val="VerbatimChar"/>
+        </w:rPr>
+        <w:t xml:space="preserve"> #bytes     #iterations    BW peak[Gb/sec]    BW average[Gb/sec]   MsgRate[Mpps]</w:t>
+      </w:r>
+      <w:r>
+        <w:br/>
+      </w:r>
+      <w:r>
+        <w:rPr>
+          <w:rStyle w:val="VerbatimChar"/>
+        </w:rPr>
+        <w:t xml:space="preserve"> 65536      1011535          0.00               176.77               0.337170</w:t>
       </w:r>
     </w:p>
     <w:p>
@@ -20365,7 +19602,25 @@
         <w:pStyle w:val="FirstParagraph"/>
       </w:pPr>
       <w:r>
-        <w:t xml:space="preserve">Example output (Dell XE9680L with 10× BF3 SuperNICs):</w:t>
+        <w:t xml:space="preserve">~160-180 Gb/s per rail is the normal line rate for IBM Cloud VPC. Bare-metal with CX-7 400GbE NICs shows ~380-400 Gb/s.</w:t>
+      </w:r>
+    </w:p>
+    <w:bookmarkEnd w:id="43"/>
+    <w:bookmarkStart w:id="44" w:name="regenerating-tls-certificates"/>
+    <w:p>
+      <w:pPr>
+        <w:pStyle w:val="Heading4"/>
+      </w:pPr>
+      <w:r>
+        <w:t xml:space="preserve">Regenerating TLS certificates</w:t>
+      </w:r>
+    </w:p>
+    <w:p>
+      <w:pPr>
+        <w:pStyle w:val="FirstParagraph"/>
+      </w:pPr>
+      <w:r>
+        <w:t xml:space="preserve">If certificates expire or need rotation:</w:t>
       </w:r>
     </w:p>
     <w:p>
@@ -20374,135 +19629,916 @@
       </w:pPr>
       <w:r>
         <w:rPr>
-          <w:rStyle w:val="VerbatimChar"/>
-        </w:rPr>
-        <w:t xml:space="preserve">=== dell-b200-1 ===</w:t>
-      </w:r>
-      <w:r>
-        <w:br/>
-      </w:r>
-      <w:r>
-        <w:rPr>
-          <w:rStyle w:val="VerbatimChar"/>
-        </w:rPr>
-        <w:t xml:space="preserve">ens31f0np0  0000:ba:00.0</w:t>
-      </w:r>
-      <w:r>
-        <w:br/>
-      </w:r>
-      <w:r>
-        <w:rPr>
-          <w:rStyle w:val="VerbatimChar"/>
-        </w:rPr>
-        <w:t xml:space="preserve">ens32f0np0  0000:51:00.0</w:t>
-      </w:r>
-      <w:r>
-        <w:br/>
-      </w:r>
-      <w:r>
-        <w:rPr>
-          <w:rStyle w:val="VerbatimChar"/>
-        </w:rPr>
-        <w:t xml:space="preserve">ens34f0np0  0000:17:00.0</w:t>
-      </w:r>
-      <w:r>
-        <w:br/>
-      </w:r>
-      <w:r>
-        <w:rPr>
-          <w:rStyle w:val="VerbatimChar"/>
-        </w:rPr>
-        <w:t xml:space="preserve">ens35f0np0  0000:3a:00.0</w:t>
-      </w:r>
-      <w:r>
-        <w:br/>
-      </w:r>
-      <w:r>
-        <w:rPr>
-          <w:rStyle w:val="VerbatimChar"/>
-        </w:rPr>
-        <w:t xml:space="preserve">ens36f0np0  0000:3b:00.0</w:t>
-      </w:r>
-      <w:r>
-        <w:br/>
-      </w:r>
-      <w:r>
-        <w:rPr>
-          <w:rStyle w:val="VerbatimChar"/>
-        </w:rPr>
-        <w:t xml:space="preserve">ens37f0np0  0000:ca:00.0</w:t>
-      </w:r>
-      <w:r>
-        <w:br/>
-      </w:r>
-      <w:r>
-        <w:rPr>
-          <w:rStyle w:val="VerbatimChar"/>
-        </w:rPr>
-        <w:t xml:space="preserve">ens38f0np0  0000:cb:00.0</w:t>
-      </w:r>
-      <w:r>
-        <w:br/>
-      </w:r>
-      <w:r>
-        <w:rPr>
-          <w:rStyle w:val="VerbatimChar"/>
-        </w:rPr>
-        <w:t xml:space="preserve">ens40f0np0  0000:d9:00.0</w:t>
-      </w:r>
-      <w:r>
-        <w:br/>
-      </w:r>
-      <w:r>
-        <w:rPr>
-          <w:rStyle w:val="VerbatimChar"/>
-        </w:rPr>
-        <w:t xml:space="preserve">ens41f0np0  0000:da:00.0</w:t>
-      </w:r>
-      <w:r>
-        <w:br/>
-      </w:r>
-      <w:r>
-        <w:rPr>
-          <w:rStyle w:val="VerbatimChar"/>
-        </w:rPr>
-        <w:t xml:space="preserve">ens42f0np0  0000:18:00.0</w:t>
-      </w:r>
-      <w:r>
-        <w:br/>
-      </w:r>
-      <w:r>
-        <w:rPr>
-          <w:rStyle w:val="VerbatimChar"/>
-        </w:rPr>
-        <w:t xml:space="preserve">=== dell-b200-2 ===</w:t>
-      </w:r>
-      <w:r>
-        <w:br/>
-      </w:r>
-      <w:r>
-        <w:rPr>
-          <w:rStyle w:val="VerbatimChar"/>
-        </w:rPr>
-        <w:t xml:space="preserve">ens31f0np0  0000:ba:00.0</w:t>
-      </w:r>
-      <w:r>
-        <w:br/>
-      </w:r>
-      <w:r>
-        <w:rPr>
-          <w:rStyle w:val="VerbatimChar"/>
-        </w:rPr>
-        <w:t xml:space="preserve">ens32f0np0  0000:51:00.0</w:t>
-      </w:r>
-      <w:r>
-        <w:br/>
-      </w:r>
-      <w:r>
-        <w:rPr>
-          <w:rStyle w:val="VerbatimChar"/>
-        </w:rPr>
-        <w:t xml:space="preserve">...  (should match node 1)</w:t>
+          <w:rStyle w:val="CommentTok"/>
+        </w:rPr>
+        <w:t xml:space="preserve"># Regenerate cert</w:t>
+      </w:r>
+      <w:r>
+        <w:br/>
+      </w:r>
+      <w:r>
+        <w:rPr>
+          <w:rStyle w:val="ExtensionTok"/>
+        </w:rPr>
+        <w:t xml:space="preserve">openssl</w:t>
+      </w:r>
+      <w:r>
+        <w:rPr>
+          <w:rStyle w:val="NormalTok"/>
+        </w:rPr>
+        <w:t xml:space="preserve"> req </w:t>
+      </w:r>
+      <w:r>
+        <w:rPr>
+          <w:rStyle w:val="AttributeTok"/>
+        </w:rPr>
+        <w:t xml:space="preserve">-x509</w:t>
+      </w:r>
+      <w:r>
+        <w:rPr>
+          <w:rStyle w:val="NormalTok"/>
+        </w:rPr>
+        <w:t xml:space="preserve"> </w:t>
+      </w:r>
+      <w:r>
+        <w:rPr>
+          <w:rStyle w:val="AttributeTok"/>
+        </w:rPr>
+        <w:t xml:space="preserve">-newkey</w:t>
+      </w:r>
+      <w:r>
+        <w:rPr>
+          <w:rStyle w:val="NormalTok"/>
+        </w:rPr>
+        <w:t xml:space="preserve"> rsa:4096 </w:t>
+      </w:r>
+      <w:r>
+        <w:rPr>
+          <w:rStyle w:val="DataTypeTok"/>
+        </w:rPr>
+        <w:t xml:space="preserve">\</w:t>
+      </w:r>
+      <w:r>
+        <w:br/>
+      </w:r>
+      <w:r>
+        <w:rPr>
+          <w:rStyle w:val="NormalTok"/>
+        </w:rPr>
+        <w:t xml:space="preserve">  </w:t>
+      </w:r>
+      <w:r>
+        <w:rPr>
+          <w:rStyle w:val="AttributeTok"/>
+        </w:rPr>
+        <w:t xml:space="preserve">-keyout</w:t>
+      </w:r>
+      <w:r>
+        <w:rPr>
+          <w:rStyle w:val="NormalTok"/>
+        </w:rPr>
+        <w:t xml:space="preserve"> certs/tls.key </w:t>
+      </w:r>
+      <w:r>
+        <w:rPr>
+          <w:rStyle w:val="AttributeTok"/>
+        </w:rPr>
+        <w:t xml:space="preserve">-out</w:t>
+      </w:r>
+      <w:r>
+        <w:rPr>
+          <w:rStyle w:val="NormalTok"/>
+        </w:rPr>
+        <w:t xml:space="preserve"> certs/tls.crt </w:t>
+      </w:r>
+      <w:r>
+        <w:rPr>
+          <w:rStyle w:val="DataTypeTok"/>
+        </w:rPr>
+        <w:t xml:space="preserve">\</w:t>
+      </w:r>
+      <w:r>
+        <w:br/>
+      </w:r>
+      <w:r>
+        <w:rPr>
+          <w:rStyle w:val="NormalTok"/>
+        </w:rPr>
+        <w:t xml:space="preserve">  </w:t>
+      </w:r>
+      <w:r>
+        <w:rPr>
+          <w:rStyle w:val="AttributeTok"/>
+        </w:rPr>
+        <w:t xml:space="preserve">-days</w:t>
+      </w:r>
+      <w:r>
+        <w:rPr>
+          <w:rStyle w:val="NormalTok"/>
+        </w:rPr>
+        <w:t xml:space="preserve"> 365 </w:t>
+      </w:r>
+      <w:r>
+        <w:rPr>
+          <w:rStyle w:val="AttributeTok"/>
+        </w:rPr>
+        <w:t xml:space="preserve">-nodes</w:t>
+      </w:r>
+      <w:r>
+        <w:rPr>
+          <w:rStyle w:val="NormalTok"/>
+        </w:rPr>
+        <w:t xml:space="preserve"> </w:t>
+      </w:r>
+      <w:r>
+        <w:rPr>
+          <w:rStyle w:val="DataTypeTok"/>
+        </w:rPr>
+        <w:t xml:space="preserve">\</w:t>
+      </w:r>
+      <w:r>
+        <w:br/>
+      </w:r>
+      <w:r>
+        <w:rPr>
+          <w:rStyle w:val="NormalTok"/>
+        </w:rPr>
+        <w:t xml:space="preserve">  </w:t>
+      </w:r>
+      <w:r>
+        <w:rPr>
+          <w:rStyle w:val="AttributeTok"/>
+        </w:rPr>
+        <w:t xml:space="preserve">-subj</w:t>
+      </w:r>
+      <w:r>
+        <w:rPr>
+          <w:rStyle w:val="NormalTok"/>
+        </w:rPr>
+        <w:t xml:space="preserve"> </w:t>
+      </w:r>
+      <w:r>
+        <w:rPr>
+          <w:rStyle w:val="StringTok"/>
+        </w:rPr>
+        <w:t xml:space="preserve">"/CN=dra-gpu-nic-webhook.dra-webhook-system.svc"</w:t>
+      </w:r>
+      <w:r>
+        <w:rPr>
+          <w:rStyle w:val="NormalTok"/>
+        </w:rPr>
+        <w:t xml:space="preserve"> </w:t>
+      </w:r>
+      <w:r>
+        <w:rPr>
+          <w:rStyle w:val="DataTypeTok"/>
+        </w:rPr>
+        <w:t xml:space="preserve">\</w:t>
+      </w:r>
+      <w:r>
+        <w:br/>
+      </w:r>
+      <w:r>
+        <w:rPr>
+          <w:rStyle w:val="NormalTok"/>
+        </w:rPr>
+        <w:t xml:space="preserve">  </w:t>
+      </w:r>
+      <w:r>
+        <w:rPr>
+          <w:rStyle w:val="AttributeTok"/>
+        </w:rPr>
+        <w:t xml:space="preserve">-addext</w:t>
+      </w:r>
+      <w:r>
+        <w:rPr>
+          <w:rStyle w:val="NormalTok"/>
+        </w:rPr>
+        <w:t xml:space="preserve"> </w:t>
+      </w:r>
+      <w:r>
+        <w:rPr>
+          <w:rStyle w:val="StringTok"/>
+        </w:rPr>
+        <w:t xml:space="preserve">"subjectAltName=DNS:dra-gpu-nic-webhook.dra-webhook-system.svc,DNS:dra-gpu-nic-webhook.dra-webhook-system.svc.cluster.local"</w:t>
+      </w:r>
+      <w:r>
+        <w:br/>
+      </w:r>
+      <w:r>
+        <w:br/>
+      </w:r>
+      <w:r>
+        <w:rPr>
+          <w:rStyle w:val="CommentTok"/>
+        </w:rPr>
+        <w:t xml:space="preserve"># Update secret</w:t>
+      </w:r>
+      <w:r>
+        <w:br/>
+      </w:r>
+      <w:r>
+        <w:rPr>
+          <w:rStyle w:val="ExtensionTok"/>
+        </w:rPr>
+        <w:t xml:space="preserve">oc</w:t>
+      </w:r>
+      <w:r>
+        <w:rPr>
+          <w:rStyle w:val="NormalTok"/>
+        </w:rPr>
+        <w:t xml:space="preserve"> create secret tls dra-gpu-nic-webhook-tls </w:t>
+      </w:r>
+      <w:r>
+        <w:rPr>
+          <w:rStyle w:val="DataTypeTok"/>
+        </w:rPr>
+        <w:t xml:space="preserve">\</w:t>
+      </w:r>
+      <w:r>
+        <w:br/>
+      </w:r>
+      <w:r>
+        <w:rPr>
+          <w:rStyle w:val="NormalTok"/>
+        </w:rPr>
+        <w:t xml:space="preserve">  </w:t>
+      </w:r>
+      <w:r>
+        <w:rPr>
+          <w:rStyle w:val="AttributeTok"/>
+        </w:rPr>
+        <w:t xml:space="preserve">--cert</w:t>
+      </w:r>
+      <w:r>
+        <w:rPr>
+          <w:rStyle w:val="OperatorTok"/>
+        </w:rPr>
+        <w:t xml:space="preserve">=</w:t>
+      </w:r>
+      <w:r>
+        <w:rPr>
+          <w:rStyle w:val="NormalTok"/>
+        </w:rPr>
+        <w:t xml:space="preserve">certs/tls.crt </w:t>
+      </w:r>
+      <w:r>
+        <w:rPr>
+          <w:rStyle w:val="AttributeTok"/>
+        </w:rPr>
+        <w:t xml:space="preserve">--key</w:t>
+      </w:r>
+      <w:r>
+        <w:rPr>
+          <w:rStyle w:val="OperatorTok"/>
+        </w:rPr>
+        <w:t xml:space="preserve">=</w:t>
+      </w:r>
+      <w:r>
+        <w:rPr>
+          <w:rStyle w:val="NormalTok"/>
+        </w:rPr>
+        <w:t xml:space="preserve">certs/tls.key </w:t>
+      </w:r>
+      <w:r>
+        <w:rPr>
+          <w:rStyle w:val="DataTypeTok"/>
+        </w:rPr>
+        <w:t xml:space="preserve">\</w:t>
+      </w:r>
+      <w:r>
+        <w:br/>
+      </w:r>
+      <w:r>
+        <w:rPr>
+          <w:rStyle w:val="NormalTok"/>
+        </w:rPr>
+        <w:t xml:space="preserve">  </w:t>
+      </w:r>
+      <w:r>
+        <w:rPr>
+          <w:rStyle w:val="AttributeTok"/>
+        </w:rPr>
+        <w:t xml:space="preserve">-n</w:t>
+      </w:r>
+      <w:r>
+        <w:rPr>
+          <w:rStyle w:val="NormalTok"/>
+        </w:rPr>
+        <w:t xml:space="preserve"> dra-webhook-system </w:t>
+      </w:r>
+      <w:r>
+        <w:rPr>
+          <w:rStyle w:val="AttributeTok"/>
+        </w:rPr>
+        <w:t xml:space="preserve">--dry-run</w:t>
+      </w:r>
+      <w:r>
+        <w:rPr>
+          <w:rStyle w:val="OperatorTok"/>
+        </w:rPr>
+        <w:t xml:space="preserve">=</w:t>
+      </w:r>
+      <w:r>
+        <w:rPr>
+          <w:rStyle w:val="NormalTok"/>
+        </w:rPr>
+        <w:t xml:space="preserve">client </w:t>
+      </w:r>
+      <w:r>
+        <w:rPr>
+          <w:rStyle w:val="AttributeTok"/>
+        </w:rPr>
+        <w:t xml:space="preserve">-o</w:t>
+      </w:r>
+      <w:r>
+        <w:rPr>
+          <w:rStyle w:val="NormalTok"/>
+        </w:rPr>
+        <w:t xml:space="preserve"> yaml </w:t>
+      </w:r>
+      <w:r>
+        <w:rPr>
+          <w:rStyle w:val="KeywordTok"/>
+        </w:rPr>
+        <w:t xml:space="preserve">|</w:t>
+      </w:r>
+      <w:r>
+        <w:rPr>
+          <w:rStyle w:val="NormalTok"/>
+        </w:rPr>
+        <w:t xml:space="preserve"> </w:t>
+      </w:r>
+      <w:r>
+        <w:rPr>
+          <w:rStyle w:val="ExtensionTok"/>
+        </w:rPr>
+        <w:t xml:space="preserve">oc</w:t>
+      </w:r>
+      <w:r>
+        <w:rPr>
+          <w:rStyle w:val="NormalTok"/>
+        </w:rPr>
+        <w:t xml:space="preserve"> apply </w:t>
+      </w:r>
+      <w:r>
+        <w:rPr>
+          <w:rStyle w:val="AttributeTok"/>
+        </w:rPr>
+        <w:t xml:space="preserve">-f</w:t>
+      </w:r>
+      <w:r>
+        <w:rPr>
+          <w:rStyle w:val="NormalTok"/>
+        </w:rPr>
+        <w:t xml:space="preserve"> </w:t>
+      </w:r>
+      <w:r>
+        <w:rPr>
+          <w:rStyle w:val="AttributeTok"/>
+        </w:rPr>
+        <w:t xml:space="preserve">-</w:t>
+      </w:r>
+      <w:r>
+        <w:br/>
+      </w:r>
+      <w:r>
+        <w:br/>
+      </w:r>
+      <w:r>
+        <w:rPr>
+          <w:rStyle w:val="CommentTok"/>
+        </w:rPr>
+        <w:t xml:space="preserve"># Update caBundle</w:t>
+      </w:r>
+      <w:r>
+        <w:br/>
+      </w:r>
+      <w:r>
+        <w:rPr>
+          <w:rStyle w:val="VariableTok"/>
+        </w:rPr>
+        <w:t xml:space="preserve">CABUNDLE</w:t>
+      </w:r>
+      <w:r>
+        <w:rPr>
+          <w:rStyle w:val="OperatorTok"/>
+        </w:rPr>
+        <w:t xml:space="preserve">=</w:t>
+      </w:r>
+      <w:r>
+        <w:rPr>
+          <w:rStyle w:val="VariableTok"/>
+        </w:rPr>
+        <w:t xml:space="preserve">$(</w:t>
+      </w:r>
+      <w:r>
+        <w:rPr>
+          <w:rStyle w:val="FunctionTok"/>
+        </w:rPr>
+        <w:t xml:space="preserve">cat</w:t>
+      </w:r>
+      <w:r>
+        <w:rPr>
+          <w:rStyle w:val="NormalTok"/>
+        </w:rPr>
+        <w:t xml:space="preserve"> certs/tls.crt </w:t>
+      </w:r>
+      <w:r>
+        <w:rPr>
+          <w:rStyle w:val="KeywordTok"/>
+        </w:rPr>
+        <w:t xml:space="preserve">|</w:t>
+      </w:r>
+      <w:r>
+        <w:rPr>
+          <w:rStyle w:val="NormalTok"/>
+        </w:rPr>
+        <w:t xml:space="preserve"> </w:t>
+      </w:r>
+      <w:r>
+        <w:rPr>
+          <w:rStyle w:val="FunctionTok"/>
+        </w:rPr>
+        <w:t xml:space="preserve">base64</w:t>
+      </w:r>
+      <w:r>
+        <w:rPr>
+          <w:rStyle w:val="NormalTok"/>
+        </w:rPr>
+        <w:t xml:space="preserve"> </w:t>
+      </w:r>
+      <w:r>
+        <w:rPr>
+          <w:rStyle w:val="KeywordTok"/>
+        </w:rPr>
+        <w:t xml:space="preserve">|</w:t>
+      </w:r>
+      <w:r>
+        <w:rPr>
+          <w:rStyle w:val="NormalTok"/>
+        </w:rPr>
+        <w:t xml:space="preserve"> </w:t>
+      </w:r>
+      <w:r>
+        <w:rPr>
+          <w:rStyle w:val="FunctionTok"/>
+        </w:rPr>
+        <w:t xml:space="preserve">tr</w:t>
+      </w:r>
+      <w:r>
+        <w:rPr>
+          <w:rStyle w:val="NormalTok"/>
+        </w:rPr>
+        <w:t xml:space="preserve"> </w:t>
+      </w:r>
+      <w:r>
+        <w:rPr>
+          <w:rStyle w:val="AttributeTok"/>
+        </w:rPr>
+        <w:t xml:space="preserve">-d</w:t>
+      </w:r>
+      <w:r>
+        <w:rPr>
+          <w:rStyle w:val="NormalTok"/>
+        </w:rPr>
+        <w:t xml:space="preserve"> </w:t>
+      </w:r>
+      <w:r>
+        <w:rPr>
+          <w:rStyle w:val="StringTok"/>
+        </w:rPr>
+        <w:t xml:space="preserve">'\n'</w:t>
+      </w:r>
+      <w:r>
+        <w:rPr>
+          <w:rStyle w:val="VariableTok"/>
+        </w:rPr>
+        <w:t xml:space="preserve">)</w:t>
+      </w:r>
+      <w:r>
+        <w:br/>
+      </w:r>
+      <w:r>
+        <w:rPr>
+          <w:rStyle w:val="ExtensionTok"/>
+        </w:rPr>
+        <w:t xml:space="preserve">oc</w:t>
+      </w:r>
+      <w:r>
+        <w:rPr>
+          <w:rStyle w:val="NormalTok"/>
+        </w:rPr>
+        <w:t xml:space="preserve"> patch mutatingwebhookconfiguration dra-gpu-nic-webhook </w:t>
+      </w:r>
+      <w:r>
+        <w:rPr>
+          <w:rStyle w:val="AttributeTok"/>
+        </w:rPr>
+        <w:t xml:space="preserve">--type</w:t>
+      </w:r>
+      <w:r>
+        <w:rPr>
+          <w:rStyle w:val="OperatorTok"/>
+        </w:rPr>
+        <w:t xml:space="preserve">=</w:t>
+      </w:r>
+      <w:r>
+        <w:rPr>
+          <w:rStyle w:val="NormalTok"/>
+        </w:rPr>
+        <w:t xml:space="preserve">json </w:t>
+      </w:r>
+      <w:r>
+        <w:rPr>
+          <w:rStyle w:val="AttributeTok"/>
+        </w:rPr>
+        <w:t xml:space="preserve">-p</w:t>
+      </w:r>
+      <w:r>
+        <w:rPr>
+          <w:rStyle w:val="NormalTok"/>
+        </w:rPr>
+        <w:t xml:space="preserve"> </w:t>
+      </w:r>
+      <w:r>
+        <w:rPr>
+          <w:rStyle w:val="StringTok"/>
+        </w:rPr>
+        <w:t xml:space="preserve">"[</w:t>
+      </w:r>
+      <w:r>
+        <w:br/>
+      </w:r>
+      <w:r>
+        <w:rPr>
+          <w:rStyle w:val="StringTok"/>
+        </w:rPr>
+        <w:t xml:space="preserve">  {</w:t>
+      </w:r>
+      <w:r>
+        <w:rPr>
+          <w:rStyle w:val="DataTypeTok"/>
+        </w:rPr>
+        <w:t xml:space="preserve">\"</w:t>
+      </w:r>
+      <w:r>
+        <w:rPr>
+          <w:rStyle w:val="StringTok"/>
+        </w:rPr>
+        <w:t xml:space="preserve">op</w:t>
+      </w:r>
+      <w:r>
+        <w:rPr>
+          <w:rStyle w:val="DataTypeTok"/>
+        </w:rPr>
+        <w:t xml:space="preserve">\"</w:t>
+      </w:r>
+      <w:r>
+        <w:rPr>
+          <w:rStyle w:val="StringTok"/>
+        </w:rPr>
+        <w:t xml:space="preserve">:</w:t>
+      </w:r>
+      <w:r>
+        <w:rPr>
+          <w:rStyle w:val="DataTypeTok"/>
+        </w:rPr>
+        <w:t xml:space="preserve">\"</w:t>
+      </w:r>
+      <w:r>
+        <w:rPr>
+          <w:rStyle w:val="StringTok"/>
+        </w:rPr>
+        <w:t xml:space="preserve">replace</w:t>
+      </w:r>
+      <w:r>
+        <w:rPr>
+          <w:rStyle w:val="DataTypeTok"/>
+        </w:rPr>
+        <w:t xml:space="preserve">\"</w:t>
+      </w:r>
+      <w:r>
+        <w:rPr>
+          <w:rStyle w:val="StringTok"/>
+        </w:rPr>
+        <w:t xml:space="preserve">,</w:t>
+      </w:r>
+      <w:r>
+        <w:rPr>
+          <w:rStyle w:val="DataTypeTok"/>
+        </w:rPr>
+        <w:t xml:space="preserve">\"</w:t>
+      </w:r>
+      <w:r>
+        <w:rPr>
+          <w:rStyle w:val="StringTok"/>
+        </w:rPr>
+        <w:t xml:space="preserve">path</w:t>
+      </w:r>
+      <w:r>
+        <w:rPr>
+          <w:rStyle w:val="DataTypeTok"/>
+        </w:rPr>
+        <w:t xml:space="preserve">\"</w:t>
+      </w:r>
+      <w:r>
+        <w:rPr>
+          <w:rStyle w:val="StringTok"/>
+        </w:rPr>
+        <w:t xml:space="preserve">:</w:t>
+      </w:r>
+      <w:r>
+        <w:rPr>
+          <w:rStyle w:val="DataTypeTok"/>
+        </w:rPr>
+        <w:t xml:space="preserve">\"</w:t>
+      </w:r>
+      <w:r>
+        <w:rPr>
+          <w:rStyle w:val="StringTok"/>
+        </w:rPr>
+        <w:t xml:space="preserve">/webhooks/0/clientConfig/caBundle</w:t>
+      </w:r>
+      <w:r>
+        <w:rPr>
+          <w:rStyle w:val="DataTypeTok"/>
+        </w:rPr>
+        <w:t xml:space="preserve">\"</w:t>
+      </w:r>
+      <w:r>
+        <w:rPr>
+          <w:rStyle w:val="StringTok"/>
+        </w:rPr>
+        <w:t xml:space="preserve">,</w:t>
+      </w:r>
+      <w:r>
+        <w:rPr>
+          <w:rStyle w:val="DataTypeTok"/>
+        </w:rPr>
+        <w:t xml:space="preserve">\"</w:t>
+      </w:r>
+      <w:r>
+        <w:rPr>
+          <w:rStyle w:val="StringTok"/>
+        </w:rPr>
+        <w:t xml:space="preserve">value</w:t>
+      </w:r>
+      <w:r>
+        <w:rPr>
+          <w:rStyle w:val="DataTypeTok"/>
+        </w:rPr>
+        <w:t xml:space="preserve">\"</w:t>
+      </w:r>
+      <w:r>
+        <w:rPr>
+          <w:rStyle w:val="StringTok"/>
+        </w:rPr>
+        <w:t xml:space="preserve">:</w:t>
+      </w:r>
+      <w:r>
+        <w:rPr>
+          <w:rStyle w:val="DataTypeTok"/>
+        </w:rPr>
+        <w:t xml:space="preserve">\"</w:t>
+      </w:r>
+      <w:r>
+        <w:rPr>
+          <w:rStyle w:val="VariableTok"/>
+        </w:rPr>
+        <w:t xml:space="preserve">$CABUNDLE</w:t>
+      </w:r>
+      <w:r>
+        <w:rPr>
+          <w:rStyle w:val="DataTypeTok"/>
+        </w:rPr>
+        <w:t xml:space="preserve">\"</w:t>
+      </w:r>
+      <w:r>
+        <w:rPr>
+          <w:rStyle w:val="StringTok"/>
+        </w:rPr>
+        <w:t xml:space="preserve">},</w:t>
+      </w:r>
+      <w:r>
+        <w:br/>
+      </w:r>
+      <w:r>
+        <w:rPr>
+          <w:rStyle w:val="StringTok"/>
+        </w:rPr>
+        <w:t xml:space="preserve">  {</w:t>
+      </w:r>
+      <w:r>
+        <w:rPr>
+          <w:rStyle w:val="DataTypeTok"/>
+        </w:rPr>
+        <w:t xml:space="preserve">\"</w:t>
+      </w:r>
+      <w:r>
+        <w:rPr>
+          <w:rStyle w:val="StringTok"/>
+        </w:rPr>
+        <w:t xml:space="preserve">op</w:t>
+      </w:r>
+      <w:r>
+        <w:rPr>
+          <w:rStyle w:val="DataTypeTok"/>
+        </w:rPr>
+        <w:t xml:space="preserve">\"</w:t>
+      </w:r>
+      <w:r>
+        <w:rPr>
+          <w:rStyle w:val="StringTok"/>
+        </w:rPr>
+        <w:t xml:space="preserve">:</w:t>
+      </w:r>
+      <w:r>
+        <w:rPr>
+          <w:rStyle w:val="DataTypeTok"/>
+        </w:rPr>
+        <w:t xml:space="preserve">\"</w:t>
+      </w:r>
+      <w:r>
+        <w:rPr>
+          <w:rStyle w:val="StringTok"/>
+        </w:rPr>
+        <w:t xml:space="preserve">replace</w:t>
+      </w:r>
+      <w:r>
+        <w:rPr>
+          <w:rStyle w:val="DataTypeTok"/>
+        </w:rPr>
+        <w:t xml:space="preserve">\"</w:t>
+      </w:r>
+      <w:r>
+        <w:rPr>
+          <w:rStyle w:val="StringTok"/>
+        </w:rPr>
+        <w:t xml:space="preserve">,</w:t>
+      </w:r>
+      <w:r>
+        <w:rPr>
+          <w:rStyle w:val="DataTypeTok"/>
+        </w:rPr>
+        <w:t xml:space="preserve">\"</w:t>
+      </w:r>
+      <w:r>
+        <w:rPr>
+          <w:rStyle w:val="StringTok"/>
+        </w:rPr>
+        <w:t xml:space="preserve">path</w:t>
+      </w:r>
+      <w:r>
+        <w:rPr>
+          <w:rStyle w:val="DataTypeTok"/>
+        </w:rPr>
+        <w:t xml:space="preserve">\"</w:t>
+      </w:r>
+      <w:r>
+        <w:rPr>
+          <w:rStyle w:val="StringTok"/>
+        </w:rPr>
+        <w:t xml:space="preserve">:</w:t>
+      </w:r>
+      <w:r>
+        <w:rPr>
+          <w:rStyle w:val="DataTypeTok"/>
+        </w:rPr>
+        <w:t xml:space="preserve">\"</w:t>
+      </w:r>
+      <w:r>
+        <w:rPr>
+          <w:rStyle w:val="StringTok"/>
+        </w:rPr>
+        <w:t xml:space="preserve">/webhooks/1/clientConfig/caBundle</w:t>
+      </w:r>
+      <w:r>
+        <w:rPr>
+          <w:rStyle w:val="DataTypeTok"/>
+        </w:rPr>
+        <w:t xml:space="preserve">\"</w:t>
+      </w:r>
+      <w:r>
+        <w:rPr>
+          <w:rStyle w:val="StringTok"/>
+        </w:rPr>
+        <w:t xml:space="preserve">,</w:t>
+      </w:r>
+      <w:r>
+        <w:rPr>
+          <w:rStyle w:val="DataTypeTok"/>
+        </w:rPr>
+        <w:t xml:space="preserve">\"</w:t>
+      </w:r>
+      <w:r>
+        <w:rPr>
+          <w:rStyle w:val="StringTok"/>
+        </w:rPr>
+        <w:t xml:space="preserve">value</w:t>
+      </w:r>
+      <w:r>
+        <w:rPr>
+          <w:rStyle w:val="DataTypeTok"/>
+        </w:rPr>
+        <w:t xml:space="preserve">\"</w:t>
+      </w:r>
+      <w:r>
+        <w:rPr>
+          <w:rStyle w:val="StringTok"/>
+        </w:rPr>
+        <w:t xml:space="preserve">:</w:t>
+      </w:r>
+      <w:r>
+        <w:rPr>
+          <w:rStyle w:val="DataTypeTok"/>
+        </w:rPr>
+        <w:t xml:space="preserve">\"</w:t>
+      </w:r>
+      <w:r>
+        <w:rPr>
+          <w:rStyle w:val="VariableTok"/>
+        </w:rPr>
+        <w:t xml:space="preserve">$CABUNDLE</w:t>
+      </w:r>
+      <w:r>
+        <w:rPr>
+          <w:rStyle w:val="DataTypeTok"/>
+        </w:rPr>
+        <w:t xml:space="preserve">\"</w:t>
+      </w:r>
+      <w:r>
+        <w:rPr>
+          <w:rStyle w:val="StringTok"/>
+        </w:rPr>
+        <w:t xml:space="preserve">}</w:t>
+      </w:r>
+      <w:r>
+        <w:br/>
+      </w:r>
+      <w:r>
+        <w:rPr>
+          <w:rStyle w:val="StringTok"/>
+        </w:rPr>
+        <w:t xml:space="preserve">]"</w:t>
+      </w:r>
+      <w:r>
+        <w:br/>
+      </w:r>
+      <w:r>
+        <w:br/>
+      </w:r>
+      <w:r>
+        <w:rPr>
+          <w:rStyle w:val="CommentTok"/>
+        </w:rPr>
+        <w:t xml:space="preserve"># Restart webhook</w:t>
+      </w:r>
+      <w:r>
+        <w:br/>
+      </w:r>
+      <w:r>
+        <w:rPr>
+          <w:rStyle w:val="ExtensionTok"/>
+        </w:rPr>
+        <w:t xml:space="preserve">oc</w:t>
+      </w:r>
+      <w:r>
+        <w:rPr>
+          <w:rStyle w:val="NormalTok"/>
+        </w:rPr>
+        <w:t xml:space="preserve"> rollout restart deployment/dra-gpu-nic-webhook </w:t>
+      </w:r>
+      <w:r>
+        <w:rPr>
+          <w:rStyle w:val="AttributeTok"/>
+        </w:rPr>
+        <w:t xml:space="preserve">-n</w:t>
+      </w:r>
+      <w:r>
+        <w:rPr>
+          <w:rStyle w:val="NormalTok"/>
+        </w:rPr>
+        <w:t xml:space="preserve"> dra-webhook-system</w:t>
+      </w:r>
+    </w:p>
+    <w:p>
+      <w:r>
+        <w:pict>
+          <v:rect style="width:0;height:1.5pt" o:hralign="center" o:hrstd="t" o:hr="t"/>
+        </w:pict>
+      </w:r>
+    </w:p>
+    <w:bookmarkEnd w:id="44"/>
+    <w:bookmarkEnd w:id="45"/>
+    <w:bookmarkEnd w:id="46"/>
+    <w:bookmarkStart w:id="52" w:name="Xffdc95d180d767712bcbf0ff6e0061d3b53ce65"/>
+    <w:p>
+      <w:pPr>
+        <w:pStyle w:val="Heading2"/>
+      </w:pPr>
+      <w:r>
+        <w:t xml:space="preserve">Option B: SR-IOV (Bare-Metal, L2 Flat Network)</w:t>
       </w:r>
     </w:p>
     <w:p>
@@ -20510,32 +20546,440 @@
         <w:pStyle w:val="FirstParagraph"/>
       </w:pPr>
       <w:r>
-        <w:t xml:space="preserve">If NIC names differ between nodes, list all naming variants in</w:t>
-      </w:r>
-      <w:r>
-        <w:t xml:space="preserve"> </w:t>
-      </w:r>
-      <w:r>
-        <w:rPr>
-          <w:rStyle w:val="VerbatimChar"/>
-        </w:rPr>
-        <w:t xml:space="preserve">pfNames</w:t>
-      </w:r>
-      <w:r>
-        <w:t xml:space="preserve"> </w:t>
-      </w:r>
-      <w:r>
-        <w:t xml:space="preserve">(see example below).</w:t>
+        <w:rPr>
+          <w:b/>
+          <w:bCs/>
+        </w:rPr>
+        <w:t xml:space="preserve">Use when:</w:t>
+      </w:r>
+      <w:r>
+        <w:t xml:space="preserve"> </w:t>
+      </w:r>
+      <w:r>
+        <w:t xml:space="preserve">You have bare-metal nodes with PFs (Physical Functions) and the RDMA network is a flat L2 fabric (all nodes on the same subnet per rail, IPs managed by the switch or manually).</w:t>
       </w:r>
     </w:p>
-    <w:bookmarkEnd w:id="46"/>
-    <w:bookmarkStart w:id="47" w:name="X7f5112ce6676473b528ca13233262ee7d42bc35"/>
+    <w:bookmarkStart w:id="47" w:name="b1.-install-the-sr-iov-network-operator"/>
     <w:p>
       <w:pPr>
         <w:pStyle w:val="Heading3"/>
       </w:pPr>
       <w:r>
-        <w:t xml:space="preserve">B3. Create SriovNetworkNodePolicy (one per PF/rail)</w:t>
+        <w:t xml:space="preserve">B1. Install the SR-IOV Network Operator</w:t>
+      </w:r>
+    </w:p>
+    <w:p>
+      <w:pPr>
+        <w:pStyle w:val="SourceCode"/>
+      </w:pPr>
+      <w:r>
+        <w:rPr>
+          <w:rStyle w:val="FunctionTok"/>
+        </w:rPr>
+        <w:t xml:space="preserve">apiVersion</w:t>
+      </w:r>
+      <w:r>
+        <w:rPr>
+          <w:rStyle w:val="KeywordTok"/>
+        </w:rPr>
+        <w:t xml:space="preserve">:</w:t>
+      </w:r>
+      <w:r>
+        <w:rPr>
+          <w:rStyle w:val="AttributeTok"/>
+        </w:rPr>
+        <w:t xml:space="preserve"> v1</w:t>
+      </w:r>
+      <w:r>
+        <w:br/>
+      </w:r>
+      <w:r>
+        <w:rPr>
+          <w:rStyle w:val="FunctionTok"/>
+        </w:rPr>
+        <w:t xml:space="preserve">kind</w:t>
+      </w:r>
+      <w:r>
+        <w:rPr>
+          <w:rStyle w:val="KeywordTok"/>
+        </w:rPr>
+        <w:t xml:space="preserve">:</w:t>
+      </w:r>
+      <w:r>
+        <w:rPr>
+          <w:rStyle w:val="AttributeTok"/>
+        </w:rPr>
+        <w:t xml:space="preserve"> Namespace</w:t>
+      </w:r>
+      <w:r>
+        <w:br/>
+      </w:r>
+      <w:r>
+        <w:rPr>
+          <w:rStyle w:val="FunctionTok"/>
+        </w:rPr>
+        <w:t xml:space="preserve">metadata</w:t>
+      </w:r>
+      <w:r>
+        <w:rPr>
+          <w:rStyle w:val="KeywordTok"/>
+        </w:rPr>
+        <w:t xml:space="preserve">:</w:t>
+      </w:r>
+      <w:r>
+        <w:br/>
+      </w:r>
+      <w:r>
+        <w:rPr>
+          <w:rStyle w:val="AttributeTok"/>
+        </w:rPr>
+        <w:t xml:space="preserve">  </w:t>
+      </w:r>
+      <w:r>
+        <w:rPr>
+          <w:rStyle w:val="FunctionTok"/>
+        </w:rPr>
+        <w:t xml:space="preserve">name</w:t>
+      </w:r>
+      <w:r>
+        <w:rPr>
+          <w:rStyle w:val="KeywordTok"/>
+        </w:rPr>
+        <w:t xml:space="preserve">:</w:t>
+      </w:r>
+      <w:r>
+        <w:rPr>
+          <w:rStyle w:val="AttributeTok"/>
+        </w:rPr>
+        <w:t xml:space="preserve"> openshift-sriov-network-operator</w:t>
+      </w:r>
+      <w:r>
+        <w:br/>
+      </w:r>
+      <w:r>
+        <w:rPr>
+          <w:rStyle w:val="AttributeTok"/>
+        </w:rPr>
+        <w:t xml:space="preserve">  </w:t>
+      </w:r>
+      <w:r>
+        <w:rPr>
+          <w:rStyle w:val="FunctionTok"/>
+        </w:rPr>
+        <w:t xml:space="preserve">annotations</w:t>
+      </w:r>
+      <w:r>
+        <w:rPr>
+          <w:rStyle w:val="KeywordTok"/>
+        </w:rPr>
+        <w:t xml:space="preserve">:</w:t>
+      </w:r>
+      <w:r>
+        <w:br/>
+      </w:r>
+      <w:r>
+        <w:rPr>
+          <w:rStyle w:val="AttributeTok"/>
+        </w:rPr>
+        <w:t xml:space="preserve">    </w:t>
+      </w:r>
+      <w:r>
+        <w:rPr>
+          <w:rStyle w:val="FunctionTok"/>
+        </w:rPr>
+        <w:t xml:space="preserve">workload.openshift.io/allowed</w:t>
+      </w:r>
+      <w:r>
+        <w:rPr>
+          <w:rStyle w:val="KeywordTok"/>
+        </w:rPr>
+        <w:t xml:space="preserve">:</w:t>
+      </w:r>
+      <w:r>
+        <w:rPr>
+          <w:rStyle w:val="AttributeTok"/>
+        </w:rPr>
+        <w:t xml:space="preserve"> management</w:t>
+      </w:r>
+      <w:r>
+        <w:br/>
+      </w:r>
+      <w:r>
+        <w:rPr>
+          <w:rStyle w:val="PreprocessorTok"/>
+        </w:rPr>
+        <w:t xml:space="preserve">---</w:t>
+      </w:r>
+      <w:r>
+        <w:br/>
+      </w:r>
+      <w:r>
+        <w:rPr>
+          <w:rStyle w:val="FunctionTok"/>
+        </w:rPr>
+        <w:t xml:space="preserve">apiVersion</w:t>
+      </w:r>
+      <w:r>
+        <w:rPr>
+          <w:rStyle w:val="KeywordTok"/>
+        </w:rPr>
+        <w:t xml:space="preserve">:</w:t>
+      </w:r>
+      <w:r>
+        <w:rPr>
+          <w:rStyle w:val="AttributeTok"/>
+        </w:rPr>
+        <w:t xml:space="preserve"> operators.coreos.com/v1alpha1</w:t>
+      </w:r>
+      <w:r>
+        <w:br/>
+      </w:r>
+      <w:r>
+        <w:rPr>
+          <w:rStyle w:val="FunctionTok"/>
+        </w:rPr>
+        <w:t xml:space="preserve">kind</w:t>
+      </w:r>
+      <w:r>
+        <w:rPr>
+          <w:rStyle w:val="KeywordTok"/>
+        </w:rPr>
+        <w:t xml:space="preserve">:</w:t>
+      </w:r>
+      <w:r>
+        <w:rPr>
+          <w:rStyle w:val="AttributeTok"/>
+        </w:rPr>
+        <w:t xml:space="preserve"> Subscription</w:t>
+      </w:r>
+      <w:r>
+        <w:br/>
+      </w:r>
+      <w:r>
+        <w:rPr>
+          <w:rStyle w:val="FunctionTok"/>
+        </w:rPr>
+        <w:t xml:space="preserve">metadata</w:t>
+      </w:r>
+      <w:r>
+        <w:rPr>
+          <w:rStyle w:val="KeywordTok"/>
+        </w:rPr>
+        <w:t xml:space="preserve">:</w:t>
+      </w:r>
+      <w:r>
+        <w:br/>
+      </w:r>
+      <w:r>
+        <w:rPr>
+          <w:rStyle w:val="AttributeTok"/>
+        </w:rPr>
+        <w:t xml:space="preserve">  </w:t>
+      </w:r>
+      <w:r>
+        <w:rPr>
+          <w:rStyle w:val="FunctionTok"/>
+        </w:rPr>
+        <w:t xml:space="preserve">name</w:t>
+      </w:r>
+      <w:r>
+        <w:rPr>
+          <w:rStyle w:val="KeywordTok"/>
+        </w:rPr>
+        <w:t xml:space="preserve">:</w:t>
+      </w:r>
+      <w:r>
+        <w:rPr>
+          <w:rStyle w:val="AttributeTok"/>
+        </w:rPr>
+        <w:t xml:space="preserve"> sriov-network-operator</w:t>
+      </w:r>
+      <w:r>
+        <w:br/>
+      </w:r>
+      <w:r>
+        <w:rPr>
+          <w:rStyle w:val="AttributeTok"/>
+        </w:rPr>
+        <w:t xml:space="preserve">  </w:t>
+      </w:r>
+      <w:r>
+        <w:rPr>
+          <w:rStyle w:val="FunctionTok"/>
+        </w:rPr>
+        <w:t xml:space="preserve">namespace</w:t>
+      </w:r>
+      <w:r>
+        <w:rPr>
+          <w:rStyle w:val="KeywordTok"/>
+        </w:rPr>
+        <w:t xml:space="preserve">:</w:t>
+      </w:r>
+      <w:r>
+        <w:rPr>
+          <w:rStyle w:val="AttributeTok"/>
+        </w:rPr>
+        <w:t xml:space="preserve"> openshift-sriov-network-operator</w:t>
+      </w:r>
+      <w:r>
+        <w:br/>
+      </w:r>
+      <w:r>
+        <w:rPr>
+          <w:rStyle w:val="FunctionTok"/>
+        </w:rPr>
+        <w:t xml:space="preserve">spec</w:t>
+      </w:r>
+      <w:r>
+        <w:rPr>
+          <w:rStyle w:val="KeywordTok"/>
+        </w:rPr>
+        <w:t xml:space="preserve">:</w:t>
+      </w:r>
+      <w:r>
+        <w:br/>
+      </w:r>
+      <w:r>
+        <w:rPr>
+          <w:rStyle w:val="AttributeTok"/>
+        </w:rPr>
+        <w:t xml:space="preserve">  </w:t>
+      </w:r>
+      <w:r>
+        <w:rPr>
+          <w:rStyle w:val="FunctionTok"/>
+        </w:rPr>
+        <w:t xml:space="preserve">channel</w:t>
+      </w:r>
+      <w:r>
+        <w:rPr>
+          <w:rStyle w:val="KeywordTok"/>
+        </w:rPr>
+        <w:t xml:space="preserve">:</w:t>
+      </w:r>
+      <w:r>
+        <w:rPr>
+          <w:rStyle w:val="AttributeTok"/>
+        </w:rPr>
+        <w:t xml:space="preserve"> stable</w:t>
+      </w:r>
+      <w:r>
+        <w:br/>
+      </w:r>
+      <w:r>
+        <w:rPr>
+          <w:rStyle w:val="AttributeTok"/>
+        </w:rPr>
+        <w:t xml:space="preserve">  </w:t>
+      </w:r>
+      <w:r>
+        <w:rPr>
+          <w:rStyle w:val="FunctionTok"/>
+        </w:rPr>
+        <w:t xml:space="preserve">name</w:t>
+      </w:r>
+      <w:r>
+        <w:rPr>
+          <w:rStyle w:val="KeywordTok"/>
+        </w:rPr>
+        <w:t xml:space="preserve">:</w:t>
+      </w:r>
+      <w:r>
+        <w:rPr>
+          <w:rStyle w:val="AttributeTok"/>
+        </w:rPr>
+        <w:t xml:space="preserve"> sriov-network-operator</w:t>
+      </w:r>
+      <w:r>
+        <w:br/>
+      </w:r>
+      <w:r>
+        <w:rPr>
+          <w:rStyle w:val="AttributeTok"/>
+        </w:rPr>
+        <w:t xml:space="preserve">  </w:t>
+      </w:r>
+      <w:r>
+        <w:rPr>
+          <w:rStyle w:val="FunctionTok"/>
+        </w:rPr>
+        <w:t xml:space="preserve">source</w:t>
+      </w:r>
+      <w:r>
+        <w:rPr>
+          <w:rStyle w:val="KeywordTok"/>
+        </w:rPr>
+        <w:t xml:space="preserve">:</w:t>
+      </w:r>
+      <w:r>
+        <w:rPr>
+          <w:rStyle w:val="AttributeTok"/>
+        </w:rPr>
+        <w:t xml:space="preserve"> redhat-operators</w:t>
+      </w:r>
+      <w:r>
+        <w:br/>
+      </w:r>
+      <w:r>
+        <w:rPr>
+          <w:rStyle w:val="AttributeTok"/>
+        </w:rPr>
+        <w:t xml:space="preserve">  </w:t>
+      </w:r>
+      <w:r>
+        <w:rPr>
+          <w:rStyle w:val="FunctionTok"/>
+        </w:rPr>
+        <w:t xml:space="preserve">sourceNamespace</w:t>
+      </w:r>
+      <w:r>
+        <w:rPr>
+          <w:rStyle w:val="KeywordTok"/>
+        </w:rPr>
+        <w:t xml:space="preserve">:</w:t>
+      </w:r>
+      <w:r>
+        <w:rPr>
+          <w:rStyle w:val="AttributeTok"/>
+        </w:rPr>
+        <w:t xml:space="preserve"> openshift-marketplace</w:t>
+      </w:r>
+      <w:r>
+        <w:br/>
+      </w:r>
+      <w:r>
+        <w:rPr>
+          <w:rStyle w:val="AttributeTok"/>
+        </w:rPr>
+        <w:t xml:space="preserve">  </w:t>
+      </w:r>
+      <w:r>
+        <w:rPr>
+          <w:rStyle w:val="FunctionTok"/>
+        </w:rPr>
+        <w:t xml:space="preserve">installPlanApproval</w:t>
+      </w:r>
+      <w:r>
+        <w:rPr>
+          <w:rStyle w:val="KeywordTok"/>
+        </w:rPr>
+        <w:t xml:space="preserve">:</w:t>
+      </w:r>
+      <w:r>
+        <w:rPr>
+          <w:rStyle w:val="AttributeTok"/>
+        </w:rPr>
+        <w:t xml:space="preserve"> Automatic</w:t>
+      </w:r>
+    </w:p>
+    <w:bookmarkEnd w:id="47"/>
+    <w:bookmarkStart w:id="48" w:name="b2.-discover-nic-pf-names"/>
+    <w:p>
+      <w:pPr>
+        <w:pStyle w:val="Heading3"/>
+      </w:pPr>
+      <w:r>
+        <w:t xml:space="preserve">B2. Discover NIC PF names</w:t>
       </w:r>
     </w:p>
     <w:p>
@@ -20543,7 +20987,7 @@
         <w:pStyle w:val="FirstParagraph"/>
       </w:pPr>
       <w:r>
-        <w:t xml:space="preserve">Each policy creates VFs from one PF. Create one policy per rail:</w:t>
+        <w:t xml:space="preserve">Before creating policies, find PF names on each GPU node and verify they’re consistent:</w:t>
       </w:r>
     </w:p>
     <w:p>
@@ -20552,232 +20996,442 @@
       </w:pPr>
       <w:r>
         <w:rPr>
-          <w:rStyle w:val="FunctionTok"/>
-        </w:rPr>
-        <w:t xml:space="preserve">apiVersion</w:t>
-      </w:r>
-      <w:r>
-        <w:rPr>
-          <w:rStyle w:val="KeywordTok"/>
-        </w:rPr>
-        <w:t xml:space="preserve">:</w:t>
-      </w:r>
-      <w:r>
-        <w:rPr>
-          <w:rStyle w:val="AttributeTok"/>
-        </w:rPr>
-        <w:t xml:space="preserve"> sriovnetwork.openshift.io/v1</w:t>
-      </w:r>
-      <w:r>
-        <w:br/>
-      </w:r>
-      <w:r>
-        <w:rPr>
-          <w:rStyle w:val="FunctionTok"/>
-        </w:rPr>
-        <w:t xml:space="preserve">kind</w:t>
-      </w:r>
-      <w:r>
-        <w:rPr>
-          <w:rStyle w:val="KeywordTok"/>
-        </w:rPr>
-        <w:t xml:space="preserve">:</w:t>
-      </w:r>
-      <w:r>
-        <w:rPr>
-          <w:rStyle w:val="AttributeTok"/>
-        </w:rPr>
-        <w:t xml:space="preserve"> SriovNetworkNodePolicy</w:t>
-      </w:r>
-      <w:r>
-        <w:br/>
-      </w:r>
-      <w:r>
-        <w:rPr>
-          <w:rStyle w:val="FunctionTok"/>
-        </w:rPr>
-        <w:t xml:space="preserve">metadata</w:t>
-      </w:r>
-      <w:r>
-        <w:rPr>
-          <w:rStyle w:val="KeywordTok"/>
-        </w:rPr>
-        <w:t xml:space="preserve">:</w:t>
-      </w:r>
-      <w:r>
-        <w:br/>
-      </w:r>
-      <w:r>
-        <w:rPr>
-          <w:rStyle w:val="AttributeTok"/>
+          <w:rStyle w:val="ControlFlowTok"/>
+        </w:rPr>
+        <w:t xml:space="preserve">for</w:t>
+      </w:r>
+      <w:r>
+        <w:rPr>
+          <w:rStyle w:val="NormalTok"/>
+        </w:rPr>
+        <w:t xml:space="preserve"> node </w:t>
+      </w:r>
+      <w:r>
+        <w:rPr>
+          <w:rStyle w:val="KeywordTok"/>
+        </w:rPr>
+        <w:t xml:space="preserve">in</w:t>
+      </w:r>
+      <w:r>
+        <w:rPr>
+          <w:rStyle w:val="NormalTok"/>
+        </w:rPr>
+        <w:t xml:space="preserve"> </w:t>
+      </w:r>
+      <w:r>
+        <w:rPr>
+          <w:rStyle w:val="VariableTok"/>
+        </w:rPr>
+        <w:t xml:space="preserve">$(</w:t>
+      </w:r>
+      <w:r>
+        <w:rPr>
+          <w:rStyle w:val="ExtensionTok"/>
+        </w:rPr>
+        <w:t xml:space="preserve">oc</w:t>
+      </w:r>
+      <w:r>
+        <w:rPr>
+          <w:rStyle w:val="NormalTok"/>
+        </w:rPr>
+        <w:t xml:space="preserve"> get nodes </w:t>
+      </w:r>
+      <w:r>
+        <w:rPr>
+          <w:rStyle w:val="AttributeTok"/>
+        </w:rPr>
+        <w:t xml:space="preserve">-l</w:t>
+      </w:r>
+      <w:r>
+        <w:rPr>
+          <w:rStyle w:val="NormalTok"/>
+        </w:rPr>
+        <w:t xml:space="preserve"> nvidia.com/gpu.present=true </w:t>
+      </w:r>
+      <w:r>
+        <w:rPr>
+          <w:rStyle w:val="AttributeTok"/>
+        </w:rPr>
+        <w:t xml:space="preserve">-o</w:t>
+      </w:r>
+      <w:r>
+        <w:rPr>
+          <w:rStyle w:val="NormalTok"/>
+        </w:rPr>
+        <w:t xml:space="preserve"> name</w:t>
+      </w:r>
+      <w:r>
+        <w:rPr>
+          <w:rStyle w:val="VariableTok"/>
+        </w:rPr>
+        <w:t xml:space="preserve">)</w:t>
+      </w:r>
+      <w:r>
+        <w:rPr>
+          <w:rStyle w:val="KeywordTok"/>
+        </w:rPr>
+        <w:t xml:space="preserve">;</w:t>
+      </w:r>
+      <w:r>
+        <w:rPr>
+          <w:rStyle w:val="NormalTok"/>
+        </w:rPr>
+        <w:t xml:space="preserve"> </w:t>
+      </w:r>
+      <w:r>
+        <w:rPr>
+          <w:rStyle w:val="ControlFlowTok"/>
+        </w:rPr>
+        <w:t xml:space="preserve">do</w:t>
+      </w:r>
+      <w:r>
+        <w:br/>
+      </w:r>
+      <w:r>
+        <w:rPr>
+          <w:rStyle w:val="NormalTok"/>
         </w:rPr>
         <w:t xml:space="preserve">  </w:t>
       </w:r>
       <w:r>
         <w:rPr>
-          <w:rStyle w:val="FunctionTok"/>
-        </w:rPr>
-        <w:t xml:space="preserve">name</w:t>
-      </w:r>
-      <w:r>
-        <w:rPr>
-          <w:rStyle w:val="KeywordTok"/>
-        </w:rPr>
-        <w:t xml:space="preserve">:</w:t>
-      </w:r>
-      <w:r>
-        <w:rPr>
-          <w:rStyle w:val="AttributeTok"/>
-        </w:rPr>
-        <w:t xml:space="preserve"> policy-roce-rail0</w:t>
-      </w:r>
-      <w:r>
-        <w:br/>
-      </w:r>
-      <w:r>
-        <w:rPr>
-          <w:rStyle w:val="AttributeTok"/>
+          <w:rStyle w:val="BuiltInTok"/>
+        </w:rPr>
+        <w:t xml:space="preserve">echo</w:t>
+      </w:r>
+      <w:r>
+        <w:rPr>
+          <w:rStyle w:val="NormalTok"/>
+        </w:rPr>
+        <w:t xml:space="preserve"> </w:t>
+      </w:r>
+      <w:r>
+        <w:rPr>
+          <w:rStyle w:val="StringTok"/>
+        </w:rPr>
+        <w:t xml:space="preserve">"=== </w:t>
+      </w:r>
+      <w:r>
+        <w:rPr>
+          <w:rStyle w:val="VariableTok"/>
+        </w:rPr>
+        <w:t xml:space="preserve">$(</w:t>
+      </w:r>
+      <w:r>
+        <w:rPr>
+          <w:rStyle w:val="BuiltInTok"/>
+        </w:rPr>
+        <w:t xml:space="preserve">echo</w:t>
+      </w:r>
+      <w:r>
+        <w:rPr>
+          <w:rStyle w:val="NormalTok"/>
+        </w:rPr>
+        <w:t xml:space="preserve"> </w:t>
+      </w:r>
+      <w:r>
+        <w:rPr>
+          <w:rStyle w:val="VariableTok"/>
+        </w:rPr>
+        <w:t xml:space="preserve">$node</w:t>
+      </w:r>
+      <w:r>
+        <w:rPr>
+          <w:rStyle w:val="NormalTok"/>
+        </w:rPr>
+        <w:t xml:space="preserve"> </w:t>
+      </w:r>
+      <w:r>
+        <w:rPr>
+          <w:rStyle w:val="KeywordTok"/>
+        </w:rPr>
+        <w:t xml:space="preserve">|</w:t>
+      </w:r>
+      <w:r>
+        <w:rPr>
+          <w:rStyle w:val="NormalTok"/>
+        </w:rPr>
+        <w:t xml:space="preserve"> </w:t>
+      </w:r>
+      <w:r>
+        <w:rPr>
+          <w:rStyle w:val="FunctionTok"/>
+        </w:rPr>
+        <w:t xml:space="preserve">cut</w:t>
+      </w:r>
+      <w:r>
+        <w:rPr>
+          <w:rStyle w:val="NormalTok"/>
+        </w:rPr>
+        <w:t xml:space="preserve"> </w:t>
+      </w:r>
+      <w:r>
+        <w:rPr>
+          <w:rStyle w:val="AttributeTok"/>
+        </w:rPr>
+        <w:t xml:space="preserve">-d</w:t>
+      </w:r>
+      <w:r>
+        <w:rPr>
+          <w:rStyle w:val="NormalTok"/>
+        </w:rPr>
+        <w:t xml:space="preserve">/ </w:t>
+      </w:r>
+      <w:r>
+        <w:rPr>
+          <w:rStyle w:val="AttributeTok"/>
+        </w:rPr>
+        <w:t xml:space="preserve">-f2</w:t>
+      </w:r>
+      <w:r>
+        <w:rPr>
+          <w:rStyle w:val="VariableTok"/>
+        </w:rPr>
+        <w:t xml:space="preserve">)</w:t>
+      </w:r>
+      <w:r>
+        <w:rPr>
+          <w:rStyle w:val="StringTok"/>
+        </w:rPr>
+        <w:t xml:space="preserve"> ==="</w:t>
+      </w:r>
+      <w:r>
+        <w:br/>
+      </w:r>
+      <w:r>
+        <w:rPr>
+          <w:rStyle w:val="NormalTok"/>
         </w:rPr>
         <w:t xml:space="preserve">  </w:t>
       </w:r>
       <w:r>
         <w:rPr>
-          <w:rStyle w:val="FunctionTok"/>
-        </w:rPr>
-        <w:t xml:space="preserve">namespace</w:t>
-      </w:r>
-      <w:r>
-        <w:rPr>
-          <w:rStyle w:val="KeywordTok"/>
-        </w:rPr>
-        <w:t xml:space="preserve">:</w:t>
-      </w:r>
-      <w:r>
-        <w:rPr>
-          <w:rStyle w:val="AttributeTok"/>
-        </w:rPr>
-        <w:t xml:space="preserve"> openshift-sriov-network-operator</w:t>
-      </w:r>
-      <w:r>
-        <w:br/>
-      </w:r>
-      <w:r>
-        <w:rPr>
-          <w:rStyle w:val="FunctionTok"/>
-        </w:rPr>
-        <w:t xml:space="preserve">spec</w:t>
-      </w:r>
-      <w:r>
-        <w:rPr>
-          <w:rStyle w:val="KeywordTok"/>
-        </w:rPr>
-        <w:t xml:space="preserve">:</w:t>
-      </w:r>
-      <w:r>
-        <w:br/>
-      </w:r>
-      <w:r>
-        <w:rPr>
-          <w:rStyle w:val="AttributeTok"/>
-        </w:rPr>
-        <w:t xml:space="preserve">  </w:t>
-      </w:r>
-      <w:r>
-        <w:rPr>
-          <w:rStyle w:val="FunctionTok"/>
-        </w:rPr>
-        <w:t xml:space="preserve">resourceName</w:t>
-      </w:r>
-      <w:r>
-        <w:rPr>
-          <w:rStyle w:val="KeywordTok"/>
-        </w:rPr>
-        <w:t xml:space="preserve">:</w:t>
-      </w:r>
-      <w:r>
-        <w:rPr>
-          <w:rStyle w:val="AttributeTok"/>
-        </w:rPr>
-        <w:t xml:space="preserve"> rail0_roce</w:t>
-      </w:r>
-      <w:r>
-        <w:br/>
-      </w:r>
-      <w:r>
-        <w:rPr>
-          <w:rStyle w:val="AttributeTok"/>
-        </w:rPr>
-        <w:t xml:space="preserve">  </w:t>
-      </w:r>
-      <w:r>
-        <w:rPr>
-          <w:rStyle w:val="FunctionTok"/>
-        </w:rPr>
-        <w:t xml:space="preserve">nodeSelector</w:t>
-      </w:r>
-      <w:r>
-        <w:rPr>
-          <w:rStyle w:val="KeywordTok"/>
-        </w:rPr>
-        <w:t xml:space="preserve">:</w:t>
-      </w:r>
-      <w:r>
-        <w:br/>
-      </w:r>
-      <w:r>
-        <w:rPr>
-          <w:rStyle w:val="AttributeTok"/>
+          <w:rStyle w:val="ExtensionTok"/>
+        </w:rPr>
+        <w:t xml:space="preserve">oc</w:t>
+      </w:r>
+      <w:r>
+        <w:rPr>
+          <w:rStyle w:val="NormalTok"/>
+        </w:rPr>
+        <w:t xml:space="preserve"> debug </w:t>
+      </w:r>
+      <w:r>
+        <w:rPr>
+          <w:rStyle w:val="VariableTok"/>
+        </w:rPr>
+        <w:t xml:space="preserve">$node</w:t>
+      </w:r>
+      <w:r>
+        <w:rPr>
+          <w:rStyle w:val="NormalTok"/>
+        </w:rPr>
+        <w:t xml:space="preserve"> </w:t>
+      </w:r>
+      <w:r>
+        <w:rPr>
+          <w:rStyle w:val="AttributeTok"/>
+        </w:rPr>
+        <w:t xml:space="preserve">--</w:t>
+      </w:r>
+      <w:r>
+        <w:rPr>
+          <w:rStyle w:val="NormalTok"/>
+        </w:rPr>
+        <w:t xml:space="preserve"> chroot /host bash </w:t>
+      </w:r>
+      <w:r>
+        <w:rPr>
+          <w:rStyle w:val="AttributeTok"/>
+        </w:rPr>
+        <w:t xml:space="preserve">-c</w:t>
+      </w:r>
+      <w:r>
+        <w:rPr>
+          <w:rStyle w:val="NormalTok"/>
+        </w:rPr>
+        <w:t xml:space="preserve"> </w:t>
+      </w:r>
+      <w:r>
+        <w:rPr>
+          <w:rStyle w:val="DataTypeTok"/>
+        </w:rPr>
+        <w:t xml:space="preserve">\</w:t>
+      </w:r>
+      <w:r>
+        <w:br/>
+      </w:r>
+      <w:r>
+        <w:rPr>
+          <w:rStyle w:val="NormalTok"/>
         </w:rPr>
         <w:t xml:space="preserve">    </w:t>
       </w:r>
       <w:r>
         <w:rPr>
-          <w:rStyle w:val="FunctionTok"/>
-        </w:rPr>
-        <w:t xml:space="preserve">feature.node.kubernetes.io/pci-15b3.present</w:t>
-      </w:r>
-      <w:r>
-        <w:rPr>
-          <w:rStyle w:val="KeywordTok"/>
-        </w:rPr>
-        <w:t xml:space="preserve">:</w:t>
-      </w:r>
-      <w:r>
-        <w:rPr>
-          <w:rStyle w:val="AttributeTok"/>
-        </w:rPr>
-        <w:t xml:space="preserve"> </w:t>
-      </w:r>
-      <w:r>
-        <w:rPr>
           <w:rStyle w:val="StringTok"/>
         </w:rPr>
-        <w:t xml:space="preserve">"true"</w:t>
-      </w:r>
-      <w:r>
-        <w:br/>
-      </w:r>
-      <w:r>
-        <w:rPr>
-          <w:rStyle w:val="AttributeTok"/>
-        </w:rPr>
-        <w:t xml:space="preserve">  </w:t>
-      </w:r>
-      <w:r>
-        <w:rPr>
-          <w:rStyle w:val="FunctionTok"/>
-        </w:rPr>
-        <w:t xml:space="preserve">priority</w:t>
-      </w:r>
-      <w:r>
-        <w:rPr>
-          <w:rStyle w:val="KeywordTok"/>
-        </w:rPr>
-        <w:t xml:space="preserve">:</w:t>
-      </w:r>
-      <w:r>
-        <w:rPr>
-          <w:rStyle w:val="AttributeTok"/>
+        <w:t xml:space="preserve">"ls /sys/class/net/ | while read iface; do</w:t>
+      </w:r>
+      <w:r>
+        <w:br/>
+      </w:r>
+      <w:r>
+        <w:rPr>
+          <w:rStyle w:val="StringTok"/>
+        </w:rPr>
+        <w:t xml:space="preserve">       driver=</w:t>
+      </w:r>
+      <w:r>
+        <w:rPr>
+          <w:rStyle w:val="DataTypeTok"/>
+        </w:rPr>
+        <w:t xml:space="preserve">\$</w:t>
+      </w:r>
+      <w:r>
+        <w:rPr>
+          <w:rStyle w:val="StringTok"/>
+        </w:rPr>
+        <w:t xml:space="preserve">(readlink /sys/class/net/</w:t>
+      </w:r>
+      <w:r>
+        <w:rPr>
+          <w:rStyle w:val="DataTypeTok"/>
+        </w:rPr>
+        <w:t xml:space="preserve">\$</w:t>
+      </w:r>
+      <w:r>
+        <w:rPr>
+          <w:rStyle w:val="StringTok"/>
+        </w:rPr>
+        <w:t xml:space="preserve">iface/device/driver 2&gt;/dev/null | xargs basename)</w:t>
+      </w:r>
+      <w:r>
+        <w:br/>
+      </w:r>
+      <w:r>
+        <w:rPr>
+          <w:rStyle w:val="StringTok"/>
+        </w:rPr>
+        <w:t xml:space="preserve">       if [ </w:t>
+      </w:r>
+      <w:r>
+        <w:rPr>
+          <w:rStyle w:val="DataTypeTok"/>
+        </w:rPr>
+        <w:t xml:space="preserve">\"\$</w:t>
+      </w:r>
+      <w:r>
+        <w:rPr>
+          <w:rStyle w:val="StringTok"/>
+        </w:rPr>
+        <w:t xml:space="preserve">driver</w:t>
+      </w:r>
+      <w:r>
+        <w:rPr>
+          <w:rStyle w:val="DataTypeTok"/>
+        </w:rPr>
+        <w:t xml:space="preserve">\"</w:t>
+      </w:r>
+      <w:r>
+        <w:rPr>
+          <w:rStyle w:val="StringTok"/>
+        </w:rPr>
+        <w:t xml:space="preserve"> = 'mlx5_core' ]; then</w:t>
+      </w:r>
+      <w:r>
+        <w:br/>
+      </w:r>
+      <w:r>
+        <w:rPr>
+          <w:rStyle w:val="StringTok"/>
+        </w:rPr>
+        <w:t xml:space="preserve">         pci=</w:t>
+      </w:r>
+      <w:r>
+        <w:rPr>
+          <w:rStyle w:val="DataTypeTok"/>
+        </w:rPr>
+        <w:t xml:space="preserve">\$</w:t>
+      </w:r>
+      <w:r>
+        <w:rPr>
+          <w:rStyle w:val="StringTok"/>
+        </w:rPr>
+        <w:t xml:space="preserve">(readlink /sys/class/net/</w:t>
+      </w:r>
+      <w:r>
+        <w:rPr>
+          <w:rStyle w:val="DataTypeTok"/>
+        </w:rPr>
+        <w:t xml:space="preserve">\$</w:t>
+      </w:r>
+      <w:r>
+        <w:rPr>
+          <w:rStyle w:val="StringTok"/>
+        </w:rPr>
+        <w:t xml:space="preserve">iface/device | xargs basename)</w:t>
+      </w:r>
+      <w:r>
+        <w:br/>
+      </w:r>
+      <w:r>
+        <w:rPr>
+          <w:rStyle w:val="StringTok"/>
+        </w:rPr>
+        <w:t xml:space="preserve">         echo </w:t>
+      </w:r>
+      <w:r>
+        <w:rPr>
+          <w:rStyle w:val="DataTypeTok"/>
+        </w:rPr>
+        <w:t xml:space="preserve">\"\$</w:t>
+      </w:r>
+      <w:r>
+        <w:rPr>
+          <w:rStyle w:val="StringTok"/>
+        </w:rPr>
+        <w:t xml:space="preserve">iface  </w:t>
+      </w:r>
+      <w:r>
+        <w:rPr>
+          <w:rStyle w:val="DataTypeTok"/>
+        </w:rPr>
+        <w:t xml:space="preserve">\$</w:t>
+      </w:r>
+      <w:r>
+        <w:rPr>
+          <w:rStyle w:val="StringTok"/>
+        </w:rPr>
+        <w:t xml:space="preserve">pci</w:t>
+      </w:r>
+      <w:r>
+        <w:rPr>
+          <w:rStyle w:val="DataTypeTok"/>
+        </w:rPr>
+        <w:t xml:space="preserve">\"</w:t>
+      </w:r>
+      <w:r>
+        <w:br/>
+      </w:r>
+      <w:r>
+        <w:rPr>
+          <w:rStyle w:val="StringTok"/>
+        </w:rPr>
+        <w:t xml:space="preserve">       fi</w:t>
+      </w:r>
+      <w:r>
+        <w:br/>
+      </w:r>
+      <w:r>
+        <w:rPr>
+          <w:rStyle w:val="StringTok"/>
+        </w:rPr>
+        <w:t xml:space="preserve">     done"</w:t>
+      </w:r>
+      <w:r>
+        <w:rPr>
+          <w:rStyle w:val="NormalTok"/>
         </w:rPr>
         <w:t xml:space="preserve"> </w:t>
       </w:r>
@@ -20785,179 +21439,59 @@
         <w:rPr>
           <w:rStyle w:val="DecValTok"/>
         </w:rPr>
-        <w:t xml:space="preserve">90</w:t>
-      </w:r>
-      <w:r>
-        <w:br/>
-      </w:r>
-      <w:r>
-        <w:rPr>
-          <w:rStyle w:val="AttributeTok"/>
-        </w:rPr>
-        <w:t xml:space="preserve">  </w:t>
-      </w:r>
-      <w:r>
-        <w:rPr>
-          <w:rStyle w:val="FunctionTok"/>
-        </w:rPr>
-        <w:t xml:space="preserve">numVfs</w:t>
-      </w:r>
-      <w:r>
-        <w:rPr>
-          <w:rStyle w:val="KeywordTok"/>
-        </w:rPr>
-        <w:t xml:space="preserve">:</w:t>
-      </w:r>
-      <w:r>
-        <w:rPr>
-          <w:rStyle w:val="AttributeTok"/>
-        </w:rPr>
-        <w:t xml:space="preserve"> </w:t>
+        <w:t xml:space="preserve">2</w:t>
+      </w:r>
+      <w:r>
+        <w:rPr>
+          <w:rStyle w:val="OperatorTok"/>
+        </w:rPr>
+        <w:t xml:space="preserve">&gt;&amp;</w:t>
       </w:r>
       <w:r>
         <w:rPr>
           <w:rStyle w:val="DecValTok"/>
         </w:rPr>
-        <w:t xml:space="preserve">8</w:t>
-      </w:r>
-      <w:r>
-        <w:br/>
-      </w:r>
-      <w:r>
-        <w:rPr>
-          <w:rStyle w:val="AttributeTok"/>
-        </w:rPr>
-        <w:t xml:space="preserve">  </w:t>
-      </w:r>
-      <w:r>
-        <w:rPr>
-          <w:rStyle w:val="FunctionTok"/>
-        </w:rPr>
-        <w:t xml:space="preserve">mtu</w:t>
-      </w:r>
-      <w:r>
-        <w:rPr>
-          <w:rStyle w:val="KeywordTok"/>
-        </w:rPr>
-        <w:t xml:space="preserve">:</w:t>
-      </w:r>
-      <w:r>
-        <w:rPr>
-          <w:rStyle w:val="AttributeTok"/>
-        </w:rPr>
-        <w:t xml:space="preserve"> </w:t>
-      </w:r>
-      <w:r>
-        <w:rPr>
-          <w:rStyle w:val="DecValTok"/>
-        </w:rPr>
-        <w:t xml:space="preserve">9000</w:t>
-      </w:r>
-      <w:r>
-        <w:br/>
-      </w:r>
-      <w:r>
-        <w:rPr>
-          <w:rStyle w:val="AttributeTok"/>
-        </w:rPr>
-        <w:t xml:space="preserve">  </w:t>
-      </w:r>
-      <w:r>
-        <w:rPr>
-          <w:rStyle w:val="FunctionTok"/>
-        </w:rPr>
-        <w:t xml:space="preserve">deviceType</w:t>
-      </w:r>
-      <w:r>
-        <w:rPr>
-          <w:rStyle w:val="KeywordTok"/>
-        </w:rPr>
-        <w:t xml:space="preserve">:</w:t>
-      </w:r>
-      <w:r>
-        <w:rPr>
-          <w:rStyle w:val="AttributeTok"/>
-        </w:rPr>
-        <w:t xml:space="preserve"> netdevice</w:t>
-      </w:r>
-      <w:r>
-        <w:br/>
-      </w:r>
-      <w:r>
-        <w:rPr>
-          <w:rStyle w:val="AttributeTok"/>
-        </w:rPr>
-        <w:t xml:space="preserve">  </w:t>
-      </w:r>
-      <w:r>
-        <w:rPr>
-          <w:rStyle w:val="FunctionTok"/>
-        </w:rPr>
-        <w:t xml:space="preserve">isRdma</w:t>
-      </w:r>
-      <w:r>
-        <w:rPr>
-          <w:rStyle w:val="KeywordTok"/>
-        </w:rPr>
-        <w:t xml:space="preserve">:</w:t>
-      </w:r>
-      <w:r>
-        <w:rPr>
-          <w:rStyle w:val="AttributeTok"/>
-        </w:rPr>
-        <w:t xml:space="preserve"> </w:t>
-      </w:r>
-      <w:r>
-        <w:rPr>
-          <w:rStyle w:val="CharTok"/>
-        </w:rPr>
-        <w:t xml:space="preserve">true</w:t>
-      </w:r>
-      <w:r>
-        <w:br/>
-      </w:r>
-      <w:r>
-        <w:rPr>
-          <w:rStyle w:val="AttributeTok"/>
-        </w:rPr>
-        <w:t xml:space="preserve">  </w:t>
-      </w:r>
-      <w:r>
-        <w:rPr>
-          <w:rStyle w:val="FunctionTok"/>
-        </w:rPr>
-        <w:t xml:space="preserve">nicSelector</w:t>
-      </w:r>
-      <w:r>
-        <w:rPr>
-          <w:rStyle w:val="KeywordTok"/>
-        </w:rPr>
-        <w:t xml:space="preserve">:</w:t>
-      </w:r>
-      <w:r>
-        <w:br/>
-      </w:r>
-      <w:r>
-        <w:rPr>
-          <w:rStyle w:val="AttributeTok"/>
-        </w:rPr>
-        <w:t xml:space="preserve">    </w:t>
-      </w:r>
-      <w:r>
-        <w:rPr>
-          <w:rStyle w:val="FunctionTok"/>
-        </w:rPr>
-        <w:t xml:space="preserve">vendor</w:t>
-      </w:r>
-      <w:r>
-        <w:rPr>
-          <w:rStyle w:val="KeywordTok"/>
-        </w:rPr>
-        <w:t xml:space="preserve">:</w:t>
-      </w:r>
-      <w:r>
-        <w:rPr>
-          <w:rStyle w:val="AttributeTok"/>
+        <w:t xml:space="preserve">1</w:t>
+      </w:r>
+      <w:r>
+        <w:rPr>
+          <w:rStyle w:val="NormalTok"/>
+        </w:rPr>
+        <w:t xml:space="preserve"> </w:t>
+      </w:r>
+      <w:r>
+        <w:rPr>
+          <w:rStyle w:val="KeywordTok"/>
+        </w:rPr>
+        <w:t xml:space="preserve">|</w:t>
+      </w:r>
+      <w:r>
+        <w:rPr>
+          <w:rStyle w:val="NormalTok"/>
+        </w:rPr>
+        <w:t xml:space="preserve"> </w:t>
+      </w:r>
+      <w:r>
+        <w:rPr>
+          <w:rStyle w:val="FunctionTok"/>
+        </w:rPr>
+        <w:t xml:space="preserve">grep</w:t>
+      </w:r>
+      <w:r>
+        <w:rPr>
+          <w:rStyle w:val="NormalTok"/>
+        </w:rPr>
+        <w:t xml:space="preserve"> </w:t>
+      </w:r>
+      <w:r>
+        <w:rPr>
+          <w:rStyle w:val="AttributeTok"/>
+        </w:rPr>
+        <w:t xml:space="preserve">-v</w:t>
+      </w:r>
+      <w:r>
+        <w:rPr>
+          <w:rStyle w:val="NormalTok"/>
         </w:rPr>
         <w:t xml:space="preserve"> </w:t>
       </w:r>
@@ -20965,49 +21499,16 @@
         <w:rPr>
           <w:rStyle w:val="StringTok"/>
         </w:rPr>
-        <w:t xml:space="preserve">"15b3"</w:t>
-      </w:r>
-      <w:r>
-        <w:br/>
-      </w:r>
-      <w:r>
-        <w:rPr>
-          <w:rStyle w:val="AttributeTok"/>
-        </w:rPr>
-        <w:t xml:space="preserve">    </w:t>
-      </w:r>
-      <w:r>
-        <w:rPr>
-          <w:rStyle w:val="FunctionTok"/>
-        </w:rPr>
-        <w:t xml:space="preserve">pfNames</w:t>
-      </w:r>
-      <w:r>
-        <w:rPr>
-          <w:rStyle w:val="KeywordTok"/>
-        </w:rPr>
-        <w:t xml:space="preserve">:</w:t>
-      </w:r>
-      <w:r>
-        <w:br/>
-      </w:r>
-      <w:r>
-        <w:rPr>
-          <w:rStyle w:val="AttributeTok"/>
-        </w:rPr>
-        <w:t xml:space="preserve">    </w:t>
-      </w:r>
-      <w:r>
-        <w:rPr>
-          <w:rStyle w:val="KeywordTok"/>
-        </w:rPr>
-        <w:t xml:space="preserve">-</w:t>
-      </w:r>
-      <w:r>
-        <w:rPr>
-          <w:rStyle w:val="AttributeTok"/>
-        </w:rPr>
-        <w:t xml:space="preserve"> ens40f0np0</w:t>
+        <w:t xml:space="preserve">"Starting\|Removing\|To use"</w:t>
+      </w:r>
+      <w:r>
+        <w:br/>
+      </w:r>
+      <w:r>
+        <w:rPr>
+          <w:rStyle w:val="ControlFlowTok"/>
+        </w:rPr>
+        <w:t xml:space="preserve">done</w:t>
       </w:r>
     </w:p>
     <w:p>
@@ -21015,6 +21516,656 @@
         <w:pStyle w:val="FirstParagraph"/>
       </w:pPr>
       <w:r>
+        <w:t xml:space="preserve">Example output (Dell XE9680L with 10× BF3 SuperNICs):</w:t>
+      </w:r>
+    </w:p>
+    <w:p>
+      <w:pPr>
+        <w:pStyle w:val="SourceCode"/>
+      </w:pPr>
+      <w:r>
+        <w:rPr>
+          <w:rStyle w:val="VerbatimChar"/>
+        </w:rPr>
+        <w:t xml:space="preserve">=== dell-b200-1 ===</w:t>
+      </w:r>
+      <w:r>
+        <w:br/>
+      </w:r>
+      <w:r>
+        <w:rPr>
+          <w:rStyle w:val="VerbatimChar"/>
+        </w:rPr>
+        <w:t xml:space="preserve">ens31f0np0  0000:ba:00.0</w:t>
+      </w:r>
+      <w:r>
+        <w:br/>
+      </w:r>
+      <w:r>
+        <w:rPr>
+          <w:rStyle w:val="VerbatimChar"/>
+        </w:rPr>
+        <w:t xml:space="preserve">ens32f0np0  0000:51:00.0</w:t>
+      </w:r>
+      <w:r>
+        <w:br/>
+      </w:r>
+      <w:r>
+        <w:rPr>
+          <w:rStyle w:val="VerbatimChar"/>
+        </w:rPr>
+        <w:t xml:space="preserve">ens34f0np0  0000:17:00.0</w:t>
+      </w:r>
+      <w:r>
+        <w:br/>
+      </w:r>
+      <w:r>
+        <w:rPr>
+          <w:rStyle w:val="VerbatimChar"/>
+        </w:rPr>
+        <w:t xml:space="preserve">ens35f0np0  0000:3a:00.0</w:t>
+      </w:r>
+      <w:r>
+        <w:br/>
+      </w:r>
+      <w:r>
+        <w:rPr>
+          <w:rStyle w:val="VerbatimChar"/>
+        </w:rPr>
+        <w:t xml:space="preserve">ens36f0np0  0000:3b:00.0</w:t>
+      </w:r>
+      <w:r>
+        <w:br/>
+      </w:r>
+      <w:r>
+        <w:rPr>
+          <w:rStyle w:val="VerbatimChar"/>
+        </w:rPr>
+        <w:t xml:space="preserve">ens37f0np0  0000:ca:00.0</w:t>
+      </w:r>
+      <w:r>
+        <w:br/>
+      </w:r>
+      <w:r>
+        <w:rPr>
+          <w:rStyle w:val="VerbatimChar"/>
+        </w:rPr>
+        <w:t xml:space="preserve">ens38f0np0  0000:cb:00.0</w:t>
+      </w:r>
+      <w:r>
+        <w:br/>
+      </w:r>
+      <w:r>
+        <w:rPr>
+          <w:rStyle w:val="VerbatimChar"/>
+        </w:rPr>
+        <w:t xml:space="preserve">ens40f0np0  0000:d9:00.0</w:t>
+      </w:r>
+      <w:r>
+        <w:br/>
+      </w:r>
+      <w:r>
+        <w:rPr>
+          <w:rStyle w:val="VerbatimChar"/>
+        </w:rPr>
+        <w:t xml:space="preserve">ens41f0np0  0000:da:00.0</w:t>
+      </w:r>
+      <w:r>
+        <w:br/>
+      </w:r>
+      <w:r>
+        <w:rPr>
+          <w:rStyle w:val="VerbatimChar"/>
+        </w:rPr>
+        <w:t xml:space="preserve">ens42f0np0  0000:18:00.0</w:t>
+      </w:r>
+      <w:r>
+        <w:br/>
+      </w:r>
+      <w:r>
+        <w:rPr>
+          <w:rStyle w:val="VerbatimChar"/>
+        </w:rPr>
+        <w:t xml:space="preserve">=== dell-b200-2 ===</w:t>
+      </w:r>
+      <w:r>
+        <w:br/>
+      </w:r>
+      <w:r>
+        <w:rPr>
+          <w:rStyle w:val="VerbatimChar"/>
+        </w:rPr>
+        <w:t xml:space="preserve">ens31f0np0  0000:ba:00.0</w:t>
+      </w:r>
+      <w:r>
+        <w:br/>
+      </w:r>
+      <w:r>
+        <w:rPr>
+          <w:rStyle w:val="VerbatimChar"/>
+        </w:rPr>
+        <w:t xml:space="preserve">ens32f0np0  0000:51:00.0</w:t>
+      </w:r>
+      <w:r>
+        <w:br/>
+      </w:r>
+      <w:r>
+        <w:rPr>
+          <w:rStyle w:val="VerbatimChar"/>
+        </w:rPr>
+        <w:t xml:space="preserve">...  (should match node 1)</w:t>
+      </w:r>
+    </w:p>
+    <w:p>
+      <w:pPr>
+        <w:pStyle w:val="FirstParagraph"/>
+      </w:pPr>
+      <w:r>
+        <w:t xml:space="preserve">If NIC names differ between nodes, list all naming variants in</w:t>
+      </w:r>
+      <w:r>
+        <w:t xml:space="preserve"> </w:t>
+      </w:r>
+      <w:r>
+        <w:rPr>
+          <w:rStyle w:val="VerbatimChar"/>
+        </w:rPr>
+        <w:t xml:space="preserve">pfNames</w:t>
+      </w:r>
+      <w:r>
+        <w:t xml:space="preserve"> </w:t>
+      </w:r>
+      <w:r>
+        <w:t xml:space="preserve">(see example below).</w:t>
+      </w:r>
+    </w:p>
+    <w:bookmarkEnd w:id="48"/>
+    <w:bookmarkStart w:id="49" w:name="X7f5112ce6676473b528ca13233262ee7d42bc35"/>
+    <w:p>
+      <w:pPr>
+        <w:pStyle w:val="Heading3"/>
+      </w:pPr>
+      <w:r>
+        <w:t xml:space="preserve">B3. Create SriovNetworkNodePolicy (one per PF/rail)</w:t>
+      </w:r>
+    </w:p>
+    <w:p>
+      <w:pPr>
+        <w:pStyle w:val="FirstParagraph"/>
+      </w:pPr>
+      <w:r>
+        <w:t xml:space="preserve">Each policy creates VFs from one PF. Create one policy per rail:</w:t>
+      </w:r>
+    </w:p>
+    <w:p>
+      <w:pPr>
+        <w:pStyle w:val="SourceCode"/>
+      </w:pPr>
+      <w:r>
+        <w:rPr>
+          <w:rStyle w:val="FunctionTok"/>
+        </w:rPr>
+        <w:t xml:space="preserve">apiVersion</w:t>
+      </w:r>
+      <w:r>
+        <w:rPr>
+          <w:rStyle w:val="KeywordTok"/>
+        </w:rPr>
+        <w:t xml:space="preserve">:</w:t>
+      </w:r>
+      <w:r>
+        <w:rPr>
+          <w:rStyle w:val="AttributeTok"/>
+        </w:rPr>
+        <w:t xml:space="preserve"> sriovnetwork.openshift.io/v1</w:t>
+      </w:r>
+      <w:r>
+        <w:br/>
+      </w:r>
+      <w:r>
+        <w:rPr>
+          <w:rStyle w:val="FunctionTok"/>
+        </w:rPr>
+        <w:t xml:space="preserve">kind</w:t>
+      </w:r>
+      <w:r>
+        <w:rPr>
+          <w:rStyle w:val="KeywordTok"/>
+        </w:rPr>
+        <w:t xml:space="preserve">:</w:t>
+      </w:r>
+      <w:r>
+        <w:rPr>
+          <w:rStyle w:val="AttributeTok"/>
+        </w:rPr>
+        <w:t xml:space="preserve"> SriovNetworkNodePolicy</w:t>
+      </w:r>
+      <w:r>
+        <w:br/>
+      </w:r>
+      <w:r>
+        <w:rPr>
+          <w:rStyle w:val="FunctionTok"/>
+        </w:rPr>
+        <w:t xml:space="preserve">metadata</w:t>
+      </w:r>
+      <w:r>
+        <w:rPr>
+          <w:rStyle w:val="KeywordTok"/>
+        </w:rPr>
+        <w:t xml:space="preserve">:</w:t>
+      </w:r>
+      <w:r>
+        <w:br/>
+      </w:r>
+      <w:r>
+        <w:rPr>
+          <w:rStyle w:val="AttributeTok"/>
+        </w:rPr>
+        <w:t xml:space="preserve">  </w:t>
+      </w:r>
+      <w:r>
+        <w:rPr>
+          <w:rStyle w:val="FunctionTok"/>
+        </w:rPr>
+        <w:t xml:space="preserve">name</w:t>
+      </w:r>
+      <w:r>
+        <w:rPr>
+          <w:rStyle w:val="KeywordTok"/>
+        </w:rPr>
+        <w:t xml:space="preserve">:</w:t>
+      </w:r>
+      <w:r>
+        <w:rPr>
+          <w:rStyle w:val="AttributeTok"/>
+        </w:rPr>
+        <w:t xml:space="preserve"> policy-roce-rail0</w:t>
+      </w:r>
+      <w:r>
+        <w:br/>
+      </w:r>
+      <w:r>
+        <w:rPr>
+          <w:rStyle w:val="AttributeTok"/>
+        </w:rPr>
+        <w:t xml:space="preserve">  </w:t>
+      </w:r>
+      <w:r>
+        <w:rPr>
+          <w:rStyle w:val="FunctionTok"/>
+        </w:rPr>
+        <w:t xml:space="preserve">namespace</w:t>
+      </w:r>
+      <w:r>
+        <w:rPr>
+          <w:rStyle w:val="KeywordTok"/>
+        </w:rPr>
+        <w:t xml:space="preserve">:</w:t>
+      </w:r>
+      <w:r>
+        <w:rPr>
+          <w:rStyle w:val="AttributeTok"/>
+        </w:rPr>
+        <w:t xml:space="preserve"> openshift-sriov-network-operator</w:t>
+      </w:r>
+      <w:r>
+        <w:br/>
+      </w:r>
+      <w:r>
+        <w:rPr>
+          <w:rStyle w:val="FunctionTok"/>
+        </w:rPr>
+        <w:t xml:space="preserve">spec</w:t>
+      </w:r>
+      <w:r>
+        <w:rPr>
+          <w:rStyle w:val="KeywordTok"/>
+        </w:rPr>
+        <w:t xml:space="preserve">:</w:t>
+      </w:r>
+      <w:r>
+        <w:br/>
+      </w:r>
+      <w:r>
+        <w:rPr>
+          <w:rStyle w:val="AttributeTok"/>
+        </w:rPr>
+        <w:t xml:space="preserve">  </w:t>
+      </w:r>
+      <w:r>
+        <w:rPr>
+          <w:rStyle w:val="FunctionTok"/>
+        </w:rPr>
+        <w:t xml:space="preserve">resourceName</w:t>
+      </w:r>
+      <w:r>
+        <w:rPr>
+          <w:rStyle w:val="KeywordTok"/>
+        </w:rPr>
+        <w:t xml:space="preserve">:</w:t>
+      </w:r>
+      <w:r>
+        <w:rPr>
+          <w:rStyle w:val="AttributeTok"/>
+        </w:rPr>
+        <w:t xml:space="preserve"> rail0_roce</w:t>
+      </w:r>
+      <w:r>
+        <w:br/>
+      </w:r>
+      <w:r>
+        <w:rPr>
+          <w:rStyle w:val="AttributeTok"/>
+        </w:rPr>
+        <w:t xml:space="preserve">  </w:t>
+      </w:r>
+      <w:r>
+        <w:rPr>
+          <w:rStyle w:val="FunctionTok"/>
+        </w:rPr>
+        <w:t xml:space="preserve">nodeSelector</w:t>
+      </w:r>
+      <w:r>
+        <w:rPr>
+          <w:rStyle w:val="KeywordTok"/>
+        </w:rPr>
+        <w:t xml:space="preserve">:</w:t>
+      </w:r>
+      <w:r>
+        <w:br/>
+      </w:r>
+      <w:r>
+        <w:rPr>
+          <w:rStyle w:val="AttributeTok"/>
+        </w:rPr>
+        <w:t xml:space="preserve">    </w:t>
+      </w:r>
+      <w:r>
+        <w:rPr>
+          <w:rStyle w:val="FunctionTok"/>
+        </w:rPr>
+        <w:t xml:space="preserve">feature.node.kubernetes.io/pci-15b3.present</w:t>
+      </w:r>
+      <w:r>
+        <w:rPr>
+          <w:rStyle w:val="KeywordTok"/>
+        </w:rPr>
+        <w:t xml:space="preserve">:</w:t>
+      </w:r>
+      <w:r>
+        <w:rPr>
+          <w:rStyle w:val="AttributeTok"/>
+        </w:rPr>
+        <w:t xml:space="preserve"> </w:t>
+      </w:r>
+      <w:r>
+        <w:rPr>
+          <w:rStyle w:val="StringTok"/>
+        </w:rPr>
+        <w:t xml:space="preserve">"true"</w:t>
+      </w:r>
+      <w:r>
+        <w:br/>
+      </w:r>
+      <w:r>
+        <w:rPr>
+          <w:rStyle w:val="AttributeTok"/>
+        </w:rPr>
+        <w:t xml:space="preserve">  </w:t>
+      </w:r>
+      <w:r>
+        <w:rPr>
+          <w:rStyle w:val="FunctionTok"/>
+        </w:rPr>
+        <w:t xml:space="preserve">priority</w:t>
+      </w:r>
+      <w:r>
+        <w:rPr>
+          <w:rStyle w:val="KeywordTok"/>
+        </w:rPr>
+        <w:t xml:space="preserve">:</w:t>
+      </w:r>
+      <w:r>
+        <w:rPr>
+          <w:rStyle w:val="AttributeTok"/>
+        </w:rPr>
+        <w:t xml:space="preserve"> </w:t>
+      </w:r>
+      <w:r>
+        <w:rPr>
+          <w:rStyle w:val="DecValTok"/>
+        </w:rPr>
+        <w:t xml:space="preserve">90</w:t>
+      </w:r>
+      <w:r>
+        <w:br/>
+      </w:r>
+      <w:r>
+        <w:rPr>
+          <w:rStyle w:val="AttributeTok"/>
+        </w:rPr>
+        <w:t xml:space="preserve">  </w:t>
+      </w:r>
+      <w:r>
+        <w:rPr>
+          <w:rStyle w:val="FunctionTok"/>
+        </w:rPr>
+        <w:t xml:space="preserve">numVfs</w:t>
+      </w:r>
+      <w:r>
+        <w:rPr>
+          <w:rStyle w:val="KeywordTok"/>
+        </w:rPr>
+        <w:t xml:space="preserve">:</w:t>
+      </w:r>
+      <w:r>
+        <w:rPr>
+          <w:rStyle w:val="AttributeTok"/>
+        </w:rPr>
+        <w:t xml:space="preserve"> </w:t>
+      </w:r>
+      <w:r>
+        <w:rPr>
+          <w:rStyle w:val="DecValTok"/>
+        </w:rPr>
+        <w:t xml:space="preserve">8</w:t>
+      </w:r>
+      <w:r>
+        <w:br/>
+      </w:r>
+      <w:r>
+        <w:rPr>
+          <w:rStyle w:val="AttributeTok"/>
+        </w:rPr>
+        <w:t xml:space="preserve">  </w:t>
+      </w:r>
+      <w:r>
+        <w:rPr>
+          <w:rStyle w:val="FunctionTok"/>
+        </w:rPr>
+        <w:t xml:space="preserve">mtu</w:t>
+      </w:r>
+      <w:r>
+        <w:rPr>
+          <w:rStyle w:val="KeywordTok"/>
+        </w:rPr>
+        <w:t xml:space="preserve">:</w:t>
+      </w:r>
+      <w:r>
+        <w:rPr>
+          <w:rStyle w:val="AttributeTok"/>
+        </w:rPr>
+        <w:t xml:space="preserve"> </w:t>
+      </w:r>
+      <w:r>
+        <w:rPr>
+          <w:rStyle w:val="DecValTok"/>
+        </w:rPr>
+        <w:t xml:space="preserve">9000</w:t>
+      </w:r>
+      <w:r>
+        <w:br/>
+      </w:r>
+      <w:r>
+        <w:rPr>
+          <w:rStyle w:val="AttributeTok"/>
+        </w:rPr>
+        <w:t xml:space="preserve">  </w:t>
+      </w:r>
+      <w:r>
+        <w:rPr>
+          <w:rStyle w:val="FunctionTok"/>
+        </w:rPr>
+        <w:t xml:space="preserve">deviceType</w:t>
+      </w:r>
+      <w:r>
+        <w:rPr>
+          <w:rStyle w:val="KeywordTok"/>
+        </w:rPr>
+        <w:t xml:space="preserve">:</w:t>
+      </w:r>
+      <w:r>
+        <w:rPr>
+          <w:rStyle w:val="AttributeTok"/>
+        </w:rPr>
+        <w:t xml:space="preserve"> netdevice</w:t>
+      </w:r>
+      <w:r>
+        <w:br/>
+      </w:r>
+      <w:r>
+        <w:rPr>
+          <w:rStyle w:val="AttributeTok"/>
+        </w:rPr>
+        <w:t xml:space="preserve">  </w:t>
+      </w:r>
+      <w:r>
+        <w:rPr>
+          <w:rStyle w:val="FunctionTok"/>
+        </w:rPr>
+        <w:t xml:space="preserve">isRdma</w:t>
+      </w:r>
+      <w:r>
+        <w:rPr>
+          <w:rStyle w:val="KeywordTok"/>
+        </w:rPr>
+        <w:t xml:space="preserve">:</w:t>
+      </w:r>
+      <w:r>
+        <w:rPr>
+          <w:rStyle w:val="AttributeTok"/>
+        </w:rPr>
+        <w:t xml:space="preserve"> </w:t>
+      </w:r>
+      <w:r>
+        <w:rPr>
+          <w:rStyle w:val="CharTok"/>
+        </w:rPr>
+        <w:t xml:space="preserve">true</w:t>
+      </w:r>
+      <w:r>
+        <w:br/>
+      </w:r>
+      <w:r>
+        <w:rPr>
+          <w:rStyle w:val="AttributeTok"/>
+        </w:rPr>
+        <w:t xml:space="preserve">  </w:t>
+      </w:r>
+      <w:r>
+        <w:rPr>
+          <w:rStyle w:val="FunctionTok"/>
+        </w:rPr>
+        <w:t xml:space="preserve">nicSelector</w:t>
+      </w:r>
+      <w:r>
+        <w:rPr>
+          <w:rStyle w:val="KeywordTok"/>
+        </w:rPr>
+        <w:t xml:space="preserve">:</w:t>
+      </w:r>
+      <w:r>
+        <w:br/>
+      </w:r>
+      <w:r>
+        <w:rPr>
+          <w:rStyle w:val="AttributeTok"/>
+        </w:rPr>
+        <w:t xml:space="preserve">    </w:t>
+      </w:r>
+      <w:r>
+        <w:rPr>
+          <w:rStyle w:val="FunctionTok"/>
+        </w:rPr>
+        <w:t xml:space="preserve">vendor</w:t>
+      </w:r>
+      <w:r>
+        <w:rPr>
+          <w:rStyle w:val="KeywordTok"/>
+        </w:rPr>
+        <w:t xml:space="preserve">:</w:t>
+      </w:r>
+      <w:r>
+        <w:rPr>
+          <w:rStyle w:val="AttributeTok"/>
+        </w:rPr>
+        <w:t xml:space="preserve"> </w:t>
+      </w:r>
+      <w:r>
+        <w:rPr>
+          <w:rStyle w:val="StringTok"/>
+        </w:rPr>
+        <w:t xml:space="preserve">"15b3"</w:t>
+      </w:r>
+      <w:r>
+        <w:br/>
+      </w:r>
+      <w:r>
+        <w:rPr>
+          <w:rStyle w:val="AttributeTok"/>
+        </w:rPr>
+        <w:t xml:space="preserve">    </w:t>
+      </w:r>
+      <w:r>
+        <w:rPr>
+          <w:rStyle w:val="FunctionTok"/>
+        </w:rPr>
+        <w:t xml:space="preserve">pfNames</w:t>
+      </w:r>
+      <w:r>
+        <w:rPr>
+          <w:rStyle w:val="KeywordTok"/>
+        </w:rPr>
+        <w:t xml:space="preserve">:</w:t>
+      </w:r>
+      <w:r>
+        <w:br/>
+      </w:r>
+      <w:r>
+        <w:rPr>
+          <w:rStyle w:val="AttributeTok"/>
+        </w:rPr>
+        <w:t xml:space="preserve">    </w:t>
+      </w:r>
+      <w:r>
+        <w:rPr>
+          <w:rStyle w:val="KeywordTok"/>
+        </w:rPr>
+        <w:t xml:space="preserve">-</w:t>
+      </w:r>
+      <w:r>
+        <w:rPr>
+          <w:rStyle w:val="AttributeTok"/>
+        </w:rPr>
+        <w:t xml:space="preserve"> ens40f0np0</w:t>
+      </w:r>
+    </w:p>
+    <w:p>
+      <w:pPr>
+        <w:pStyle w:val="FirstParagraph"/>
+      </w:pPr>
+      <w:r>
         <w:t xml:space="preserve">Repeat for each rail (rail1 through rail9), changing</w:t>
       </w:r>
       <w:r>
@@ -21087,8 +22238,8 @@
         <w:t xml:space="preserve">Applying policies triggers node drain and reboot. The operator drains one node at a time.</w:t>
       </w:r>
     </w:p>
-    <w:bookmarkEnd w:id="47"/>
-    <w:bookmarkStart w:id="48" w:name="b4.-create-sriovnetwork-nad-per-rail"/>
+    <w:bookmarkEnd w:id="49"/>
+    <w:bookmarkStart w:id="50" w:name="b4.-create-sriovnetwork-nad-per-rail"/>
     <w:p>
       <w:pPr>
         <w:pStyle w:val="Heading3"/>
@@ -21398,8 +22549,8 @@
         <w:t xml:space="preserve">    { "type": "host-local", "subnet": "192.168.0.0/24" }</w:t>
       </w:r>
     </w:p>
-    <w:bookmarkEnd w:id="48"/>
-    <w:bookmarkStart w:id="49" w:name="b5.-verify"/>
+    <w:bookmarkEnd w:id="50"/>
+    <w:bookmarkStart w:id="51" w:name="b5.-verify"/>
     <w:p>
       <w:pPr>
         <w:pStyle w:val="Heading3"/>
@@ -21622,9 +22773,9 @@
         </w:pict>
       </w:r>
     </w:p>
-    <w:bookmarkEnd w:id="49"/>
-    <w:bookmarkEnd w:id="50"/>
-    <w:bookmarkStart w:id="57" w:name="X72afa696e9593e562232bb082579fe7a99ee2fa"/>
+    <w:bookmarkEnd w:id="51"/>
+    <w:bookmarkEnd w:id="52"/>
+    <w:bookmarkStart w:id="59" w:name="X72afa696e9593e562232bb082579fe7a99ee2fa"/>
     <w:p>
       <w:pPr>
         <w:pStyle w:val="Heading2"/>
@@ -21721,7 +22872,7 @@
         <w:t xml:space="preserve">— source-based routing plugin, ensures each VF’s traffic uses the correct gateway</w:t>
       </w:r>
     </w:p>
-    <w:bookmarkStart w:id="51" w:name="c1.-install-the-sr-iov-network-operator"/>
+    <w:bookmarkStart w:id="53" w:name="c1.-install-the-sr-iov-network-operator"/>
     <w:p>
       <w:pPr>
         <w:pStyle w:val="Heading3"/>
@@ -21752,8 +22903,8 @@
         <w:t xml:space="preserve">.</w:t>
       </w:r>
     </w:p>
-    <w:bookmarkEnd w:id="51"/>
-    <w:bookmarkStart w:id="52" w:name="c2.-nicclusterpolicy-with-nv-ipam"/>
+    <w:bookmarkEnd w:id="53"/>
+    <w:bookmarkStart w:id="54" w:name="c2.-nicclusterpolicy-with-nv-ipam"/>
     <w:p>
       <w:pPr>
         <w:pStyle w:val="Heading3"/>
@@ -21785,8 +22936,8 @@
         <w:t xml:space="preserve">section). This deploys the nv-ipam IPAM daemon alongside MOFED.</w:t>
       </w:r>
     </w:p>
-    <w:bookmarkEnd w:id="52"/>
-    <w:bookmarkStart w:id="53" w:name="Xbf6e3b4ec43be6b08fba955b6c0f7539b6cb01e"/>
+    <w:bookmarkEnd w:id="54"/>
+    <w:bookmarkStart w:id="55" w:name="Xbf6e3b4ec43be6b08fba955b6c0f7539b6cb01e"/>
     <w:p>
       <w:pPr>
         <w:pStyle w:val="Heading3"/>
@@ -21817,8 +22968,8 @@
         <w:t xml:space="preserve">.</w:t>
       </w:r>
     </w:p>
-    <w:bookmarkEnd w:id="53"/>
-    <w:bookmarkStart w:id="54" w:name="c4.-create-cidrpools-one-per-rail"/>
+    <w:bookmarkEnd w:id="55"/>
+    <w:bookmarkStart w:id="56" w:name="c4.-create-cidrpools-one-per-rail"/>
     <w:p>
       <w:pPr>
         <w:pStyle w:val="Heading3"/>
@@ -23258,8 +24409,8 @@
         <w:t xml:space="preserve">supernet for cross-rail traffic</w:t>
       </w:r>
     </w:p>
-    <w:bookmarkEnd w:id="54"/>
-    <w:bookmarkStart w:id="55" w:name="X38ee4ee24500fd45d47640f351b9302118f2dd5"/>
+    <w:bookmarkEnd w:id="56"/>
+    <w:bookmarkStart w:id="57" w:name="X38ee4ee24500fd45d47640f351b9302118f2dd5"/>
     <w:p>
       <w:pPr>
         <w:pStyle w:val="Heading3"/>
@@ -23695,8 +24846,8 @@
         <w:t xml:space="preserve">, and annotations.</w:t>
       </w:r>
     </w:p>
-    <w:bookmarkEnd w:id="55"/>
-    <w:bookmarkStart w:id="56" w:name="c6.-verify"/>
+    <w:bookmarkEnd w:id="57"/>
+    <w:bookmarkStart w:id="58" w:name="c6.-verify"/>
     <w:p>
       <w:pPr>
         <w:pStyle w:val="Heading3"/>
@@ -24071,9 +25222,9 @@
         </w:pict>
       </w:r>
     </w:p>
-    <w:bookmarkEnd w:id="56"/>
-    <w:bookmarkEnd w:id="57"/>
-    <w:bookmarkStart w:id="66" w:name="part-3-storage-optional"/>
+    <w:bookmarkEnd w:id="58"/>
+    <w:bookmarkEnd w:id="59"/>
+    <w:bookmarkStart w:id="68" w:name="part-3-storage-optional"/>
     <w:p>
       <w:pPr>
         <w:pStyle w:val="Heading2"/>
@@ -24082,7 +25233,7 @@
         <w:t xml:space="preserve">Part 3: Storage (Optional)</w:t>
       </w:r>
     </w:p>
-    <w:bookmarkStart w:id="61" w:name="lvm-storage-lvms"/>
+    <w:bookmarkStart w:id="63" w:name="lvm-storage-lvms"/>
     <w:p>
       <w:pPr>
         <w:pStyle w:val="Heading3"/>
@@ -24099,7 +25250,7 @@
         <w:t xml:space="preserve">For clusters without a shared filesystem (no CephFS, no NFS), LVMS provides local NVMe-backed storage with dynamic provisioning. Each GPU node gets a volume group from its local NVMe drives.</w:t>
       </w:r>
     </w:p>
-    <w:bookmarkStart w:id="58" w:name="install-the-lvms-operator"/>
+    <w:bookmarkStart w:id="60" w:name="install-the-lvms-operator"/>
     <w:p>
       <w:pPr>
         <w:pStyle w:val="Heading4"/>
@@ -24641,8 +25792,8 @@
         <w:t xml:space="preserve"> Automatic</w:t>
       </w:r>
     </w:p>
-    <w:bookmarkEnd w:id="58"/>
-    <w:bookmarkStart w:id="59" w:name="create-lvmcluster"/>
+    <w:bookmarkEnd w:id="60"/>
+    <w:bookmarkStart w:id="61" w:name="create-lvmcluster"/>
     <w:p>
       <w:pPr>
         <w:pStyle w:val="Heading4"/>
@@ -25540,8 +26691,8 @@
         <w:t xml:space="preserve">— it causes issues when VGs are recreated. Thick provisioning is simpler and more reliable.</w:t>
       </w:r>
     </w:p>
-    <w:bookmarkEnd w:id="59"/>
-    <w:bookmarkStart w:id="60" w:name="verify-2"/>
+    <w:bookmarkEnd w:id="61"/>
+    <w:bookmarkStart w:id="62" w:name="verify-2"/>
     <w:p>
       <w:pPr>
         <w:pStyle w:val="Heading4"/>
@@ -25675,9 +26826,9 @@
         <w:t xml:space="preserve"># lvms-nfs    topolvm.io   Delete   WaitForFirstConsumer   true</w:t>
       </w:r>
     </w:p>
-    <w:bookmarkEnd w:id="60"/>
-    <w:bookmarkEnd w:id="61"/>
-    <w:bookmarkStart w:id="65" w:name="nfs-provisioner-per-node-rwx-storage"/>
+    <w:bookmarkEnd w:id="62"/>
+    <w:bookmarkEnd w:id="63"/>
+    <w:bookmarkStart w:id="67" w:name="nfs-provisioner-per-node-rwx-storage"/>
     <w:p>
       <w:pPr>
         <w:pStyle w:val="Heading3"/>
@@ -25694,7 +26845,7 @@
         <w:t xml:space="preserve">The NFS Provisioner Operator creates per-node NFS servers backed by LVM volumes. This gives each node a ReadWriteMany storage class — useful for shared model caches where multiple pods on the same node need simultaneous access.</w:t>
       </w:r>
     </w:p>
-    <w:bookmarkStart w:id="62" w:name="install-the-nfs-provisioner-operator"/>
+    <w:bookmarkStart w:id="64" w:name="install-the-nfs-provisioner-operator"/>
     <w:p>
       <w:pPr>
         <w:pStyle w:val="Heading4"/>
@@ -25755,8 +26906,8 @@
         <w:t xml:space="preserve">(community-operators, alpha channel).</w:t>
       </w:r>
     </w:p>
-    <w:bookmarkEnd w:id="62"/>
-    <w:bookmarkStart w:id="63" w:name="create-nfsprovisioner-per-node"/>
+    <w:bookmarkEnd w:id="64"/>
+    <w:bookmarkStart w:id="65" w:name="create-nfsprovisioner-per-node"/>
     <w:p>
       <w:pPr>
         <w:pStyle w:val="Heading4"/>
@@ -26104,8 +27255,8 @@
         <w:t xml:space="preserve">.</w:t>
       </w:r>
     </w:p>
-    <w:bookmarkEnd w:id="63"/>
-    <w:bookmarkStart w:id="64" w:name="verify-3"/>
+    <w:bookmarkEnd w:id="65"/>
+    <w:bookmarkStart w:id="66" w:name="verify-3"/>
     <w:p>
       <w:pPr>
         <w:pStyle w:val="Heading4"/>
@@ -26234,10 +27385,10 @@
         </w:pict>
       </w:r>
     </w:p>
-    <w:bookmarkEnd w:id="64"/>
-    <w:bookmarkEnd w:id="65"/>
     <w:bookmarkEnd w:id="66"/>
-    <w:bookmarkStart w:id="67" w:name="verification-checklist"/>
+    <w:bookmarkEnd w:id="67"/>
+    <w:bookmarkEnd w:id="68"/>
+    <w:bookmarkStart w:id="69" w:name="verification-checklist"/>
     <w:p>
       <w:pPr>
         <w:pStyle w:val="Heading2"/>
@@ -26861,8 +28012,8 @@
         </w:pict>
       </w:r>
     </w:p>
-    <w:bookmarkEnd w:id="67"/>
-    <w:bookmarkStart w:id="68" w:name="component-versions-tested"/>
+    <w:bookmarkEnd w:id="69"/>
+    <w:bookmarkStart w:id="70" w:name="component-versions-tested"/>
     <w:p>
       <w:pPr>
         <w:pStyle w:val="Heading2"/>
@@ -27251,8 +28402,8 @@
         </w:tc>
       </w:tr>
     </w:tbl>
-    <w:bookmarkEnd w:id="68"/>
-    <w:bookmarkEnd w:id="69"/>
+    <w:bookmarkEnd w:id="70"/>
+    <w:bookmarkEnd w:id="71"/>
     <w:sectPr>
       <w:footnotePr>
         <w:numRestart w:val="eachSect"/>

--- a/docs/openshift-gpu-rdma-setup.docx
+++ b/docs/openshift-gpu-rdma-setup.docx
@@ -28030,8 +28030,9 @@
         <w:tblLook w:firstRow="1" w:lastRow="0" w:firstColumn="0" w:lastColumn="0" w:noHBand="0" w:noVBand="0" w:val="0020"/>
       </w:tblPr>
       <w:tblGrid>
-        <w:gridCol w:w="4356"/>
-        <w:gridCol w:w="3564"/>
+        <w:gridCol w:w="3226"/>
+        <w:gridCol w:w="2640"/>
+        <w:gridCol w:w="2053"/>
       </w:tblGrid>
       <w:tr>
         <w:trPr>
@@ -28059,6 +28060,17 @@
             </w:r>
           </w:p>
         </w:tc>
+        <w:tc>
+          <w:tcPr/>
+          <w:p>
+            <w:pPr>
+              <w:pStyle w:val="Compact"/>
+            </w:pPr>
+            <w:r>
+              <w:t xml:space="preserve">Notes</w:t>
+            </w:r>
+          </w:p>
+        </w:tc>
       </w:tr>
       <w:tr>
         <w:tc>
@@ -28083,8 +28095,6 @@
             </w:r>
           </w:p>
         </w:tc>
-      </w:tr>
-      <w:tr>
         <w:tc>
           <w:tcPr/>
           <w:p>
@@ -28092,18 +28102,7 @@
               <w:pStyle w:val="Compact"/>
             </w:pPr>
             <w:r>
-              <w:t xml:space="preserve">Kubernetes</w:t>
-            </w:r>
-          </w:p>
-        </w:tc>
-        <w:tc>
-          <w:tcPr/>
-          <w:p>
-            <w:pPr>
-              <w:pStyle w:val="Compact"/>
-            </w:pPr>
-            <w:r>
-              <w:t xml:space="preserve">1.34.8</w:t>
+              <w:t xml:space="preserve">Kubernetes 1.34.8</w:t>
             </w:r>
           </w:p>
         </w:tc>
@@ -28131,6 +28130,14 @@
             </w:r>
           </w:p>
         </w:tc>
+        <w:tc>
+          <w:tcPr/>
+          <w:p>
+            <w:pPr>
+              <w:pStyle w:val="Compact"/>
+            </w:pPr>
+          </w:p>
+        </w:tc>
       </w:tr>
       <w:tr>
         <w:tc>
@@ -28155,8 +28162,6 @@
             </w:r>
           </w:p>
         </w:tc>
-      </w:tr>
-      <w:tr>
         <w:tc>
           <w:tcPr/>
           <w:p>
@@ -28164,18 +28169,7 @@
               <w:pStyle w:val="Compact"/>
             </w:pPr>
             <w:r>
-              <w:t xml:space="preserve">DOCA/MOFED Driver</w:t>
-            </w:r>
-          </w:p>
-        </w:tc>
-        <w:tc>
-          <w:tcPr/>
-          <w:p>
-            <w:pPr>
-              <w:pStyle w:val="Compact"/>
-            </w:pPr>
-            <w:r>
-              <w:t xml:space="preserve">doca3.3.0-26.01-1.0.0.0-0</w:t>
+              <w:t xml:space="preserve">DOCA/MOFED doca3.3.0-26.01-1.0.0.0-0</w:t>
             </w:r>
           </w:p>
         </w:tc>
@@ -28203,8 +28197,6 @@
             </w:r>
           </w:p>
         </w:tc>
-      </w:tr>
-      <w:tr>
         <w:tc>
           <w:tcPr/>
           <w:p>
@@ -28212,18 +28204,7 @@
               <w:pStyle w:val="Compact"/>
             </w:pPr>
             <w:r>
-              <w:t xml:space="preserve">CUDA Driver</w:t>
-            </w:r>
-          </w:p>
-        </w:tc>
-        <w:tc>
-          <w:tcPr/>
-          <w:p>
-            <w:pPr>
-              <w:pStyle w:val="Compact"/>
-            </w:pPr>
-            <w:r>
-              <w:t xml:space="preserve">580.105</w:t>
+              <w:t xml:space="preserve">CUDA Driver 580.105, gdrcopy enabled</w:t>
             </w:r>
           </w:p>
         </w:tc>
@@ -28251,6 +28232,14 @@
             </w:r>
           </w:p>
         </w:tc>
+        <w:tc>
+          <w:tcPr/>
+          <w:p>
+            <w:pPr>
+              <w:pStyle w:val="Compact"/>
+            </w:pPr>
+          </w:p>
+        </w:tc>
       </w:tr>
       <w:tr>
         <w:tc>
@@ -28275,6 +28264,14 @@
             </w:r>
           </w:p>
         </w:tc>
+        <w:tc>
+          <w:tcPr/>
+          <w:p>
+            <w:pPr>
+              <w:pStyle w:val="Compact"/>
+            </w:pPr>
+          </w:p>
+        </w:tc>
       </w:tr>
       <w:tr>
         <w:tc>
@@ -28285,6 +28282,17 @@
             </w:pPr>
             <w:r>
               <w:t xml:space="preserve">DRA GPU-NIC Admission Webhook</w:t>
+            </w:r>
+          </w:p>
+        </w:tc>
+        <w:tc>
+          <w:tcPr/>
+          <w:p>
+            <w:pPr>
+              <w:pStyle w:val="Compact"/>
+            </w:pPr>
+            <w:r>
+              <w:t xml:space="preserve">latest</w:t>
             </w:r>
           </w:p>
         </w:tc>
@@ -28313,6 +28321,80 @@
               <w:pStyle w:val="Compact"/>
             </w:pPr>
             <w:r>
+              <w:t xml:space="preserve">Gateway / Istio</w:t>
+            </w:r>
+          </w:p>
+        </w:tc>
+        <w:tc>
+          <w:tcPr/>
+          <w:p>
+            <w:pPr>
+              <w:pStyle w:val="Compact"/>
+            </w:pPr>
+            <w:r>
+              <w:t xml:space="preserve">OpenShift Service Mesh 3.3.4</w:t>
+            </w:r>
+          </w:p>
+        </w:tc>
+        <w:tc>
+          <w:tcPr/>
+          <w:p>
+            <w:pPr>
+              <w:pStyle w:val="Compact"/>
+            </w:pPr>
+            <w:r>
+              <w:t xml:space="preserve">Uses</w:t>
+            </w:r>
+            <w:r>
+              <w:t xml:space="preserve"> </w:t>
+            </w:r>
+            <w:r>
+              <w:rPr>
+                <w:rStyle w:val="VerbatimChar"/>
+              </w:rPr>
+              <w:t xml:space="preserve">data-science-gateway-class</w:t>
+            </w:r>
+            <w:r>
+              <w:t xml:space="preserve"> </w:t>
+            </w:r>
+            <w:r>
+              <w:t xml:space="preserve">(OpenShift) or</w:t>
+            </w:r>
+            <w:r>
+              <w:t xml:space="preserve"> </w:t>
+            </w:r>
+            <w:r>
+              <w:rPr>
+                <w:rStyle w:val="VerbatimChar"/>
+              </w:rPr>
+              <w:t xml:space="preserve">istio</w:t>
+            </w:r>
+            <w:r>
+              <w:t xml:space="preserve"> </w:t>
+            </w:r>
+            <w:r>
+              <w:t xml:space="preserve">(upstream). llm-d upstream ships Istio 1.28.x with</w:t>
+            </w:r>
+            <w:r>
+              <w:t xml:space="preserve"> </w:t>
+            </w:r>
+            <w:r>
+              <w:rPr>
+                <w:rStyle w:val="VerbatimChar"/>
+              </w:rPr>
+              <w:t xml:space="preserve">ENABLE_GATEWAY_API_INFERENCE_EXTENSION=true</w:t>
+            </w:r>
+          </w:p>
+        </w:tc>
+      </w:tr>
+      <w:tr>
+        <w:tc>
+          <w:tcPr/>
+          <w:p>
+            <w:pPr>
+              <w:pStyle w:val="Compact"/>
+            </w:pPr>
+            <w:r>
               <w:t xml:space="preserve">SR-IOV Network Operator</w:t>
             </w:r>
           </w:p>
@@ -28326,6 +28408,14 @@
             <w:r>
               <w:t xml:space="preserve">4.21.0</w:t>
             </w:r>
+          </w:p>
+        </w:tc>
+        <w:tc>
+          <w:tcPr/>
+          <w:p>
+            <w:pPr>
+              <w:pStyle w:val="Compact"/>
+            </w:pPr>
           </w:p>
         </w:tc>
       </w:tr>
@@ -28348,7 +28438,30 @@
               <w:pStyle w:val="Compact"/>
             </w:pPr>
             <w:r>
-              <w:t xml:space="preserve">0.8.0 (upstream, installed via Helm)</w:t>
+              <w:t xml:space="preserve">0.8.0</w:t>
+            </w:r>
+          </w:p>
+        </w:tc>
+        <w:tc>
+          <w:tcPr/>
+          <w:p>
+            <w:pPr>
+              <w:pStyle w:val="Compact"/>
+            </w:pPr>
+            <w:r>
+              <w:t xml:space="preserve">Upstream, installed via Helm (Red Hat build v1.0.0 lacks</w:t>
+            </w:r>
+            <w:r>
+              <w:t xml:space="preserve"> </w:t>
+            </w:r>
+            <w:r>
+              <w:rPr>
+                <w:rStyle w:val="VerbatimChar"/>
+              </w:rPr>
+              <w:t xml:space="preserve">volumeClaimTemplates</w:t>
+            </w:r>
+            <w:r>
+              <w:t xml:space="preserve">)</w:t>
             </w:r>
           </w:p>
         </w:tc>
@@ -28376,6 +28489,14 @@
             </w:r>
           </w:p>
         </w:tc>
+        <w:tc>
+          <w:tcPr/>
+          <w:p>
+            <w:pPr>
+              <w:pStyle w:val="Compact"/>
+            </w:pPr>
+          </w:p>
+        </w:tc>
       </w:tr>
       <w:tr>
         <w:tc>
@@ -28398,6 +28519,14 @@
             <w:r>
               <w:t xml:space="preserve">0.0.9</w:t>
             </w:r>
+          </w:p>
+        </w:tc>
+        <w:tc>
+          <w:tcPr/>
+          <w:p>
+            <w:pPr>
+              <w:pStyle w:val="Compact"/>
+            </w:pPr>
           </w:p>
         </w:tc>
       </w:tr>
